--- a/Evaluations/InferenceEvaluations/EdgeEvaluation/Inference_Comparison.docx
+++ b/Evaluations/InferenceEvaluations/EdgeEvaluation/Inference_Comparison.docx
@@ -5889,11 +5889,10 @@
             </w:pPr>
             <w:r>
               <w:rPr>
-                <w:rFonts w:eastAsia="Arial"/>
-                <w:sz w:val="14"/>
-                <w:szCs w:val="14"/>
-              </w:rPr>
-              <w:t>N/A</w:t>
+                <w:sz w:val="14"/>
+                <w:szCs w:val="14"/>
+              </w:rPr>
+              <w:t>0.03 ± 0.00</w:t>
             </w:r>
           </w:p>
         </w:tc>
@@ -5923,7 +5922,7 @@
                 <w:sz w:val="14"/>
                 <w:szCs w:val="14"/>
               </w:rPr>
-              <w:t>N/A</w:t>
+              <w:t>74.03 ± 0.59</w:t>
             </w:r>
           </w:p>
         </w:tc>
@@ -5953,7 +5952,7 @@
                 <w:sz w:val="14"/>
                 <w:szCs w:val="14"/>
               </w:rPr>
-              <w:t>N/A</w:t>
+              <w:t>2.04 ± 0.02</w:t>
             </w:r>
           </w:p>
         </w:tc>
@@ -5985,7 +5984,7 @@
                 <w:sz w:val="14"/>
                 <w:szCs w:val="14"/>
               </w:rPr>
-              <w:t>N/A</w:t>
+              <w:t>2.04 ± 0.02</w:t>
             </w:r>
           </w:p>
         </w:tc>
@@ -6015,7 +6014,7 @@
                 <w:sz w:val="14"/>
                 <w:szCs w:val="14"/>
               </w:rPr>
-              <w:t>N/A</w:t>
+              <w:t>73.37 ± 0.59</w:t>
             </w:r>
           </w:p>
         </w:tc>
@@ -6493,11 +6492,10 @@
             </w:pPr>
             <w:r>
               <w:rPr>
-                <w:rFonts w:eastAsia="Arial"/>
-                <w:sz w:val="14"/>
-                <w:szCs w:val="14"/>
-              </w:rPr>
-              <w:t>N/A</w:t>
+                <w:sz w:val="14"/>
+                <w:szCs w:val="14"/>
+              </w:rPr>
+              <w:t>0.03 ± 0.00</w:t>
             </w:r>
           </w:p>
         </w:tc>
@@ -6527,7 +6525,7 @@
                 <w:sz w:val="14"/>
                 <w:szCs w:val="14"/>
               </w:rPr>
-              <w:t>N/A</w:t>
+              <w:t>74.15 ± 0.06</w:t>
             </w:r>
           </w:p>
         </w:tc>
@@ -6557,7 +6555,7 @@
                 <w:sz w:val="14"/>
                 <w:szCs w:val="14"/>
               </w:rPr>
-              <w:t>N/A</w:t>
+              <w:t>2.04 ± 0.00</w:t>
             </w:r>
           </w:p>
         </w:tc>
@@ -6588,7 +6586,7 @@
                 <w:sz w:val="14"/>
                 <w:szCs w:val="14"/>
               </w:rPr>
-              <w:t>N/A</w:t>
+              <w:t>2.04 ± 0.00</w:t>
             </w:r>
           </w:p>
         </w:tc>
@@ -6618,7 +6616,7 @@
                 <w:sz w:val="14"/>
                 <w:szCs w:val="14"/>
               </w:rPr>
-              <w:t>N/A</w:t>
+              <w:t>73.49 ± 0.07</w:t>
             </w:r>
           </w:p>
         </w:tc>
@@ -7318,11 +7316,10 @@
             </w:pPr>
             <w:r>
               <w:rPr>
-                <w:rFonts w:eastAsia="Arial"/>
-                <w:sz w:val="14"/>
-                <w:szCs w:val="14"/>
-              </w:rPr>
-              <w:t>N/A</w:t>
+                <w:sz w:val="14"/>
+                <w:szCs w:val="14"/>
+              </w:rPr>
+              <w:t>0.03 ± 0.00</w:t>
             </w:r>
           </w:p>
         </w:tc>
@@ -7352,7 +7349,7 @@
                 <w:sz w:val="14"/>
                 <w:szCs w:val="14"/>
               </w:rPr>
-              <w:t>N/A</w:t>
+              <w:t>72.70 ± 0.42</w:t>
             </w:r>
           </w:p>
         </w:tc>
@@ -7382,7 +7379,7 @@
                 <w:sz w:val="14"/>
                 <w:szCs w:val="14"/>
               </w:rPr>
-              <w:t>N/A</w:t>
+              <w:t>2.08 ± 0.01</w:t>
             </w:r>
           </w:p>
         </w:tc>
@@ -7413,7 +7410,7 @@
                 <w:sz w:val="14"/>
                 <w:szCs w:val="14"/>
               </w:rPr>
-              <w:t>N/A</w:t>
+              <w:t>2.08 ± 0.01</w:t>
             </w:r>
           </w:p>
         </w:tc>
@@ -7443,7 +7440,7 @@
                 <w:sz w:val="14"/>
                 <w:szCs w:val="14"/>
               </w:rPr>
-              <w:t>N/A</w:t>
+              <w:t>72.05 ± 0.41</w:t>
             </w:r>
           </w:p>
         </w:tc>
@@ -7922,11 +7919,10 @@
             </w:pPr>
             <w:r>
               <w:rPr>
-                <w:rFonts w:eastAsia="Arial"/>
-                <w:sz w:val="14"/>
-                <w:szCs w:val="14"/>
-              </w:rPr>
-              <w:t>N/A</w:t>
+                <w:sz w:val="14"/>
+                <w:szCs w:val="14"/>
+              </w:rPr>
+              <w:t>0.03 ± 0.00</w:t>
             </w:r>
           </w:p>
         </w:tc>
@@ -7956,7 +7952,7 @@
                 <w:sz w:val="14"/>
                 <w:szCs w:val="14"/>
               </w:rPr>
-              <w:t>N/A</w:t>
+              <w:t>72.56 ± 0.07</w:t>
             </w:r>
           </w:p>
         </w:tc>
@@ -7986,7 +7982,7 @@
                 <w:sz w:val="14"/>
                 <w:szCs w:val="14"/>
               </w:rPr>
-              <w:t>N/A</w:t>
+              <w:t>2.09 ± 0.00</w:t>
             </w:r>
           </w:p>
         </w:tc>
@@ -8017,7 +8013,7 @@
                 <w:sz w:val="14"/>
                 <w:szCs w:val="14"/>
               </w:rPr>
-              <w:t>N/A</w:t>
+              <w:t>2.09 ± 0.00</w:t>
             </w:r>
           </w:p>
         </w:tc>
@@ -8047,7 +8043,7 @@
                 <w:sz w:val="14"/>
                 <w:szCs w:val="14"/>
               </w:rPr>
-              <w:t>N/A</w:t>
+              <w:t>71.92 ± 0.08</w:t>
             </w:r>
           </w:p>
         </w:tc>
@@ -8526,11 +8522,10 @@
             </w:pPr>
             <w:r>
               <w:rPr>
-                <w:rFonts w:eastAsia="Arial"/>
-                <w:sz w:val="14"/>
-                <w:szCs w:val="14"/>
-              </w:rPr>
-              <w:t>N/A</w:t>
+                <w:sz w:val="14"/>
+                <w:szCs w:val="14"/>
+              </w:rPr>
+              <w:t>0.03 ± 0.00</w:t>
             </w:r>
           </w:p>
         </w:tc>
@@ -8560,7 +8555,7 @@
                 <w:sz w:val="14"/>
                 <w:szCs w:val="14"/>
               </w:rPr>
-              <w:t>N/A</w:t>
+              <w:t>72.65 ± 0.12</w:t>
             </w:r>
           </w:p>
         </w:tc>
@@ -8590,7 +8585,7 @@
                 <w:sz w:val="14"/>
                 <w:szCs w:val="14"/>
               </w:rPr>
-              <w:t>N/A</w:t>
+              <w:t>2.08 ± 0.00</w:t>
             </w:r>
           </w:p>
         </w:tc>
@@ -8621,7 +8616,7 @@
                 <w:sz w:val="14"/>
                 <w:szCs w:val="14"/>
               </w:rPr>
-              <w:t>N/A</w:t>
+              <w:t>2.08 ± 0.00</w:t>
             </w:r>
           </w:p>
         </w:tc>
@@ -8651,7 +8646,7 @@
                 <w:sz w:val="14"/>
                 <w:szCs w:val="14"/>
               </w:rPr>
-              <w:t>N/A</w:t>
+              <w:t>72.02 ± 0.12</w:t>
             </w:r>
           </w:p>
         </w:tc>
@@ -9138,11 +9133,10 @@
             </w:pPr>
             <w:r>
               <w:rPr>
-                <w:rFonts w:eastAsia="Arial"/>
-                <w:sz w:val="14"/>
-                <w:szCs w:val="14"/>
-              </w:rPr>
-              <w:t>N/A</w:t>
+                <w:sz w:val="14"/>
+                <w:szCs w:val="14"/>
+              </w:rPr>
+              <w:t>0.03 ± 0.00</w:t>
             </w:r>
           </w:p>
         </w:tc>
@@ -9172,7 +9166,7 @@
                 <w:sz w:val="14"/>
                 <w:szCs w:val="14"/>
               </w:rPr>
-              <w:t>N/A</w:t>
+              <w:t>77.05 ± 0.10</w:t>
             </w:r>
           </w:p>
         </w:tc>
@@ -9202,7 +9196,7 @@
                 <w:sz w:val="14"/>
                 <w:szCs w:val="14"/>
               </w:rPr>
-              <w:t>N/A</w:t>
+              <w:t>1.96 ± 0.00</w:t>
             </w:r>
           </w:p>
         </w:tc>
@@ -9233,7 +9227,7 @@
                 <w:sz w:val="14"/>
                 <w:szCs w:val="14"/>
               </w:rPr>
-              <w:t>N/A</w:t>
+              <w:t>1.96 ± 0.00</w:t>
             </w:r>
           </w:p>
         </w:tc>
@@ -9263,7 +9257,7 @@
                 <w:sz w:val="14"/>
                 <w:szCs w:val="14"/>
               </w:rPr>
-              <w:t>N/A</w:t>
+              <w:t>76.37 ± 0.10</w:t>
             </w:r>
           </w:p>
         </w:tc>
@@ -9746,7 +9740,7 @@
                 <w:sz w:val="14"/>
                 <w:szCs w:val="14"/>
               </w:rPr>
-              <w:t>N/A</w:t>
+              <w:t>0.03 ± 0.00</w:t>
             </w:r>
           </w:p>
         </w:tc>
@@ -9776,7 +9770,7 @@
                 <w:sz w:val="14"/>
                 <w:szCs w:val="14"/>
               </w:rPr>
-              <w:t>N/A</w:t>
+              <w:t>77.04 ± 0.15</w:t>
             </w:r>
           </w:p>
         </w:tc>
@@ -9806,7 +9800,7 @@
                 <w:sz w:val="14"/>
                 <w:szCs w:val="14"/>
               </w:rPr>
-              <w:t>N/A</w:t>
+              <w:t>1.96 ± 0.00</w:t>
             </w:r>
           </w:p>
         </w:tc>
@@ -9837,7 +9831,7 @@
                 <w:sz w:val="14"/>
                 <w:szCs w:val="14"/>
               </w:rPr>
-              <w:t>N/A</w:t>
+              <w:t>1.96 ± 0.00</w:t>
             </w:r>
           </w:p>
         </w:tc>
@@ -9867,7 +9861,7 @@
                 <w:sz w:val="14"/>
                 <w:szCs w:val="14"/>
               </w:rPr>
-              <w:t>N/A</w:t>
+              <w:t>76.37 ± 0.15</w:t>
             </w:r>
           </w:p>
         </w:tc>
@@ -10346,11 +10340,10 @@
             </w:pPr>
             <w:r>
               <w:rPr>
-                <w:rFonts w:eastAsia="Arial"/>
-                <w:sz w:val="14"/>
-                <w:szCs w:val="14"/>
-              </w:rPr>
-              <w:t>N/A</w:t>
+                <w:sz w:val="14"/>
+                <w:szCs w:val="14"/>
+              </w:rPr>
+              <w:t>0.03 ± 0.00</w:t>
             </w:r>
           </w:p>
         </w:tc>
@@ -10380,7 +10373,7 @@
                 <w:sz w:val="14"/>
                 <w:szCs w:val="14"/>
               </w:rPr>
-              <w:t>N/A</w:t>
+              <w:t>77.51 ± 1.42</w:t>
             </w:r>
           </w:p>
         </w:tc>
@@ -10410,7 +10403,7 @@
                 <w:sz w:val="14"/>
                 <w:szCs w:val="14"/>
               </w:rPr>
-              <w:t>N/A</w:t>
+              <w:t>1.95 ± 0.03</w:t>
             </w:r>
           </w:p>
         </w:tc>
@@ -10441,7 +10434,7 @@
                 <w:sz w:val="14"/>
                 <w:szCs w:val="14"/>
               </w:rPr>
-              <w:t>N/A</w:t>
+              <w:t>1.95 ± 0.03</w:t>
             </w:r>
           </w:p>
         </w:tc>
@@ -10471,7 +10464,7 @@
                 <w:sz w:val="14"/>
                 <w:szCs w:val="14"/>
               </w:rPr>
-              <w:t>N/A</w:t>
+              <w:t>76.85 ± 1.40</w:t>
             </w:r>
           </w:p>
         </w:tc>
@@ -10968,11 +10961,10 @@
             </w:pPr>
             <w:r>
               <w:rPr>
-                <w:rFonts w:eastAsia="Arial"/>
-                <w:sz w:val="14"/>
-                <w:szCs w:val="14"/>
-              </w:rPr>
-              <w:t>N/A</w:t>
+                <w:sz w:val="14"/>
+                <w:szCs w:val="14"/>
+              </w:rPr>
+              <w:t>0.03 ± 0.00</w:t>
             </w:r>
           </w:p>
         </w:tc>
@@ -11002,7 +10994,7 @@
                 <w:sz w:val="14"/>
                 <w:szCs w:val="14"/>
               </w:rPr>
-              <w:t>N/A</w:t>
+              <w:t>74.21 ± 0.46</w:t>
             </w:r>
           </w:p>
         </w:tc>
@@ -11032,7 +11024,7 @@
                 <w:sz w:val="14"/>
                 <w:szCs w:val="14"/>
               </w:rPr>
-              <w:t>N/A</w:t>
+              <w:t>2.04 ± 0.01</w:t>
             </w:r>
           </w:p>
         </w:tc>
@@ -11063,7 +11055,7 @@
                 <w:sz w:val="14"/>
                 <w:szCs w:val="14"/>
               </w:rPr>
-              <w:t>N/A</w:t>
+              <w:t>2.04 ± 0.01</w:t>
             </w:r>
           </w:p>
         </w:tc>
@@ -11093,7 +11085,7 @@
                 <w:sz w:val="14"/>
                 <w:szCs w:val="14"/>
               </w:rPr>
-              <w:t>N/A</w:t>
+              <w:t>73.55 ± 0.45</w:t>
             </w:r>
           </w:p>
         </w:tc>
@@ -11572,11 +11564,10 @@
             </w:pPr>
             <w:r>
               <w:rPr>
-                <w:rFonts w:eastAsia="Arial"/>
-                <w:sz w:val="14"/>
-                <w:szCs w:val="14"/>
-              </w:rPr>
-              <w:t>N/A</w:t>
+                <w:sz w:val="14"/>
+                <w:szCs w:val="14"/>
+              </w:rPr>
+              <w:t>0.03 ± 0.00</w:t>
             </w:r>
           </w:p>
         </w:tc>
@@ -11606,7 +11597,7 @@
                 <w:sz w:val="14"/>
                 <w:szCs w:val="14"/>
               </w:rPr>
-              <w:t>N/A</w:t>
+              <w:t>74.15 ± 0.64</w:t>
             </w:r>
           </w:p>
         </w:tc>
@@ -11638,7 +11629,7 @@
                 <w:sz w:val="14"/>
                 <w:szCs w:val="14"/>
               </w:rPr>
-              <w:t>N/A</w:t>
+              <w:t>2.04 ± 0.02</w:t>
             </w:r>
           </w:p>
         </w:tc>
@@ -11669,7 +11660,7 @@
                 <w:sz w:val="14"/>
                 <w:szCs w:val="14"/>
               </w:rPr>
-              <w:t>N/A</w:t>
+              <w:t>2.04 ± 0.02</w:t>
             </w:r>
           </w:p>
         </w:tc>
@@ -11699,7 +11690,7 @@
                 <w:sz w:val="14"/>
                 <w:szCs w:val="14"/>
               </w:rPr>
-              <w:t>N/A</w:t>
+              <w:t>73.49 ± 0.63</w:t>
             </w:r>
           </w:p>
         </w:tc>
@@ -12178,11 +12169,10 @@
             </w:pPr>
             <w:r>
               <w:rPr>
-                <w:rFonts w:eastAsia="Arial"/>
-                <w:sz w:val="14"/>
-                <w:szCs w:val="14"/>
-              </w:rPr>
-              <w:t>N/A</w:t>
+                <w:sz w:val="14"/>
+                <w:szCs w:val="14"/>
+              </w:rPr>
+              <w:t>0.03 ± 0.00</w:t>
             </w:r>
           </w:p>
         </w:tc>
@@ -12212,7 +12202,7 @@
                 <w:sz w:val="14"/>
                 <w:szCs w:val="14"/>
               </w:rPr>
-              <w:t>N/A</w:t>
+              <w:t>74.34 ± 0.49</w:t>
             </w:r>
           </w:p>
         </w:tc>
@@ -12242,7 +12232,7 @@
                 <w:sz w:val="14"/>
                 <w:szCs w:val="14"/>
               </w:rPr>
-              <w:t>N/A</w:t>
+              <w:t>2.04 ± 0.01</w:t>
             </w:r>
           </w:p>
         </w:tc>
@@ -12273,7 +12263,7 @@
                 <w:sz w:val="14"/>
                 <w:szCs w:val="14"/>
               </w:rPr>
-              <w:t>N/A</w:t>
+              <w:t>2.04 ± 0.01</w:t>
             </w:r>
           </w:p>
         </w:tc>
@@ -12303,7 +12293,7 @@
                 <w:sz w:val="14"/>
                 <w:szCs w:val="14"/>
               </w:rPr>
-              <w:t>N/A</w:t>
+              <w:t>73.70 ± 0.49</w:t>
             </w:r>
           </w:p>
         </w:tc>
@@ -12800,11 +12790,10 @@
             </w:pPr>
             <w:r>
               <w:rPr>
-                <w:rFonts w:eastAsia="Arial"/>
-                <w:sz w:val="14"/>
-                <w:szCs w:val="14"/>
-              </w:rPr>
-              <w:t>N/A</w:t>
+                <w:sz w:val="14"/>
+                <w:szCs w:val="14"/>
+              </w:rPr>
+              <w:t>0.03 ± 0.00</w:t>
             </w:r>
           </w:p>
         </w:tc>
@@ -12834,7 +12823,7 @@
                 <w:sz w:val="14"/>
                 <w:szCs w:val="14"/>
               </w:rPr>
-              <w:t>N/A</w:t>
+              <w:t>76.48 ± 0.25</w:t>
             </w:r>
           </w:p>
         </w:tc>
@@ -12864,7 +12853,7 @@
                 <w:sz w:val="14"/>
                 <w:szCs w:val="14"/>
               </w:rPr>
-              <w:t>N/A</w:t>
+              <w:t>1.98 ± 0.01</w:t>
             </w:r>
           </w:p>
         </w:tc>
@@ -12895,7 +12884,7 @@
                 <w:sz w:val="14"/>
                 <w:szCs w:val="14"/>
               </w:rPr>
-              <w:t>N/A</w:t>
+              <w:t>1.98 ± 0.01</w:t>
             </w:r>
           </w:p>
         </w:tc>
@@ -12925,7 +12914,7 @@
                 <w:sz w:val="14"/>
                 <w:szCs w:val="14"/>
               </w:rPr>
-              <w:t>N/A</w:t>
+              <w:t>75.79 ± 0.25</w:t>
             </w:r>
           </w:p>
         </w:tc>
@@ -13404,11 +13393,10 @@
             </w:pPr>
             <w:r>
               <w:rPr>
-                <w:rFonts w:eastAsia="Arial"/>
-                <w:sz w:val="14"/>
-                <w:szCs w:val="14"/>
-              </w:rPr>
-              <w:t>N/A</w:t>
+                <w:sz w:val="14"/>
+                <w:szCs w:val="14"/>
+              </w:rPr>
+              <w:t>0.03 ± 0.00</w:t>
             </w:r>
           </w:p>
         </w:tc>
@@ -13438,7 +13426,7 @@
                 <w:sz w:val="14"/>
                 <w:szCs w:val="14"/>
               </w:rPr>
-              <w:t>N/A</w:t>
+              <w:t>76.52 ± 0.16</w:t>
             </w:r>
           </w:p>
         </w:tc>
@@ -13468,7 +13456,7 @@
                 <w:sz w:val="14"/>
                 <w:szCs w:val="14"/>
               </w:rPr>
-              <w:t>N/A</w:t>
+              <w:t>1.98 ± 0.00</w:t>
             </w:r>
           </w:p>
         </w:tc>
@@ -13499,7 +13487,7 @@
                 <w:sz w:val="14"/>
                 <w:szCs w:val="14"/>
               </w:rPr>
-              <w:t>N/A</w:t>
+              <w:t>1.98 ± 0.00</w:t>
             </w:r>
           </w:p>
         </w:tc>
@@ -13529,7 +13517,7 @@
                 <w:sz w:val="14"/>
                 <w:szCs w:val="14"/>
               </w:rPr>
-              <w:t>N/A</w:t>
+              <w:t>75.84 ± 0.16</w:t>
             </w:r>
           </w:p>
         </w:tc>
@@ -14008,11 +13996,10 @@
             </w:pPr>
             <w:r>
               <w:rPr>
-                <w:rFonts w:eastAsia="Arial"/>
-                <w:sz w:val="14"/>
-                <w:szCs w:val="14"/>
-              </w:rPr>
-              <w:t>N/A</w:t>
+                <w:sz w:val="14"/>
+                <w:szCs w:val="14"/>
+              </w:rPr>
+              <w:t>0.03 ± 0.00</w:t>
             </w:r>
           </w:p>
         </w:tc>
@@ -14042,7 +14029,7 @@
                 <w:sz w:val="14"/>
                 <w:szCs w:val="14"/>
               </w:rPr>
-              <w:t>N/A</w:t>
+              <w:t>77.20 ± 1.11</w:t>
             </w:r>
           </w:p>
         </w:tc>
@@ -14072,7 +14059,7 @@
                 <w:sz w:val="14"/>
                 <w:szCs w:val="14"/>
               </w:rPr>
-              <w:t>N/A</w:t>
+              <w:t>1.96 ± 0.03</w:t>
             </w:r>
           </w:p>
         </w:tc>
@@ -14103,7 +14090,7 @@
                 <w:sz w:val="14"/>
                 <w:szCs w:val="14"/>
               </w:rPr>
-              <w:t>N/A</w:t>
+              <w:t>1.96 ± 0.03</w:t>
             </w:r>
           </w:p>
         </w:tc>
@@ -14133,7 +14120,7 @@
                 <w:sz w:val="14"/>
                 <w:szCs w:val="14"/>
               </w:rPr>
-              <w:t>N/A</w:t>
+              <w:t>76.51 ± 1.09</w:t>
             </w:r>
           </w:p>
         </w:tc>

--- a/Evaluations/InferenceEvaluations/EdgeEvaluation/Inference_Comparison.docx
+++ b/Evaluations/InferenceEvaluations/EdgeEvaluation/Inference_Comparison.docx
@@ -1,6 +1,6 @@
 
 <file path=word/document.xml><?xml version="1.0" encoding="utf-8"?>
-<w:document xmlns:wpc="http://schemas.microsoft.com/office/word/2010/wordprocessingCanvas" xmlns:cx="http://schemas.microsoft.com/office/drawing/2014/chartex" xmlns:cx1="http://schemas.microsoft.com/office/drawing/2015/9/8/chartex" xmlns:cx2="http://schemas.microsoft.com/office/drawing/2015/10/21/chartex" xmlns:cx3="http://schemas.microsoft.com/office/drawing/2016/5/9/chartex" xmlns:cx4="http://schemas.microsoft.com/office/drawing/2016/5/10/chartex" xmlns:cx5="http://schemas.microsoft.com/office/drawing/2016/5/11/chartex" xmlns:cx6="http://schemas.microsoft.com/office/drawing/2016/5/12/chartex" xmlns:cx7="http://schemas.microsoft.com/office/drawing/2016/5/13/chartex" xmlns:cx8="http://schemas.microsoft.com/office/drawing/2016/5/14/chartex" xmlns:mc="http://schemas.openxmlformats.org/markup-compatibility/2006" xmlns:aink="http://schemas.microsoft.com/office/drawing/2016/ink" xmlns:am3d="http://schemas.microsoft.com/office/drawing/2017/model3d" xmlns:o="urn:schemas-microsoft-com:office:office" xmlns:r="http://schemas.openxmlformats.org/officeDocument/2006/relationships" xmlns:m="http://schemas.openxmlformats.org/officeDocument/2006/math" xmlns:v="urn:schemas-microsoft-com:vml" xmlns:wp14="http://schemas.microsoft.com/office/word/2010/wordprocessingDrawing" xmlns:wp="http://schemas.openxmlformats.org/drawingml/2006/wordprocessingDrawing" xmlns:w10="urn:schemas-microsoft-com:office:word" xmlns:w="http://schemas.openxmlformats.org/wordprocessingml/2006/main" xmlns:w14="http://schemas.microsoft.com/office/word/2010/wordml" xmlns:w15="http://schemas.microsoft.com/office/word/2012/wordml" xmlns:w16cex="http://schemas.microsoft.com/office/word/2018/wordml/cex" xmlns:w16cid="http://schemas.microsoft.com/office/word/2016/wordml/cid" xmlns:w16="http://schemas.microsoft.com/office/word/2018/wordml" xmlns:w16sdtdh="http://schemas.microsoft.com/office/word/2020/wordml/sdtdatahash" xmlns:w16se="http://schemas.microsoft.com/office/word/2015/wordml/symex" xmlns:wpg="http://schemas.microsoft.com/office/word/2010/wordprocessingGroup" xmlns:wpi="http://schemas.microsoft.com/office/word/2010/wordprocessingInk" xmlns:wne="http://schemas.microsoft.com/office/word/2006/wordml" xmlns:wps="http://schemas.microsoft.com/office/word/2010/wordprocessingShape" mc:Ignorable="w14 w15 w16se w16cid w16 w16cex w16sdtdh wp14">
+<w:document xmlns:wpc="http://schemas.microsoft.com/office/word/2010/wordprocessingCanvas" xmlns:cx="http://schemas.microsoft.com/office/drawing/2014/chartex" xmlns:cx1="http://schemas.microsoft.com/office/drawing/2015/9/8/chartex" xmlns:cx2="http://schemas.microsoft.com/office/drawing/2015/10/21/chartex" xmlns:cx3="http://schemas.microsoft.com/office/drawing/2016/5/9/chartex" xmlns:cx4="http://schemas.microsoft.com/office/drawing/2016/5/10/chartex" xmlns:cx5="http://schemas.microsoft.com/office/drawing/2016/5/11/chartex" xmlns:cx6="http://schemas.microsoft.com/office/drawing/2016/5/12/chartex" xmlns:cx7="http://schemas.microsoft.com/office/drawing/2016/5/13/chartex" xmlns:cx8="http://schemas.microsoft.com/office/drawing/2016/5/14/chartex" xmlns:mc="http://schemas.openxmlformats.org/markup-compatibility/2006" xmlns:aink="http://schemas.microsoft.com/office/drawing/2016/ink" xmlns:am3d="http://schemas.microsoft.com/office/drawing/2017/model3d" xmlns:o="urn:schemas-microsoft-com:office:office" xmlns:oel="http://schemas.microsoft.com/office/2019/extlst" xmlns:r="http://schemas.openxmlformats.org/officeDocument/2006/relationships" xmlns:m="http://schemas.openxmlformats.org/officeDocument/2006/math" xmlns:v="urn:schemas-microsoft-com:vml" xmlns:wp14="http://schemas.microsoft.com/office/word/2010/wordprocessingDrawing" xmlns:wp="http://schemas.openxmlformats.org/drawingml/2006/wordprocessingDrawing" xmlns:w10="urn:schemas-microsoft-com:office:word" xmlns:w="http://schemas.openxmlformats.org/wordprocessingml/2006/main" xmlns:w14="http://schemas.microsoft.com/office/word/2010/wordml" xmlns:w15="http://schemas.microsoft.com/office/word/2012/wordml" xmlns:w16cex="http://schemas.microsoft.com/office/word/2018/wordml/cex" xmlns:w16cid="http://schemas.microsoft.com/office/word/2016/wordml/cid" xmlns:w16="http://schemas.microsoft.com/office/word/2018/wordml" xmlns:w16du="http://schemas.microsoft.com/office/word/2023/wordml/word16du" xmlns:w16sdtdh="http://schemas.microsoft.com/office/word/2020/wordml/sdtdatahash" xmlns:w16sdtfl="http://schemas.microsoft.com/office/word/2024/wordml/sdtformatlock" xmlns:w16se="http://schemas.microsoft.com/office/word/2015/wordml/symex" xmlns:wpg="http://schemas.microsoft.com/office/word/2010/wordprocessingGroup" xmlns:wpi="http://schemas.microsoft.com/office/word/2010/wordprocessingInk" xmlns:wne="http://schemas.microsoft.com/office/word/2006/wordml" xmlns:wps="http://schemas.microsoft.com/office/word/2010/wordprocessingShape" mc:Ignorable="w14 w15 w16se w16cid w16 w16cex w16sdtdh w16sdtfl w16du wp14">
   <w:body>
     <w:p>
       <w:pPr>
@@ -143,6 +143,9 @@
           <w:tcPr>
             <w:tcW w:w="1226" w:type="pct"/>
             <w:gridSpan w:val="6"/>
+            <w:tcBorders>
+              <w:right w:val="single" w:sz="18" w:space="0" w:color="auto"/>
+            </w:tcBorders>
             <w:shd w:val="clear" w:color="auto" w:fill="FFFFFF" w:themeFill="background1"/>
             <w:tcMar>
               <w:top w:w="60" w:type="dxa"/>
@@ -190,6 +193,10 @@
           <w:tcPr>
             <w:tcW w:w="1138" w:type="pct"/>
             <w:gridSpan w:val="5"/>
+            <w:tcBorders>
+              <w:left w:val="single" w:sz="18" w:space="0" w:color="auto"/>
+              <w:right w:val="single" w:sz="18" w:space="0" w:color="auto"/>
+            </w:tcBorders>
             <w:shd w:val="clear" w:color="auto" w:fill="FFFFFF" w:themeFill="background1"/>
             <w:vAlign w:val="center"/>
           </w:tcPr>
@@ -220,6 +227,10 @@
           <w:tcPr>
             <w:tcW w:w="1101" w:type="pct"/>
             <w:gridSpan w:val="5"/>
+            <w:tcBorders>
+              <w:left w:val="single" w:sz="18" w:space="0" w:color="auto"/>
+              <w:right w:val="single" w:sz="18" w:space="0" w:color="auto"/>
+            </w:tcBorders>
             <w:shd w:val="clear" w:color="auto" w:fill="FFFFFF" w:themeFill="background1"/>
           </w:tcPr>
           <w:p>
@@ -249,6 +260,9 @@
           <w:tcPr>
             <w:tcW w:w="951" w:type="pct"/>
             <w:gridSpan w:val="5"/>
+            <w:tcBorders>
+              <w:left w:val="single" w:sz="18" w:space="0" w:color="auto"/>
+            </w:tcBorders>
             <w:shd w:val="clear" w:color="auto" w:fill="FFFFFF" w:themeFill="background1"/>
           </w:tcPr>
           <w:p>
@@ -457,6 +471,9 @@
         <w:tc>
           <w:tcPr>
             <w:tcW w:w="246" w:type="pct"/>
+            <w:tcBorders>
+              <w:right w:val="single" w:sz="18" w:space="0" w:color="auto"/>
+            </w:tcBorders>
             <w:shd w:val="clear" w:color="auto" w:fill="FFFFFF" w:themeFill="background1"/>
             <w:tcMar>
               <w:top w:w="60" w:type="dxa"/>
@@ -488,6 +505,9 @@
         <w:tc>
           <w:tcPr>
             <w:tcW w:w="227" w:type="pct"/>
+            <w:tcBorders>
+              <w:left w:val="single" w:sz="18" w:space="0" w:color="auto"/>
+            </w:tcBorders>
             <w:shd w:val="clear" w:color="auto" w:fill="FFFFFF" w:themeFill="background1"/>
             <w:tcMar>
               <w:top w:w="60" w:type="dxa"/>
@@ -612,6 +632,9 @@
         <w:tc>
           <w:tcPr>
             <w:tcW w:w="228" w:type="pct"/>
+            <w:tcBorders>
+              <w:right w:val="single" w:sz="18" w:space="0" w:color="auto"/>
+            </w:tcBorders>
             <w:shd w:val="clear" w:color="auto" w:fill="FFFFFF" w:themeFill="background1"/>
             <w:vAlign w:val="center"/>
           </w:tcPr>
@@ -638,6 +661,9 @@
         <w:tc>
           <w:tcPr>
             <w:tcW w:w="220" w:type="pct"/>
+            <w:tcBorders>
+              <w:left w:val="single" w:sz="18" w:space="0" w:color="auto"/>
+            </w:tcBorders>
             <w:shd w:val="clear" w:color="auto" w:fill="FFFFFF" w:themeFill="background1"/>
             <w:vAlign w:val="center"/>
           </w:tcPr>
@@ -742,6 +768,9 @@
         <w:tc>
           <w:tcPr>
             <w:tcW w:w="221" w:type="pct"/>
+            <w:tcBorders>
+              <w:right w:val="single" w:sz="18" w:space="0" w:color="auto"/>
+            </w:tcBorders>
             <w:shd w:val="clear" w:color="auto" w:fill="FFFFFF" w:themeFill="background1"/>
             <w:vAlign w:val="center"/>
           </w:tcPr>
@@ -768,6 +797,9 @@
         <w:tc>
           <w:tcPr>
             <w:tcW w:w="190" w:type="pct"/>
+            <w:tcBorders>
+              <w:left w:val="single" w:sz="18" w:space="0" w:color="auto"/>
+            </w:tcBorders>
             <w:shd w:val="clear" w:color="auto" w:fill="FFFFFF" w:themeFill="background1"/>
             <w:vAlign w:val="center"/>
           </w:tcPr>
@@ -871,7 +903,7 @@
         </w:tc>
         <w:tc>
           <w:tcPr>
-            <w:tcW w:w="190" w:type="pct"/>
+            <w:tcW w:w="191" w:type="pct"/>
             <w:shd w:val="clear" w:color="auto" w:fill="FFFFFF" w:themeFill="background1"/>
             <w:vAlign w:val="center"/>
           </w:tcPr>
@@ -939,6 +971,9 @@
           <w:tcPr>
             <w:tcW w:w="1474" w:type="pct"/>
             <w:gridSpan w:val="7"/>
+            <w:tcBorders>
+              <w:right w:val="single" w:sz="18" w:space="0" w:color="auto"/>
+            </w:tcBorders>
             <w:shd w:val="clear" w:color="auto" w:fill="000000" w:themeFill="text1"/>
           </w:tcPr>
           <w:p>
@@ -957,6 +992,9 @@
         <w:tc>
           <w:tcPr>
             <w:tcW w:w="220" w:type="pct"/>
+            <w:tcBorders>
+              <w:left w:val="single" w:sz="18" w:space="0" w:color="auto"/>
+            </w:tcBorders>
             <w:shd w:val="clear" w:color="auto" w:fill="000000" w:themeFill="text1"/>
           </w:tcPr>
           <w:p>
@@ -1029,6 +1067,9 @@
         <w:tc>
           <w:tcPr>
             <w:tcW w:w="221" w:type="pct"/>
+            <w:tcBorders>
+              <w:right w:val="single" w:sz="18" w:space="0" w:color="auto"/>
+            </w:tcBorders>
             <w:shd w:val="clear" w:color="auto" w:fill="000000" w:themeFill="text1"/>
           </w:tcPr>
           <w:p>
@@ -1047,6 +1088,9 @@
         <w:tc>
           <w:tcPr>
             <w:tcW w:w="190" w:type="pct"/>
+            <w:tcBorders>
+              <w:left w:val="single" w:sz="18" w:space="0" w:color="auto"/>
+            </w:tcBorders>
             <w:shd w:val="clear" w:color="auto" w:fill="000000" w:themeFill="text1"/>
           </w:tcPr>
           <w:p>
@@ -1118,7 +1162,7 @@
         </w:tc>
         <w:tc>
           <w:tcPr>
-            <w:tcW w:w="190" w:type="pct"/>
+            <w:tcW w:w="191" w:type="pct"/>
             <w:shd w:val="clear" w:color="auto" w:fill="000000" w:themeFill="text1"/>
           </w:tcPr>
           <w:p>
@@ -1315,6 +1359,9 @@
         <w:tc>
           <w:tcPr>
             <w:tcW w:w="246" w:type="pct"/>
+            <w:tcBorders>
+              <w:right w:val="single" w:sz="18" w:space="0" w:color="auto"/>
+            </w:tcBorders>
             <w:shd w:val="clear" w:color="auto" w:fill="FFFFFF" w:themeFill="background1"/>
             <w:tcMar>
               <w:top w:w="60" w:type="dxa"/>
@@ -1345,6 +1392,9 @@
         <w:tc>
           <w:tcPr>
             <w:tcW w:w="227" w:type="pct"/>
+            <w:tcBorders>
+              <w:left w:val="single" w:sz="18" w:space="0" w:color="auto"/>
+            </w:tcBorders>
             <w:shd w:val="clear" w:color="auto" w:fill="FFFFFF" w:themeFill="background1"/>
             <w:tcMar>
               <w:top w:w="60" w:type="dxa"/>
@@ -1465,6 +1515,9 @@
         <w:tc>
           <w:tcPr>
             <w:tcW w:w="228" w:type="pct"/>
+            <w:tcBorders>
+              <w:right w:val="single" w:sz="18" w:space="0" w:color="auto"/>
+            </w:tcBorders>
             <w:shd w:val="clear" w:color="auto" w:fill="FFFFFF" w:themeFill="background1"/>
             <w:vAlign w:val="center"/>
           </w:tcPr>
@@ -1489,6 +1542,9 @@
         <w:tc>
           <w:tcPr>
             <w:tcW w:w="220" w:type="pct"/>
+            <w:tcBorders>
+              <w:left w:val="single" w:sz="18" w:space="0" w:color="auto"/>
+            </w:tcBorders>
             <w:shd w:val="clear" w:color="auto" w:fill="FFFFFF" w:themeFill="background1"/>
             <w:vAlign w:val="center"/>
           </w:tcPr>
@@ -1587,6 +1643,9 @@
         <w:tc>
           <w:tcPr>
             <w:tcW w:w="221" w:type="pct"/>
+            <w:tcBorders>
+              <w:right w:val="single" w:sz="18" w:space="0" w:color="auto"/>
+            </w:tcBorders>
             <w:shd w:val="clear" w:color="auto" w:fill="FFFFFF" w:themeFill="background1"/>
             <w:vAlign w:val="center"/>
           </w:tcPr>
@@ -1612,6 +1671,9 @@
         <w:tc>
           <w:tcPr>
             <w:tcW w:w="190" w:type="pct"/>
+            <w:tcBorders>
+              <w:left w:val="single" w:sz="18" w:space="0" w:color="auto"/>
+            </w:tcBorders>
             <w:shd w:val="clear" w:color="auto" w:fill="FFFFFF" w:themeFill="background1"/>
             <w:vAlign w:val="center"/>
           </w:tcPr>
@@ -1711,7 +1773,7 @@
         </w:tc>
         <w:tc>
           <w:tcPr>
-            <w:tcW w:w="190" w:type="pct"/>
+            <w:tcW w:w="191" w:type="pct"/>
             <w:shd w:val="clear" w:color="auto" w:fill="FFFFFF" w:themeFill="background1"/>
             <w:vAlign w:val="center"/>
           </w:tcPr>
@@ -1774,6 +1836,28 @@
           <w:tcPr>
             <w:tcW w:w="1474" w:type="pct"/>
             <w:gridSpan w:val="7"/>
+            <w:tcBorders>
+              <w:right w:val="single" w:sz="18" w:space="0" w:color="auto"/>
+            </w:tcBorders>
+            <w:shd w:val="clear" w:color="auto" w:fill="000000" w:themeFill="text1"/>
+          </w:tcPr>
+          <w:p>
+            <w:pPr>
+              <w:rPr>
+                <w:rFonts w:eastAsia="Arial"/>
+                <w:color w:val="FFFFFF" w:themeColor="background1"/>
+                <w:sz w:val="14"/>
+                <w:szCs w:val="14"/>
+              </w:rPr>
+            </w:pPr>
+          </w:p>
+        </w:tc>
+        <w:tc>
+          <w:tcPr>
+            <w:tcW w:w="220" w:type="pct"/>
+            <w:tcBorders>
+              <w:left w:val="single" w:sz="18" w:space="0" w:color="auto"/>
+            </w:tcBorders>
             <w:shd w:val="clear" w:color="auto" w:fill="000000" w:themeFill="text1"/>
           </w:tcPr>
           <w:p>
@@ -1837,7 +1921,10 @@
         </w:tc>
         <w:tc>
           <w:tcPr>
-            <w:tcW w:w="220" w:type="pct"/>
+            <w:tcW w:w="221" w:type="pct"/>
+            <w:tcBorders>
+              <w:right w:val="single" w:sz="18" w:space="0" w:color="auto"/>
+            </w:tcBorders>
             <w:shd w:val="clear" w:color="auto" w:fill="000000" w:themeFill="text1"/>
           </w:tcPr>
           <w:p>
@@ -1853,7 +1940,10 @@
         </w:tc>
         <w:tc>
           <w:tcPr>
-            <w:tcW w:w="221" w:type="pct"/>
+            <w:tcW w:w="190" w:type="pct"/>
+            <w:tcBorders>
+              <w:left w:val="single" w:sz="18" w:space="0" w:color="auto"/>
+            </w:tcBorders>
             <w:shd w:val="clear" w:color="auto" w:fill="000000" w:themeFill="text1"/>
           </w:tcPr>
           <w:p>
@@ -1917,23 +2007,7 @@
         </w:tc>
         <w:tc>
           <w:tcPr>
-            <w:tcW w:w="190" w:type="pct"/>
-            <w:shd w:val="clear" w:color="auto" w:fill="000000" w:themeFill="text1"/>
-          </w:tcPr>
-          <w:p>
-            <w:pPr>
-              <w:rPr>
-                <w:rFonts w:eastAsia="Arial"/>
-                <w:color w:val="FFFFFF" w:themeColor="background1"/>
-                <w:sz w:val="14"/>
-                <w:szCs w:val="14"/>
-              </w:rPr>
-            </w:pPr>
-          </w:p>
-        </w:tc>
-        <w:tc>
-          <w:tcPr>
-            <w:tcW w:w="190" w:type="pct"/>
+            <w:tcW w:w="191" w:type="pct"/>
             <w:shd w:val="clear" w:color="auto" w:fill="000000" w:themeFill="text1"/>
           </w:tcPr>
           <w:p>
@@ -2137,6 +2211,9 @@
         <w:tc>
           <w:tcPr>
             <w:tcW w:w="246" w:type="pct"/>
+            <w:tcBorders>
+              <w:right w:val="single" w:sz="18" w:space="0" w:color="auto"/>
+            </w:tcBorders>
             <w:shd w:val="clear" w:color="auto" w:fill="FFFFFF" w:themeFill="background1"/>
             <w:tcMar>
               <w:top w:w="60" w:type="dxa"/>
@@ -2167,6 +2244,9 @@
         <w:tc>
           <w:tcPr>
             <w:tcW w:w="227" w:type="pct"/>
+            <w:tcBorders>
+              <w:left w:val="single" w:sz="18" w:space="0" w:color="auto"/>
+            </w:tcBorders>
             <w:shd w:val="clear" w:color="auto" w:fill="FFFFFF" w:themeFill="background1"/>
             <w:tcMar>
               <w:top w:w="60" w:type="dxa"/>
@@ -2287,6 +2367,9 @@
         <w:tc>
           <w:tcPr>
             <w:tcW w:w="228" w:type="pct"/>
+            <w:tcBorders>
+              <w:right w:val="single" w:sz="18" w:space="0" w:color="auto"/>
+            </w:tcBorders>
             <w:shd w:val="clear" w:color="auto" w:fill="FFFFFF" w:themeFill="background1"/>
             <w:vAlign w:val="center"/>
           </w:tcPr>
@@ -2312,6 +2395,9 @@
         <w:tc>
           <w:tcPr>
             <w:tcW w:w="220" w:type="pct"/>
+            <w:tcBorders>
+              <w:left w:val="single" w:sz="18" w:space="0" w:color="auto"/>
+            </w:tcBorders>
             <w:shd w:val="clear" w:color="auto" w:fill="FFFFFF" w:themeFill="background1"/>
             <w:vAlign w:val="center"/>
           </w:tcPr>
@@ -2412,6 +2498,9 @@
         <w:tc>
           <w:tcPr>
             <w:tcW w:w="221" w:type="pct"/>
+            <w:tcBorders>
+              <w:right w:val="single" w:sz="18" w:space="0" w:color="auto"/>
+            </w:tcBorders>
             <w:shd w:val="clear" w:color="auto" w:fill="FFFFFF" w:themeFill="background1"/>
             <w:vAlign w:val="center"/>
           </w:tcPr>
@@ -2437,6 +2526,9 @@
         <w:tc>
           <w:tcPr>
             <w:tcW w:w="190" w:type="pct"/>
+            <w:tcBorders>
+              <w:left w:val="single" w:sz="18" w:space="0" w:color="auto"/>
+            </w:tcBorders>
             <w:shd w:val="clear" w:color="auto" w:fill="FFFFFF" w:themeFill="background1"/>
             <w:vAlign w:val="center"/>
           </w:tcPr>
@@ -2536,7 +2628,7 @@
         </w:tc>
         <w:tc>
           <w:tcPr>
-            <w:tcW w:w="190" w:type="pct"/>
+            <w:tcW w:w="191" w:type="pct"/>
             <w:shd w:val="clear" w:color="auto" w:fill="FFFFFF" w:themeFill="background1"/>
             <w:vAlign w:val="center"/>
           </w:tcPr>
@@ -2741,6 +2833,9 @@
         <w:tc>
           <w:tcPr>
             <w:tcW w:w="246" w:type="pct"/>
+            <w:tcBorders>
+              <w:right w:val="single" w:sz="18" w:space="0" w:color="auto"/>
+            </w:tcBorders>
             <w:shd w:val="clear" w:color="auto" w:fill="FFFFFF" w:themeFill="background1"/>
             <w:tcMar>
               <w:top w:w="60" w:type="dxa"/>
@@ -2771,6 +2866,9 @@
         <w:tc>
           <w:tcPr>
             <w:tcW w:w="227" w:type="pct"/>
+            <w:tcBorders>
+              <w:left w:val="single" w:sz="18" w:space="0" w:color="auto"/>
+            </w:tcBorders>
             <w:shd w:val="clear" w:color="auto" w:fill="FFFFFF" w:themeFill="background1"/>
             <w:tcMar>
               <w:top w:w="60" w:type="dxa"/>
@@ -2891,6 +2989,9 @@
         <w:tc>
           <w:tcPr>
             <w:tcW w:w="228" w:type="pct"/>
+            <w:tcBorders>
+              <w:right w:val="single" w:sz="18" w:space="0" w:color="auto"/>
+            </w:tcBorders>
             <w:shd w:val="clear" w:color="auto" w:fill="FFFFFF" w:themeFill="background1"/>
             <w:vAlign w:val="center"/>
           </w:tcPr>
@@ -2916,6 +3017,9 @@
         <w:tc>
           <w:tcPr>
             <w:tcW w:w="220" w:type="pct"/>
+            <w:tcBorders>
+              <w:left w:val="single" w:sz="18" w:space="0" w:color="auto"/>
+            </w:tcBorders>
             <w:shd w:val="clear" w:color="auto" w:fill="FFFFFF" w:themeFill="background1"/>
             <w:vAlign w:val="center"/>
           </w:tcPr>
@@ -3016,6 +3120,9 @@
         <w:tc>
           <w:tcPr>
             <w:tcW w:w="221" w:type="pct"/>
+            <w:tcBorders>
+              <w:right w:val="single" w:sz="18" w:space="0" w:color="auto"/>
+            </w:tcBorders>
             <w:shd w:val="clear" w:color="auto" w:fill="FFFFFF" w:themeFill="background1"/>
             <w:vAlign w:val="center"/>
           </w:tcPr>
@@ -3041,6 +3148,9 @@
         <w:tc>
           <w:tcPr>
             <w:tcW w:w="190" w:type="pct"/>
+            <w:tcBorders>
+              <w:left w:val="single" w:sz="18" w:space="0" w:color="auto"/>
+            </w:tcBorders>
             <w:shd w:val="clear" w:color="auto" w:fill="FFFFFF" w:themeFill="background1"/>
             <w:vAlign w:val="center"/>
           </w:tcPr>
@@ -3140,7 +3250,7 @@
         </w:tc>
         <w:tc>
           <w:tcPr>
-            <w:tcW w:w="190" w:type="pct"/>
+            <w:tcW w:w="191" w:type="pct"/>
             <w:shd w:val="clear" w:color="auto" w:fill="FFFFFF" w:themeFill="background1"/>
             <w:vAlign w:val="center"/>
           </w:tcPr>
@@ -3345,6 +3455,9 @@
         <w:tc>
           <w:tcPr>
             <w:tcW w:w="246" w:type="pct"/>
+            <w:tcBorders>
+              <w:right w:val="single" w:sz="18" w:space="0" w:color="auto"/>
+            </w:tcBorders>
             <w:shd w:val="clear" w:color="auto" w:fill="FFFFFF" w:themeFill="background1"/>
             <w:tcMar>
               <w:top w:w="60" w:type="dxa"/>
@@ -3375,6 +3488,9 @@
         <w:tc>
           <w:tcPr>
             <w:tcW w:w="227" w:type="pct"/>
+            <w:tcBorders>
+              <w:left w:val="single" w:sz="18" w:space="0" w:color="auto"/>
+            </w:tcBorders>
             <w:shd w:val="clear" w:color="auto" w:fill="FFFFFF" w:themeFill="background1"/>
             <w:tcMar>
               <w:top w:w="60" w:type="dxa"/>
@@ -3495,6 +3611,9 @@
         <w:tc>
           <w:tcPr>
             <w:tcW w:w="228" w:type="pct"/>
+            <w:tcBorders>
+              <w:right w:val="single" w:sz="18" w:space="0" w:color="auto"/>
+            </w:tcBorders>
             <w:shd w:val="clear" w:color="auto" w:fill="FFFFFF" w:themeFill="background1"/>
             <w:vAlign w:val="center"/>
           </w:tcPr>
@@ -3520,6 +3639,9 @@
         <w:tc>
           <w:tcPr>
             <w:tcW w:w="220" w:type="pct"/>
+            <w:tcBorders>
+              <w:left w:val="single" w:sz="18" w:space="0" w:color="auto"/>
+            </w:tcBorders>
             <w:shd w:val="clear" w:color="auto" w:fill="FFFFFF" w:themeFill="background1"/>
             <w:vAlign w:val="center"/>
           </w:tcPr>
@@ -3620,6 +3742,9 @@
         <w:tc>
           <w:tcPr>
             <w:tcW w:w="221" w:type="pct"/>
+            <w:tcBorders>
+              <w:right w:val="single" w:sz="18" w:space="0" w:color="auto"/>
+            </w:tcBorders>
             <w:shd w:val="clear" w:color="auto" w:fill="FFFFFF" w:themeFill="background1"/>
             <w:vAlign w:val="center"/>
           </w:tcPr>
@@ -3645,6 +3770,9 @@
         <w:tc>
           <w:tcPr>
             <w:tcW w:w="190" w:type="pct"/>
+            <w:tcBorders>
+              <w:left w:val="single" w:sz="18" w:space="0" w:color="auto"/>
+            </w:tcBorders>
             <w:shd w:val="clear" w:color="auto" w:fill="FFFFFF" w:themeFill="background1"/>
             <w:vAlign w:val="center"/>
           </w:tcPr>
@@ -3744,7 +3872,7 @@
         </w:tc>
         <w:tc>
           <w:tcPr>
-            <w:tcW w:w="190" w:type="pct"/>
+            <w:tcW w:w="191" w:type="pct"/>
             <w:shd w:val="clear" w:color="auto" w:fill="FFFFFF" w:themeFill="background1"/>
             <w:vAlign w:val="center"/>
           </w:tcPr>
@@ -3967,6 +4095,9 @@
         <w:tc>
           <w:tcPr>
             <w:tcW w:w="246" w:type="pct"/>
+            <w:tcBorders>
+              <w:right w:val="single" w:sz="18" w:space="0" w:color="auto"/>
+            </w:tcBorders>
             <w:shd w:val="clear" w:color="auto" w:fill="FFFFFF" w:themeFill="background1"/>
             <w:tcMar>
               <w:top w:w="60" w:type="dxa"/>
@@ -3997,6 +4128,9 @@
         <w:tc>
           <w:tcPr>
             <w:tcW w:w="227" w:type="pct"/>
+            <w:tcBorders>
+              <w:left w:val="single" w:sz="18" w:space="0" w:color="auto"/>
+            </w:tcBorders>
             <w:shd w:val="clear" w:color="auto" w:fill="FFFFFF" w:themeFill="background1"/>
             <w:tcMar>
               <w:top w:w="60" w:type="dxa"/>
@@ -4117,6 +4251,9 @@
         <w:tc>
           <w:tcPr>
             <w:tcW w:w="228" w:type="pct"/>
+            <w:tcBorders>
+              <w:right w:val="single" w:sz="18" w:space="0" w:color="auto"/>
+            </w:tcBorders>
             <w:shd w:val="clear" w:color="auto" w:fill="FFFFFF" w:themeFill="background1"/>
             <w:vAlign w:val="center"/>
           </w:tcPr>
@@ -4142,6 +4279,9 @@
         <w:tc>
           <w:tcPr>
             <w:tcW w:w="220" w:type="pct"/>
+            <w:tcBorders>
+              <w:left w:val="single" w:sz="18" w:space="0" w:color="auto"/>
+            </w:tcBorders>
             <w:shd w:val="clear" w:color="auto" w:fill="FFFFFF" w:themeFill="background1"/>
             <w:vAlign w:val="center"/>
           </w:tcPr>
@@ -4242,6 +4382,9 @@
         <w:tc>
           <w:tcPr>
             <w:tcW w:w="221" w:type="pct"/>
+            <w:tcBorders>
+              <w:right w:val="single" w:sz="18" w:space="0" w:color="auto"/>
+            </w:tcBorders>
             <w:shd w:val="clear" w:color="auto" w:fill="FFFFFF" w:themeFill="background1"/>
             <w:vAlign w:val="center"/>
           </w:tcPr>
@@ -4267,6 +4410,9 @@
         <w:tc>
           <w:tcPr>
             <w:tcW w:w="190" w:type="pct"/>
+            <w:tcBorders>
+              <w:left w:val="single" w:sz="18" w:space="0" w:color="auto"/>
+            </w:tcBorders>
             <w:shd w:val="clear" w:color="auto" w:fill="FFFFFF" w:themeFill="background1"/>
             <w:vAlign w:val="center"/>
           </w:tcPr>
@@ -4366,7 +4512,7 @@
         </w:tc>
         <w:tc>
           <w:tcPr>
-            <w:tcW w:w="190" w:type="pct"/>
+            <w:tcW w:w="191" w:type="pct"/>
             <w:shd w:val="clear" w:color="auto" w:fill="FFFFFF" w:themeFill="background1"/>
             <w:vAlign w:val="center"/>
           </w:tcPr>
@@ -4571,6 +4717,9 @@
         <w:tc>
           <w:tcPr>
             <w:tcW w:w="246" w:type="pct"/>
+            <w:tcBorders>
+              <w:right w:val="single" w:sz="18" w:space="0" w:color="auto"/>
+            </w:tcBorders>
             <w:shd w:val="clear" w:color="auto" w:fill="FFFFFF" w:themeFill="background1"/>
             <w:tcMar>
               <w:top w:w="60" w:type="dxa"/>
@@ -4601,6 +4750,9 @@
         <w:tc>
           <w:tcPr>
             <w:tcW w:w="227" w:type="pct"/>
+            <w:tcBorders>
+              <w:left w:val="single" w:sz="18" w:space="0" w:color="auto"/>
+            </w:tcBorders>
             <w:shd w:val="clear" w:color="auto" w:fill="FFFFFF" w:themeFill="background1"/>
             <w:tcMar>
               <w:top w:w="60" w:type="dxa"/>
@@ -4721,6 +4873,9 @@
         <w:tc>
           <w:tcPr>
             <w:tcW w:w="228" w:type="pct"/>
+            <w:tcBorders>
+              <w:right w:val="single" w:sz="18" w:space="0" w:color="auto"/>
+            </w:tcBorders>
             <w:shd w:val="clear" w:color="auto" w:fill="FFFFFF" w:themeFill="background1"/>
             <w:vAlign w:val="center"/>
           </w:tcPr>
@@ -4746,6 +4901,9 @@
         <w:tc>
           <w:tcPr>
             <w:tcW w:w="220" w:type="pct"/>
+            <w:tcBorders>
+              <w:left w:val="single" w:sz="18" w:space="0" w:color="auto"/>
+            </w:tcBorders>
             <w:shd w:val="clear" w:color="auto" w:fill="FFFFFF" w:themeFill="background1"/>
             <w:vAlign w:val="center"/>
           </w:tcPr>
@@ -4846,6 +5004,9 @@
         <w:tc>
           <w:tcPr>
             <w:tcW w:w="221" w:type="pct"/>
+            <w:tcBorders>
+              <w:right w:val="single" w:sz="18" w:space="0" w:color="auto"/>
+            </w:tcBorders>
             <w:shd w:val="clear" w:color="auto" w:fill="FFFFFF" w:themeFill="background1"/>
             <w:vAlign w:val="center"/>
           </w:tcPr>
@@ -4871,6 +5032,9 @@
         <w:tc>
           <w:tcPr>
             <w:tcW w:w="190" w:type="pct"/>
+            <w:tcBorders>
+              <w:left w:val="single" w:sz="18" w:space="0" w:color="auto"/>
+            </w:tcBorders>
             <w:shd w:val="clear" w:color="auto" w:fill="FFFFFF" w:themeFill="background1"/>
             <w:vAlign w:val="center"/>
           </w:tcPr>
@@ -4970,7 +5134,7 @@
         </w:tc>
         <w:tc>
           <w:tcPr>
-            <w:tcW w:w="190" w:type="pct"/>
+            <w:tcW w:w="191" w:type="pct"/>
             <w:shd w:val="clear" w:color="auto" w:fill="FFFFFF" w:themeFill="background1"/>
             <w:vAlign w:val="center"/>
           </w:tcPr>
@@ -5175,6 +5339,9 @@
         <w:tc>
           <w:tcPr>
             <w:tcW w:w="246" w:type="pct"/>
+            <w:tcBorders>
+              <w:right w:val="single" w:sz="18" w:space="0" w:color="auto"/>
+            </w:tcBorders>
             <w:shd w:val="clear" w:color="auto" w:fill="FFFFFF" w:themeFill="background1"/>
             <w:tcMar>
               <w:top w:w="60" w:type="dxa"/>
@@ -5205,6 +5372,9 @@
         <w:tc>
           <w:tcPr>
             <w:tcW w:w="227" w:type="pct"/>
+            <w:tcBorders>
+              <w:left w:val="single" w:sz="18" w:space="0" w:color="auto"/>
+            </w:tcBorders>
             <w:shd w:val="clear" w:color="auto" w:fill="FFFFFF" w:themeFill="background1"/>
             <w:tcMar>
               <w:top w:w="60" w:type="dxa"/>
@@ -5325,6 +5495,9 @@
         <w:tc>
           <w:tcPr>
             <w:tcW w:w="228" w:type="pct"/>
+            <w:tcBorders>
+              <w:right w:val="single" w:sz="18" w:space="0" w:color="auto"/>
+            </w:tcBorders>
             <w:shd w:val="clear" w:color="auto" w:fill="FFFFFF" w:themeFill="background1"/>
             <w:vAlign w:val="center"/>
           </w:tcPr>
@@ -5350,6 +5523,9 @@
         <w:tc>
           <w:tcPr>
             <w:tcW w:w="220" w:type="pct"/>
+            <w:tcBorders>
+              <w:left w:val="single" w:sz="18" w:space="0" w:color="auto"/>
+            </w:tcBorders>
             <w:shd w:val="clear" w:color="auto" w:fill="FFFFFF" w:themeFill="background1"/>
             <w:vAlign w:val="center"/>
           </w:tcPr>
@@ -5450,6 +5626,9 @@
         <w:tc>
           <w:tcPr>
             <w:tcW w:w="221" w:type="pct"/>
+            <w:tcBorders>
+              <w:right w:val="single" w:sz="18" w:space="0" w:color="auto"/>
+            </w:tcBorders>
             <w:shd w:val="clear" w:color="auto" w:fill="FFFFFF" w:themeFill="background1"/>
             <w:vAlign w:val="center"/>
           </w:tcPr>
@@ -5475,6 +5654,9 @@
         <w:tc>
           <w:tcPr>
             <w:tcW w:w="190" w:type="pct"/>
+            <w:tcBorders>
+              <w:left w:val="single" w:sz="18" w:space="0" w:color="auto"/>
+            </w:tcBorders>
             <w:shd w:val="clear" w:color="auto" w:fill="FFFFFF" w:themeFill="background1"/>
             <w:vAlign w:val="center"/>
           </w:tcPr>
@@ -5574,7 +5756,7 @@
         </w:tc>
         <w:tc>
           <w:tcPr>
-            <w:tcW w:w="190" w:type="pct"/>
+            <w:tcW w:w="191" w:type="pct"/>
             <w:shd w:val="clear" w:color="auto" w:fill="FFFFFF" w:themeFill="background1"/>
             <w:vAlign w:val="center"/>
           </w:tcPr>
@@ -5637,6 +5819,28 @@
           <w:tcPr>
             <w:tcW w:w="1474" w:type="pct"/>
             <w:gridSpan w:val="7"/>
+            <w:tcBorders>
+              <w:right w:val="single" w:sz="18" w:space="0" w:color="auto"/>
+            </w:tcBorders>
+            <w:shd w:val="clear" w:color="auto" w:fill="000000" w:themeFill="text1"/>
+          </w:tcPr>
+          <w:p>
+            <w:pPr>
+              <w:rPr>
+                <w:rFonts w:eastAsia="Arial"/>
+                <w:color w:val="FFFFFF" w:themeColor="background1"/>
+                <w:sz w:val="14"/>
+                <w:szCs w:val="14"/>
+              </w:rPr>
+            </w:pPr>
+          </w:p>
+        </w:tc>
+        <w:tc>
+          <w:tcPr>
+            <w:tcW w:w="220" w:type="pct"/>
+            <w:tcBorders>
+              <w:left w:val="single" w:sz="18" w:space="0" w:color="auto"/>
+            </w:tcBorders>
             <w:shd w:val="clear" w:color="auto" w:fill="000000" w:themeFill="text1"/>
           </w:tcPr>
           <w:p>
@@ -5700,7 +5904,10 @@
         </w:tc>
         <w:tc>
           <w:tcPr>
-            <w:tcW w:w="220" w:type="pct"/>
+            <w:tcW w:w="221" w:type="pct"/>
+            <w:tcBorders>
+              <w:right w:val="single" w:sz="18" w:space="0" w:color="auto"/>
+            </w:tcBorders>
             <w:shd w:val="clear" w:color="auto" w:fill="000000" w:themeFill="text1"/>
           </w:tcPr>
           <w:p>
@@ -5716,7 +5923,10 @@
         </w:tc>
         <w:tc>
           <w:tcPr>
-            <w:tcW w:w="221" w:type="pct"/>
+            <w:tcW w:w="190" w:type="pct"/>
+            <w:tcBorders>
+              <w:left w:val="single" w:sz="18" w:space="0" w:color="auto"/>
+            </w:tcBorders>
             <w:shd w:val="clear" w:color="auto" w:fill="000000" w:themeFill="text1"/>
           </w:tcPr>
           <w:p>
@@ -5780,23 +5990,7 @@
         </w:tc>
         <w:tc>
           <w:tcPr>
-            <w:tcW w:w="190" w:type="pct"/>
-            <w:shd w:val="clear" w:color="auto" w:fill="000000" w:themeFill="text1"/>
-          </w:tcPr>
-          <w:p>
-            <w:pPr>
-              <w:rPr>
-                <w:rFonts w:eastAsia="Arial"/>
-                <w:color w:val="FFFFFF" w:themeColor="background1"/>
-                <w:sz w:val="14"/>
-                <w:szCs w:val="14"/>
-              </w:rPr>
-            </w:pPr>
-          </w:p>
-        </w:tc>
-        <w:tc>
-          <w:tcPr>
-            <w:tcW w:w="190" w:type="pct"/>
+            <w:tcW w:w="191" w:type="pct"/>
             <w:shd w:val="clear" w:color="auto" w:fill="000000" w:themeFill="text1"/>
           </w:tcPr>
           <w:p>
@@ -5991,6 +6185,9 @@
         <w:tc>
           <w:tcPr>
             <w:tcW w:w="246" w:type="pct"/>
+            <w:tcBorders>
+              <w:right w:val="single" w:sz="18" w:space="0" w:color="auto"/>
+            </w:tcBorders>
             <w:shd w:val="clear" w:color="auto" w:fill="FFFFFF" w:themeFill="background1"/>
             <w:tcMar>
               <w:top w:w="60" w:type="dxa"/>
@@ -6021,30 +6218,33 @@
         <w:tc>
           <w:tcPr>
             <w:tcW w:w="227" w:type="pct"/>
-            <w:shd w:val="clear" w:color="auto" w:fill="FFFFFF" w:themeFill="background1"/>
-            <w:tcMar>
-              <w:top w:w="60" w:type="dxa"/>
-              <w:left w:w="100" w:type="dxa"/>
-              <w:bottom w:w="60" w:type="dxa"/>
-              <w:right w:w="100" w:type="dxa"/>
-            </w:tcMar>
-            <w:vAlign w:val="center"/>
-          </w:tcPr>
-          <w:p>
-            <w:pPr>
-              <w:jc w:val="center"/>
-              <w:rPr>
-                <w:sz w:val="14"/>
-                <w:szCs w:val="14"/>
-              </w:rPr>
-            </w:pPr>
-            <w:r>
-              <w:rPr>
-                <w:rFonts w:eastAsia="Arial"/>
-                <w:sz w:val="14"/>
-                <w:szCs w:val="14"/>
-              </w:rPr>
-              <w:t>N/A</w:t>
+            <w:tcBorders>
+              <w:left w:val="single" w:sz="18" w:space="0" w:color="auto"/>
+            </w:tcBorders>
+            <w:shd w:val="clear" w:color="auto" w:fill="FFFFFF" w:themeFill="background1"/>
+            <w:tcMar>
+              <w:top w:w="60" w:type="dxa"/>
+              <w:left w:w="100" w:type="dxa"/>
+              <w:bottom w:w="60" w:type="dxa"/>
+              <w:right w:w="100" w:type="dxa"/>
+            </w:tcMar>
+            <w:vAlign w:val="center"/>
+          </w:tcPr>
+          <w:p>
+            <w:pPr>
+              <w:jc w:val="center"/>
+              <w:rPr>
+                <w:sz w:val="14"/>
+                <w:szCs w:val="14"/>
+              </w:rPr>
+            </w:pPr>
+            <w:r>
+              <w:rPr>
+                <w:rFonts w:eastAsia="Arial"/>
+                <w:sz w:val="14"/>
+                <w:szCs w:val="14"/>
+              </w:rPr>
+              <w:t>0.02 ± 0.00</w:t>
             </w:r>
           </w:p>
         </w:tc>
@@ -6070,11 +6270,10 @@
             </w:pPr>
             <w:r>
               <w:rPr>
-                <w:rFonts w:eastAsia="Arial"/>
-                <w:sz w:val="14"/>
-                <w:szCs w:val="14"/>
-              </w:rPr>
-              <w:t>N/A</w:t>
+                <w:sz w:val="14"/>
+                <w:szCs w:val="14"/>
+              </w:rPr>
+              <w:t>62.59 ± 0.05</w:t>
             </w:r>
           </w:p>
         </w:tc>
@@ -6104,7 +6303,7 @@
                 <w:sz w:val="14"/>
                 <w:szCs w:val="14"/>
               </w:rPr>
-              <w:t>N/A</w:t>
+              <w:t>2.41 ± 0.00</w:t>
             </w:r>
           </w:p>
         </w:tc>
@@ -6130,42 +6329,47 @@
             </w:pPr>
             <w:r>
               <w:rPr>
-                <w:rFonts w:eastAsia="Arial"/>
-                <w:sz w:val="14"/>
-                <w:szCs w:val="14"/>
-              </w:rPr>
-              <w:t>N/A</w:t>
+                <w:sz w:val="14"/>
+                <w:szCs w:val="14"/>
+              </w:rPr>
+              <w:t>2.41 ± 0.00</w:t>
             </w:r>
           </w:p>
         </w:tc>
         <w:tc>
           <w:tcPr>
             <w:tcW w:w="228" w:type="pct"/>
-            <w:shd w:val="clear" w:color="auto" w:fill="FFFFFF" w:themeFill="background1"/>
-            <w:vAlign w:val="center"/>
-          </w:tcPr>
-          <w:p>
-            <w:pPr>
-              <w:jc w:val="center"/>
-              <w:rPr>
-                <w:rFonts w:eastAsia="Arial"/>
-                <w:sz w:val="14"/>
-                <w:szCs w:val="14"/>
-              </w:rPr>
-            </w:pPr>
-            <w:r>
-              <w:rPr>
-                <w:rFonts w:eastAsia="Arial"/>
-                <w:sz w:val="14"/>
-                <w:szCs w:val="14"/>
-              </w:rPr>
-              <w:t>N/A</w:t>
+            <w:tcBorders>
+              <w:right w:val="single" w:sz="18" w:space="0" w:color="auto"/>
+            </w:tcBorders>
+            <w:shd w:val="clear" w:color="auto" w:fill="FFFFFF" w:themeFill="background1"/>
+            <w:vAlign w:val="center"/>
+          </w:tcPr>
+          <w:p>
+            <w:pPr>
+              <w:jc w:val="center"/>
+              <w:rPr>
+                <w:rFonts w:eastAsia="Arial"/>
+                <w:sz w:val="14"/>
+                <w:szCs w:val="14"/>
+              </w:rPr>
+            </w:pPr>
+            <w:r>
+              <w:rPr>
+                <w:rFonts w:eastAsia="Arial"/>
+                <w:sz w:val="14"/>
+                <w:szCs w:val="14"/>
+              </w:rPr>
+              <w:t>62.37 ± 0.05</w:t>
             </w:r>
           </w:p>
         </w:tc>
         <w:tc>
           <w:tcPr>
             <w:tcW w:w="220" w:type="pct"/>
+            <w:tcBorders>
+              <w:left w:val="single" w:sz="18" w:space="0" w:color="auto"/>
+            </w:tcBorders>
             <w:shd w:val="clear" w:color="auto" w:fill="FFFFFF" w:themeFill="background1"/>
             <w:vAlign w:val="center"/>
           </w:tcPr>
@@ -6266,6 +6470,9 @@
         <w:tc>
           <w:tcPr>
             <w:tcW w:w="221" w:type="pct"/>
+            <w:tcBorders>
+              <w:right w:val="single" w:sz="18" w:space="0" w:color="auto"/>
+            </w:tcBorders>
             <w:shd w:val="clear" w:color="auto" w:fill="FFFFFF" w:themeFill="background1"/>
             <w:vAlign w:val="center"/>
           </w:tcPr>
@@ -6291,25 +6498,28 @@
         <w:tc>
           <w:tcPr>
             <w:tcW w:w="190" w:type="pct"/>
-            <w:shd w:val="clear" w:color="auto" w:fill="FFFFFF" w:themeFill="background1"/>
-            <w:vAlign w:val="center"/>
-          </w:tcPr>
-          <w:p>
-            <w:pPr>
-              <w:jc w:val="center"/>
-              <w:rPr>
-                <w:rFonts w:eastAsia="Arial"/>
-                <w:sz w:val="14"/>
-                <w:szCs w:val="14"/>
-              </w:rPr>
-            </w:pPr>
-            <w:r>
-              <w:rPr>
-                <w:rFonts w:eastAsia="Arial"/>
-                <w:sz w:val="14"/>
-                <w:szCs w:val="14"/>
-              </w:rPr>
-              <w:t>N/A</w:t>
+            <w:tcBorders>
+              <w:left w:val="single" w:sz="18" w:space="0" w:color="auto"/>
+            </w:tcBorders>
+            <w:shd w:val="clear" w:color="auto" w:fill="FFFFFF" w:themeFill="background1"/>
+            <w:vAlign w:val="center"/>
+          </w:tcPr>
+          <w:p>
+            <w:pPr>
+              <w:jc w:val="center"/>
+              <w:rPr>
+                <w:rFonts w:eastAsia="Arial"/>
+                <w:sz w:val="14"/>
+                <w:szCs w:val="14"/>
+              </w:rPr>
+            </w:pPr>
+            <w:r>
+              <w:rPr>
+                <w:rFonts w:eastAsia="Arial"/>
+                <w:sz w:val="14"/>
+                <w:szCs w:val="14"/>
+              </w:rPr>
+              <w:t>0.04 ± 0.00</w:t>
             </w:r>
           </w:p>
         </w:tc>
@@ -6334,7 +6544,7 @@
                 <w:sz w:val="14"/>
                 <w:szCs w:val="14"/>
               </w:rPr>
-              <w:t>N/A</w:t>
+              <w:t>27.34 ± 0.40</w:t>
             </w:r>
           </w:p>
         </w:tc>
@@ -6359,7 +6569,7 @@
                 <w:sz w:val="14"/>
                 <w:szCs w:val="14"/>
               </w:rPr>
-              <w:t>N/A</w:t>
+              <w:t>5.50 ± 0.08</w:t>
             </w:r>
           </w:p>
         </w:tc>
@@ -6384,32 +6594,32 @@
                 <w:sz w:val="14"/>
                 <w:szCs w:val="14"/>
               </w:rPr>
-              <w:t>N/A</w:t>
-            </w:r>
-          </w:p>
-        </w:tc>
-        <w:tc>
-          <w:tcPr>
-            <w:tcW w:w="190" w:type="pct"/>
-            <w:shd w:val="clear" w:color="auto" w:fill="FFFFFF" w:themeFill="background1"/>
-            <w:vAlign w:val="center"/>
-          </w:tcPr>
-          <w:p>
-            <w:pPr>
-              <w:jc w:val="center"/>
-              <w:rPr>
-                <w:rFonts w:eastAsia="Arial"/>
-                <w:sz w:val="14"/>
-                <w:szCs w:val="14"/>
-              </w:rPr>
-            </w:pPr>
-            <w:r>
-              <w:rPr>
-                <w:rFonts w:eastAsia="Arial"/>
-                <w:sz w:val="14"/>
-                <w:szCs w:val="14"/>
-              </w:rPr>
-              <w:t>N/A</w:t>
+              <w:t>5.50 ± 0.08</w:t>
+            </w:r>
+          </w:p>
+        </w:tc>
+        <w:tc>
+          <w:tcPr>
+            <w:tcW w:w="191" w:type="pct"/>
+            <w:shd w:val="clear" w:color="auto" w:fill="FFFFFF" w:themeFill="background1"/>
+            <w:vAlign w:val="center"/>
+          </w:tcPr>
+          <w:p>
+            <w:pPr>
+              <w:jc w:val="center"/>
+              <w:rPr>
+                <w:rFonts w:eastAsia="Arial"/>
+                <w:sz w:val="14"/>
+                <w:szCs w:val="14"/>
+              </w:rPr>
+            </w:pPr>
+            <w:r>
+              <w:rPr>
+                <w:rFonts w:eastAsia="Arial"/>
+                <w:sz w:val="14"/>
+                <w:szCs w:val="14"/>
+              </w:rPr>
+              <w:t>27.30 ± 0.40</w:t>
             </w:r>
           </w:p>
         </w:tc>
@@ -6593,6 +6803,9 @@
         <w:tc>
           <w:tcPr>
             <w:tcW w:w="246" w:type="pct"/>
+            <w:tcBorders>
+              <w:right w:val="single" w:sz="18" w:space="0" w:color="auto"/>
+            </w:tcBorders>
             <w:shd w:val="clear" w:color="auto" w:fill="FFFFFF" w:themeFill="background1"/>
             <w:tcMar>
               <w:top w:w="60" w:type="dxa"/>
@@ -6623,30 +6836,32 @@
         <w:tc>
           <w:tcPr>
             <w:tcW w:w="227" w:type="pct"/>
-            <w:shd w:val="clear" w:color="auto" w:fill="FFFFFF" w:themeFill="background1"/>
-            <w:tcMar>
-              <w:top w:w="60" w:type="dxa"/>
-              <w:left w:w="100" w:type="dxa"/>
-              <w:bottom w:w="60" w:type="dxa"/>
-              <w:right w:w="100" w:type="dxa"/>
-            </w:tcMar>
-            <w:vAlign w:val="center"/>
-          </w:tcPr>
-          <w:p>
-            <w:pPr>
-              <w:jc w:val="center"/>
-              <w:rPr>
-                <w:sz w:val="14"/>
-                <w:szCs w:val="14"/>
-              </w:rPr>
-            </w:pPr>
-            <w:r>
-              <w:rPr>
-                <w:rFonts w:eastAsia="Arial"/>
-                <w:sz w:val="14"/>
-                <w:szCs w:val="14"/>
-              </w:rPr>
-              <w:t>N/A</w:t>
+            <w:tcBorders>
+              <w:left w:val="single" w:sz="18" w:space="0" w:color="auto"/>
+            </w:tcBorders>
+            <w:shd w:val="clear" w:color="auto" w:fill="FFFFFF" w:themeFill="background1"/>
+            <w:tcMar>
+              <w:top w:w="60" w:type="dxa"/>
+              <w:left w:w="100" w:type="dxa"/>
+              <w:bottom w:w="60" w:type="dxa"/>
+              <w:right w:w="100" w:type="dxa"/>
+            </w:tcMar>
+            <w:vAlign w:val="center"/>
+          </w:tcPr>
+          <w:p>
+            <w:pPr>
+              <w:jc w:val="center"/>
+              <w:rPr>
+                <w:sz w:val="14"/>
+                <w:szCs w:val="14"/>
+              </w:rPr>
+            </w:pPr>
+            <w:r>
+              <w:rPr>
+                <w:sz w:val="14"/>
+                <w:szCs w:val="14"/>
+              </w:rPr>
+              <w:t>0.02 ± 0.00</w:t>
             </w:r>
           </w:p>
         </w:tc>
@@ -6672,11 +6887,10 @@
             </w:pPr>
             <w:r>
               <w:rPr>
-                <w:rFonts w:eastAsia="Arial"/>
-                <w:sz w:val="14"/>
-                <w:szCs w:val="14"/>
-              </w:rPr>
-              <w:t>N/A</w:t>
+                <w:sz w:val="14"/>
+                <w:szCs w:val="14"/>
+              </w:rPr>
+              <w:t>65.27 ± 0.50</w:t>
             </w:r>
           </w:p>
         </w:tc>
@@ -6702,11 +6916,10 @@
             </w:pPr>
             <w:r>
               <w:rPr>
-                <w:rFonts w:eastAsia="Arial"/>
-                <w:sz w:val="14"/>
-                <w:szCs w:val="14"/>
-              </w:rPr>
-              <w:t>N/A</w:t>
+                <w:sz w:val="14"/>
+                <w:szCs w:val="14"/>
+              </w:rPr>
+              <w:t>2.31 ± 0.02</w:t>
             </w:r>
           </w:p>
         </w:tc>
@@ -6732,42 +6945,47 @@
             </w:pPr>
             <w:r>
               <w:rPr>
-                <w:rFonts w:eastAsia="Arial"/>
-                <w:sz w:val="14"/>
-                <w:szCs w:val="14"/>
-              </w:rPr>
-              <w:t>N/A</w:t>
+                <w:sz w:val="14"/>
+                <w:szCs w:val="14"/>
+              </w:rPr>
+              <w:t>2.31 ± 0.02</w:t>
             </w:r>
           </w:p>
         </w:tc>
         <w:tc>
           <w:tcPr>
             <w:tcW w:w="228" w:type="pct"/>
-            <w:shd w:val="clear" w:color="auto" w:fill="FFFFFF" w:themeFill="background1"/>
-            <w:vAlign w:val="center"/>
-          </w:tcPr>
-          <w:p>
-            <w:pPr>
-              <w:jc w:val="center"/>
-              <w:rPr>
-                <w:rFonts w:eastAsia="Arial"/>
-                <w:sz w:val="14"/>
-                <w:szCs w:val="14"/>
-              </w:rPr>
-            </w:pPr>
-            <w:r>
-              <w:rPr>
-                <w:rFonts w:eastAsia="Arial"/>
-                <w:sz w:val="14"/>
-                <w:szCs w:val="14"/>
-              </w:rPr>
-              <w:t>N/A</w:t>
+            <w:tcBorders>
+              <w:right w:val="single" w:sz="18" w:space="0" w:color="auto"/>
+            </w:tcBorders>
+            <w:shd w:val="clear" w:color="auto" w:fill="FFFFFF" w:themeFill="background1"/>
+            <w:vAlign w:val="center"/>
+          </w:tcPr>
+          <w:p>
+            <w:pPr>
+              <w:jc w:val="center"/>
+              <w:rPr>
+                <w:rFonts w:eastAsia="Arial"/>
+                <w:sz w:val="14"/>
+                <w:szCs w:val="14"/>
+              </w:rPr>
+            </w:pPr>
+            <w:r>
+              <w:rPr>
+                <w:rFonts w:eastAsia="Arial"/>
+                <w:sz w:val="14"/>
+                <w:szCs w:val="14"/>
+              </w:rPr>
+              <w:t>65.03 ± 0.49</w:t>
             </w:r>
           </w:p>
         </w:tc>
         <w:tc>
           <w:tcPr>
             <w:tcW w:w="220" w:type="pct"/>
+            <w:tcBorders>
+              <w:left w:val="single" w:sz="18" w:space="0" w:color="auto"/>
+            </w:tcBorders>
             <w:shd w:val="clear" w:color="auto" w:fill="FFFFFF" w:themeFill="background1"/>
             <w:vAlign w:val="center"/>
           </w:tcPr>
@@ -6868,6 +7086,9 @@
         <w:tc>
           <w:tcPr>
             <w:tcW w:w="221" w:type="pct"/>
+            <w:tcBorders>
+              <w:right w:val="single" w:sz="18" w:space="0" w:color="auto"/>
+            </w:tcBorders>
             <w:shd w:val="clear" w:color="auto" w:fill="FFFFFF" w:themeFill="background1"/>
             <w:vAlign w:val="center"/>
           </w:tcPr>
@@ -6893,25 +7114,28 @@
         <w:tc>
           <w:tcPr>
             <w:tcW w:w="190" w:type="pct"/>
-            <w:shd w:val="clear" w:color="auto" w:fill="FFFFFF" w:themeFill="background1"/>
-            <w:vAlign w:val="center"/>
-          </w:tcPr>
-          <w:p>
-            <w:pPr>
-              <w:jc w:val="center"/>
-              <w:rPr>
-                <w:rFonts w:eastAsia="Arial"/>
-                <w:sz w:val="14"/>
-                <w:szCs w:val="14"/>
-              </w:rPr>
-            </w:pPr>
-            <w:r>
-              <w:rPr>
-                <w:rFonts w:eastAsia="Arial"/>
-                <w:sz w:val="14"/>
-                <w:szCs w:val="14"/>
-              </w:rPr>
-              <w:t>N/A</w:t>
+            <w:tcBorders>
+              <w:left w:val="single" w:sz="18" w:space="0" w:color="auto"/>
+            </w:tcBorders>
+            <w:shd w:val="clear" w:color="auto" w:fill="FFFFFF" w:themeFill="background1"/>
+            <w:vAlign w:val="center"/>
+          </w:tcPr>
+          <w:p>
+            <w:pPr>
+              <w:jc w:val="center"/>
+              <w:rPr>
+                <w:rFonts w:eastAsia="Arial"/>
+                <w:sz w:val="14"/>
+                <w:szCs w:val="14"/>
+              </w:rPr>
+            </w:pPr>
+            <w:r>
+              <w:rPr>
+                <w:rFonts w:eastAsia="Arial"/>
+                <w:sz w:val="14"/>
+                <w:szCs w:val="14"/>
+              </w:rPr>
+              <w:t>0.05 ± 0.00</w:t>
             </w:r>
           </w:p>
         </w:tc>
@@ -6936,7 +7160,7 @@
                 <w:sz w:val="14"/>
                 <w:szCs w:val="14"/>
               </w:rPr>
-              <w:t>N/A</w:t>
+              <w:t>28.07 ± 0.12</w:t>
             </w:r>
           </w:p>
         </w:tc>
@@ -6961,7 +7185,7 @@
                 <w:sz w:val="14"/>
                 <w:szCs w:val="14"/>
               </w:rPr>
-              <w:t>N/A</w:t>
+              <w:t>5.36 ± 0.02</w:t>
             </w:r>
           </w:p>
         </w:tc>
@@ -6986,32 +7210,32 @@
                 <w:sz w:val="14"/>
                 <w:szCs w:val="14"/>
               </w:rPr>
-              <w:t>N/A</w:t>
-            </w:r>
-          </w:p>
-        </w:tc>
-        <w:tc>
-          <w:tcPr>
-            <w:tcW w:w="190" w:type="pct"/>
-            <w:shd w:val="clear" w:color="auto" w:fill="FFFFFF" w:themeFill="background1"/>
-            <w:vAlign w:val="center"/>
-          </w:tcPr>
-          <w:p>
-            <w:pPr>
-              <w:jc w:val="center"/>
-              <w:rPr>
-                <w:rFonts w:eastAsia="Arial"/>
-                <w:sz w:val="14"/>
-                <w:szCs w:val="14"/>
-              </w:rPr>
-            </w:pPr>
-            <w:r>
-              <w:rPr>
-                <w:rFonts w:eastAsia="Arial"/>
-                <w:sz w:val="14"/>
-                <w:szCs w:val="14"/>
-              </w:rPr>
-              <w:t>N/A</w:t>
+              <w:t>5.36 ± 0.02</w:t>
+            </w:r>
+          </w:p>
+        </w:tc>
+        <w:tc>
+          <w:tcPr>
+            <w:tcW w:w="191" w:type="pct"/>
+            <w:shd w:val="clear" w:color="auto" w:fill="FFFFFF" w:themeFill="background1"/>
+            <w:vAlign w:val="center"/>
+          </w:tcPr>
+          <w:p>
+            <w:pPr>
+              <w:jc w:val="center"/>
+              <w:rPr>
+                <w:rFonts w:eastAsia="Arial"/>
+                <w:sz w:val="14"/>
+                <w:szCs w:val="14"/>
+              </w:rPr>
+            </w:pPr>
+            <w:r>
+              <w:rPr>
+                <w:rFonts w:eastAsia="Arial"/>
+                <w:sz w:val="14"/>
+                <w:szCs w:val="14"/>
+              </w:rPr>
+              <w:t>28.00 ± 0.12</w:t>
             </w:r>
           </w:p>
         </w:tc>
@@ -7055,6 +7279,28 @@
           <w:tcPr>
             <w:tcW w:w="1474" w:type="pct"/>
             <w:gridSpan w:val="7"/>
+            <w:tcBorders>
+              <w:right w:val="single" w:sz="18" w:space="0" w:color="auto"/>
+            </w:tcBorders>
+            <w:shd w:val="clear" w:color="auto" w:fill="000000" w:themeFill="text1"/>
+          </w:tcPr>
+          <w:p>
+            <w:pPr>
+              <w:rPr>
+                <w:rFonts w:eastAsia="Arial"/>
+                <w:color w:val="FFFFFF" w:themeColor="background1"/>
+                <w:sz w:val="14"/>
+                <w:szCs w:val="14"/>
+              </w:rPr>
+            </w:pPr>
+          </w:p>
+        </w:tc>
+        <w:tc>
+          <w:tcPr>
+            <w:tcW w:w="220" w:type="pct"/>
+            <w:tcBorders>
+              <w:left w:val="single" w:sz="18" w:space="0" w:color="auto"/>
+            </w:tcBorders>
             <w:shd w:val="clear" w:color="auto" w:fill="000000" w:themeFill="text1"/>
           </w:tcPr>
           <w:p>
@@ -7118,7 +7364,10 @@
         </w:tc>
         <w:tc>
           <w:tcPr>
-            <w:tcW w:w="220" w:type="pct"/>
+            <w:tcW w:w="221" w:type="pct"/>
+            <w:tcBorders>
+              <w:right w:val="single" w:sz="18" w:space="0" w:color="auto"/>
+            </w:tcBorders>
             <w:shd w:val="clear" w:color="auto" w:fill="000000" w:themeFill="text1"/>
           </w:tcPr>
           <w:p>
@@ -7134,7 +7383,10 @@
         </w:tc>
         <w:tc>
           <w:tcPr>
-            <w:tcW w:w="221" w:type="pct"/>
+            <w:tcW w:w="190" w:type="pct"/>
+            <w:tcBorders>
+              <w:left w:val="single" w:sz="18" w:space="0" w:color="auto"/>
+            </w:tcBorders>
             <w:shd w:val="clear" w:color="auto" w:fill="000000" w:themeFill="text1"/>
           </w:tcPr>
           <w:p>
@@ -7198,23 +7450,7 @@
         </w:tc>
         <w:tc>
           <w:tcPr>
-            <w:tcW w:w="190" w:type="pct"/>
-            <w:shd w:val="clear" w:color="auto" w:fill="000000" w:themeFill="text1"/>
-          </w:tcPr>
-          <w:p>
-            <w:pPr>
-              <w:rPr>
-                <w:rFonts w:eastAsia="Arial"/>
-                <w:color w:val="FFFFFF" w:themeColor="background1"/>
-                <w:sz w:val="14"/>
-                <w:szCs w:val="14"/>
-              </w:rPr>
-            </w:pPr>
-          </w:p>
-        </w:tc>
-        <w:tc>
-          <w:tcPr>
-            <w:tcW w:w="190" w:type="pct"/>
+            <w:tcW w:w="191" w:type="pct"/>
             <w:shd w:val="clear" w:color="auto" w:fill="000000" w:themeFill="text1"/>
           </w:tcPr>
           <w:p>
@@ -7417,6 +7653,9 @@
         <w:tc>
           <w:tcPr>
             <w:tcW w:w="246" w:type="pct"/>
+            <w:tcBorders>
+              <w:right w:val="single" w:sz="18" w:space="0" w:color="auto"/>
+            </w:tcBorders>
             <w:shd w:val="clear" w:color="auto" w:fill="FFFFFF" w:themeFill="background1"/>
             <w:tcMar>
               <w:top w:w="60" w:type="dxa"/>
@@ -7447,30 +7686,32 @@
         <w:tc>
           <w:tcPr>
             <w:tcW w:w="227" w:type="pct"/>
-            <w:shd w:val="clear" w:color="auto" w:fill="FFFFFF" w:themeFill="background1"/>
-            <w:tcMar>
-              <w:top w:w="60" w:type="dxa"/>
-              <w:left w:w="100" w:type="dxa"/>
-              <w:bottom w:w="60" w:type="dxa"/>
-              <w:right w:w="100" w:type="dxa"/>
-            </w:tcMar>
-            <w:vAlign w:val="center"/>
-          </w:tcPr>
-          <w:p>
-            <w:pPr>
-              <w:jc w:val="center"/>
-              <w:rPr>
-                <w:sz w:val="14"/>
-                <w:szCs w:val="14"/>
-              </w:rPr>
-            </w:pPr>
-            <w:r>
-              <w:rPr>
-                <w:rFonts w:eastAsia="Arial"/>
-                <w:sz w:val="14"/>
-                <w:szCs w:val="14"/>
-              </w:rPr>
-              <w:t>N/A</w:t>
+            <w:tcBorders>
+              <w:left w:val="single" w:sz="18" w:space="0" w:color="auto"/>
+            </w:tcBorders>
+            <w:shd w:val="clear" w:color="auto" w:fill="FFFFFF" w:themeFill="background1"/>
+            <w:tcMar>
+              <w:top w:w="60" w:type="dxa"/>
+              <w:left w:w="100" w:type="dxa"/>
+              <w:bottom w:w="60" w:type="dxa"/>
+              <w:right w:w="100" w:type="dxa"/>
+            </w:tcMar>
+            <w:vAlign w:val="center"/>
+          </w:tcPr>
+          <w:p>
+            <w:pPr>
+              <w:jc w:val="center"/>
+              <w:rPr>
+                <w:sz w:val="14"/>
+                <w:szCs w:val="14"/>
+              </w:rPr>
+            </w:pPr>
+            <w:r>
+              <w:rPr>
+                <w:sz w:val="14"/>
+                <w:szCs w:val="14"/>
+              </w:rPr>
+              <w:t>0.02 ± 0.00</w:t>
             </w:r>
           </w:p>
         </w:tc>
@@ -7496,11 +7737,10 @@
             </w:pPr>
             <w:r>
               <w:rPr>
-                <w:rFonts w:eastAsia="Arial"/>
-                <w:sz w:val="14"/>
-                <w:szCs w:val="14"/>
-              </w:rPr>
-              <w:t>N/A</w:t>
+                <w:sz w:val="14"/>
+                <w:szCs w:val="14"/>
+              </w:rPr>
+              <w:t>61.37 ± 0.10</w:t>
             </w:r>
           </w:p>
         </w:tc>
@@ -7526,11 +7766,10 @@
             </w:pPr>
             <w:r>
               <w:rPr>
-                <w:rFonts w:eastAsia="Arial"/>
-                <w:sz w:val="14"/>
-                <w:szCs w:val="14"/>
-              </w:rPr>
-              <w:t>N/A</w:t>
+                <w:sz w:val="14"/>
+                <w:szCs w:val="14"/>
+              </w:rPr>
+              <w:t>2.45 ± 0.00</w:t>
             </w:r>
           </w:p>
         </w:tc>
@@ -7556,42 +7795,47 @@
             </w:pPr>
             <w:r>
               <w:rPr>
-                <w:rFonts w:eastAsia="Arial"/>
-                <w:sz w:val="14"/>
-                <w:szCs w:val="14"/>
-              </w:rPr>
-              <w:t>N/A</w:t>
+                <w:sz w:val="14"/>
+                <w:szCs w:val="14"/>
+              </w:rPr>
+              <w:t>2.45 ± 0.00</w:t>
             </w:r>
           </w:p>
         </w:tc>
         <w:tc>
           <w:tcPr>
             <w:tcW w:w="228" w:type="pct"/>
-            <w:shd w:val="clear" w:color="auto" w:fill="FFFFFF" w:themeFill="background1"/>
-            <w:vAlign w:val="center"/>
-          </w:tcPr>
-          <w:p>
-            <w:pPr>
-              <w:jc w:val="center"/>
-              <w:rPr>
-                <w:rFonts w:eastAsia="Arial"/>
-                <w:sz w:val="14"/>
-                <w:szCs w:val="14"/>
-              </w:rPr>
-            </w:pPr>
-            <w:r>
-              <w:rPr>
-                <w:rFonts w:eastAsia="Arial"/>
-                <w:sz w:val="14"/>
-                <w:szCs w:val="14"/>
-              </w:rPr>
-              <w:t>N/A</w:t>
+            <w:tcBorders>
+              <w:right w:val="single" w:sz="18" w:space="0" w:color="auto"/>
+            </w:tcBorders>
+            <w:shd w:val="clear" w:color="auto" w:fill="FFFFFF" w:themeFill="background1"/>
+            <w:vAlign w:val="center"/>
+          </w:tcPr>
+          <w:p>
+            <w:pPr>
+              <w:jc w:val="center"/>
+              <w:rPr>
+                <w:rFonts w:eastAsia="Arial"/>
+                <w:sz w:val="14"/>
+                <w:szCs w:val="14"/>
+              </w:rPr>
+            </w:pPr>
+            <w:r>
+              <w:rPr>
+                <w:rFonts w:eastAsia="Arial"/>
+                <w:sz w:val="14"/>
+                <w:szCs w:val="14"/>
+              </w:rPr>
+              <w:t>61.15 ± 0.10</w:t>
             </w:r>
           </w:p>
         </w:tc>
         <w:tc>
           <w:tcPr>
             <w:tcW w:w="220" w:type="pct"/>
+            <w:tcBorders>
+              <w:left w:val="single" w:sz="18" w:space="0" w:color="auto"/>
+            </w:tcBorders>
             <w:shd w:val="clear" w:color="auto" w:fill="FFFFFF" w:themeFill="background1"/>
             <w:vAlign w:val="center"/>
           </w:tcPr>
@@ -7692,6 +7936,9 @@
         <w:tc>
           <w:tcPr>
             <w:tcW w:w="221" w:type="pct"/>
+            <w:tcBorders>
+              <w:right w:val="single" w:sz="18" w:space="0" w:color="auto"/>
+            </w:tcBorders>
             <w:shd w:val="clear" w:color="auto" w:fill="FFFFFF" w:themeFill="background1"/>
             <w:vAlign w:val="center"/>
           </w:tcPr>
@@ -7717,25 +7964,28 @@
         <w:tc>
           <w:tcPr>
             <w:tcW w:w="190" w:type="pct"/>
-            <w:shd w:val="clear" w:color="auto" w:fill="FFFFFF" w:themeFill="background1"/>
-            <w:vAlign w:val="center"/>
-          </w:tcPr>
-          <w:p>
-            <w:pPr>
-              <w:jc w:val="center"/>
-              <w:rPr>
-                <w:rFonts w:eastAsia="Arial"/>
-                <w:sz w:val="14"/>
-                <w:szCs w:val="14"/>
-              </w:rPr>
-            </w:pPr>
-            <w:r>
-              <w:rPr>
-                <w:rFonts w:eastAsia="Arial"/>
-                <w:sz w:val="14"/>
-                <w:szCs w:val="14"/>
-              </w:rPr>
-              <w:t>N/A</w:t>
+            <w:tcBorders>
+              <w:left w:val="single" w:sz="18" w:space="0" w:color="auto"/>
+            </w:tcBorders>
+            <w:shd w:val="clear" w:color="auto" w:fill="FFFFFF" w:themeFill="background1"/>
+            <w:vAlign w:val="center"/>
+          </w:tcPr>
+          <w:p>
+            <w:pPr>
+              <w:jc w:val="center"/>
+              <w:rPr>
+                <w:rFonts w:eastAsia="Arial"/>
+                <w:sz w:val="14"/>
+                <w:szCs w:val="14"/>
+              </w:rPr>
+            </w:pPr>
+            <w:r>
+              <w:rPr>
+                <w:rFonts w:eastAsia="Arial"/>
+                <w:sz w:val="14"/>
+                <w:szCs w:val="14"/>
+              </w:rPr>
+              <w:t>0.03 ± 0.00</w:t>
             </w:r>
           </w:p>
         </w:tc>
@@ -7760,7 +8010,23 @@
                 <w:sz w:val="14"/>
                 <w:szCs w:val="14"/>
               </w:rPr>
-              <w:t>N/A</w:t>
+              <w:t>26.49</w:t>
+            </w:r>
+            <w:r>
+              <w:rPr>
+                <w:rFonts w:eastAsia="Arial"/>
+                <w:sz w:val="14"/>
+                <w:szCs w:val="14"/>
+              </w:rPr>
+              <w:t xml:space="preserve"> ± </w:t>
+            </w:r>
+            <w:r>
+              <w:rPr>
+                <w:rFonts w:eastAsia="Arial"/>
+                <w:sz w:val="14"/>
+                <w:szCs w:val="14"/>
+              </w:rPr>
+              <w:t>0.4</w:t>
             </w:r>
           </w:p>
         </w:tc>
@@ -7785,7 +8051,15 @@
                 <w:sz w:val="14"/>
                 <w:szCs w:val="14"/>
               </w:rPr>
-              <w:t>N/A</w:t>
+              <w:t>5.82</w:t>
+            </w:r>
+            <w:r>
+              <w:rPr>
+                <w:rFonts w:eastAsia="Arial"/>
+                <w:sz w:val="14"/>
+                <w:szCs w:val="14"/>
+              </w:rPr>
+              <w:t xml:space="preserve"> ± 0.07</w:t>
             </w:r>
           </w:p>
         </w:tc>
@@ -7810,32 +8084,64 @@
                 <w:sz w:val="14"/>
                 <w:szCs w:val="14"/>
               </w:rPr>
-              <w:t>N/A</w:t>
-            </w:r>
-          </w:p>
-        </w:tc>
-        <w:tc>
-          <w:tcPr>
-            <w:tcW w:w="190" w:type="pct"/>
-            <w:shd w:val="clear" w:color="auto" w:fill="FFFFFF" w:themeFill="background1"/>
-            <w:vAlign w:val="center"/>
-          </w:tcPr>
-          <w:p>
-            <w:pPr>
-              <w:jc w:val="center"/>
-              <w:rPr>
-                <w:rFonts w:eastAsia="Arial"/>
-                <w:sz w:val="14"/>
-                <w:szCs w:val="14"/>
-              </w:rPr>
-            </w:pPr>
-            <w:r>
-              <w:rPr>
-                <w:rFonts w:eastAsia="Arial"/>
-                <w:sz w:val="14"/>
-                <w:szCs w:val="14"/>
-              </w:rPr>
-              <w:t>N/A</w:t>
+              <w:t>5.81</w:t>
+            </w:r>
+            <w:r>
+              <w:rPr>
+                <w:rFonts w:eastAsia="Arial"/>
+                <w:sz w:val="14"/>
+                <w:szCs w:val="14"/>
+              </w:rPr>
+              <w:t xml:space="preserve"> ± 0.07</w:t>
+            </w:r>
+          </w:p>
+        </w:tc>
+        <w:tc>
+          <w:tcPr>
+            <w:tcW w:w="191" w:type="pct"/>
+            <w:shd w:val="clear" w:color="auto" w:fill="FFFFFF" w:themeFill="background1"/>
+            <w:vAlign w:val="center"/>
+          </w:tcPr>
+          <w:p>
+            <w:pPr>
+              <w:jc w:val="center"/>
+              <w:rPr>
+                <w:rFonts w:eastAsia="Arial"/>
+                <w:sz w:val="14"/>
+                <w:szCs w:val="14"/>
+              </w:rPr>
+            </w:pPr>
+            <w:r>
+              <w:rPr>
+                <w:rFonts w:eastAsia="Arial"/>
+                <w:sz w:val="14"/>
+                <w:szCs w:val="14"/>
+              </w:rPr>
+              <w:t>27.43</w:t>
+            </w:r>
+            <w:r>
+              <w:rPr>
+                <w:rFonts w:eastAsia="Arial"/>
+                <w:sz w:val="14"/>
+                <w:szCs w:val="14"/>
+              </w:rPr>
+              <w:t xml:space="preserve"> ± </w:t>
+            </w:r>
+            <w:r>
+              <w:rPr>
+                <w:rFonts w:eastAsia="Arial"/>
+                <w:sz w:val="14"/>
+                <w:szCs w:val="14"/>
+              </w:rPr>
+              <w:t>0.5</w:t>
+            </w:r>
+            <w:r>
+              <w:rPr>
+                <w:rFonts w:eastAsia="Arial"/>
+                <w:sz w:val="14"/>
+                <w:szCs w:val="14"/>
+              </w:rPr>
+              <w:t>4</w:t>
             </w:r>
           </w:p>
         </w:tc>
@@ -8020,6 +8326,9 @@
         <w:tc>
           <w:tcPr>
             <w:tcW w:w="246" w:type="pct"/>
+            <w:tcBorders>
+              <w:right w:val="single" w:sz="18" w:space="0" w:color="auto"/>
+            </w:tcBorders>
             <w:shd w:val="clear" w:color="auto" w:fill="FFFFFF" w:themeFill="background1"/>
             <w:tcMar>
               <w:top w:w="60" w:type="dxa"/>
@@ -8050,30 +8359,32 @@
         <w:tc>
           <w:tcPr>
             <w:tcW w:w="227" w:type="pct"/>
-            <w:shd w:val="clear" w:color="auto" w:fill="FFFFFF" w:themeFill="background1"/>
-            <w:tcMar>
-              <w:top w:w="60" w:type="dxa"/>
-              <w:left w:w="100" w:type="dxa"/>
-              <w:bottom w:w="60" w:type="dxa"/>
-              <w:right w:w="100" w:type="dxa"/>
-            </w:tcMar>
-            <w:vAlign w:val="center"/>
-          </w:tcPr>
-          <w:p>
-            <w:pPr>
-              <w:jc w:val="center"/>
-              <w:rPr>
-                <w:sz w:val="14"/>
-                <w:szCs w:val="14"/>
-              </w:rPr>
-            </w:pPr>
-            <w:r>
-              <w:rPr>
-                <w:rFonts w:eastAsia="Arial"/>
-                <w:sz w:val="14"/>
-                <w:szCs w:val="14"/>
-              </w:rPr>
-              <w:t>N/A</w:t>
+            <w:tcBorders>
+              <w:left w:val="single" w:sz="18" w:space="0" w:color="auto"/>
+            </w:tcBorders>
+            <w:shd w:val="clear" w:color="auto" w:fill="FFFFFF" w:themeFill="background1"/>
+            <w:tcMar>
+              <w:top w:w="60" w:type="dxa"/>
+              <w:left w:w="100" w:type="dxa"/>
+              <w:bottom w:w="60" w:type="dxa"/>
+              <w:right w:w="100" w:type="dxa"/>
+            </w:tcMar>
+            <w:vAlign w:val="center"/>
+          </w:tcPr>
+          <w:p>
+            <w:pPr>
+              <w:jc w:val="center"/>
+              <w:rPr>
+                <w:sz w:val="14"/>
+                <w:szCs w:val="14"/>
+              </w:rPr>
+            </w:pPr>
+            <w:r>
+              <w:rPr>
+                <w:sz w:val="14"/>
+                <w:szCs w:val="14"/>
+              </w:rPr>
+              <w:t>0.02 ± 0.00</w:t>
             </w:r>
           </w:p>
         </w:tc>
@@ -8099,11 +8410,10 @@
             </w:pPr>
             <w:r>
               <w:rPr>
-                <w:rFonts w:eastAsia="Arial"/>
-                <w:sz w:val="14"/>
-                <w:szCs w:val="14"/>
-              </w:rPr>
-              <w:t>N/A</w:t>
+                <w:sz w:val="14"/>
+                <w:szCs w:val="14"/>
+              </w:rPr>
+              <w:t>62.43 ± 1.88</w:t>
             </w:r>
           </w:p>
         </w:tc>
@@ -8129,11 +8439,10 @@
             </w:pPr>
             <w:r>
               <w:rPr>
-                <w:rFonts w:eastAsia="Arial"/>
-                <w:sz w:val="14"/>
-                <w:szCs w:val="14"/>
-              </w:rPr>
-              <w:t>N/A</w:t>
+                <w:sz w:val="14"/>
+                <w:szCs w:val="14"/>
+              </w:rPr>
+              <w:t>2.41 ± 0.07</w:t>
             </w:r>
           </w:p>
         </w:tc>
@@ -8159,42 +8468,47 @@
             </w:pPr>
             <w:r>
               <w:rPr>
-                <w:rFonts w:eastAsia="Arial"/>
-                <w:sz w:val="14"/>
-                <w:szCs w:val="14"/>
-              </w:rPr>
-              <w:t>N/A</w:t>
+                <w:sz w:val="14"/>
+                <w:szCs w:val="14"/>
+              </w:rPr>
+              <w:t>2.41 ± 0.07</w:t>
             </w:r>
           </w:p>
         </w:tc>
         <w:tc>
           <w:tcPr>
             <w:tcW w:w="228" w:type="pct"/>
-            <w:shd w:val="clear" w:color="auto" w:fill="FFFFFF" w:themeFill="background1"/>
-            <w:vAlign w:val="center"/>
-          </w:tcPr>
-          <w:p>
-            <w:pPr>
-              <w:jc w:val="center"/>
-              <w:rPr>
-                <w:rFonts w:eastAsia="Arial"/>
-                <w:sz w:val="14"/>
-                <w:szCs w:val="14"/>
-              </w:rPr>
-            </w:pPr>
-            <w:r>
-              <w:rPr>
-                <w:rFonts w:eastAsia="Arial"/>
-                <w:sz w:val="14"/>
-                <w:szCs w:val="14"/>
-              </w:rPr>
-              <w:t>N/A</w:t>
+            <w:tcBorders>
+              <w:right w:val="single" w:sz="18" w:space="0" w:color="auto"/>
+            </w:tcBorders>
+            <w:shd w:val="clear" w:color="auto" w:fill="FFFFFF" w:themeFill="background1"/>
+            <w:vAlign w:val="center"/>
+          </w:tcPr>
+          <w:p>
+            <w:pPr>
+              <w:jc w:val="center"/>
+              <w:rPr>
+                <w:rFonts w:eastAsia="Arial"/>
+                <w:sz w:val="14"/>
+                <w:szCs w:val="14"/>
+              </w:rPr>
+            </w:pPr>
+            <w:r>
+              <w:rPr>
+                <w:rFonts w:eastAsia="Arial"/>
+                <w:sz w:val="14"/>
+                <w:szCs w:val="14"/>
+              </w:rPr>
+              <w:t>62.21 ± 1.87</w:t>
             </w:r>
           </w:p>
         </w:tc>
         <w:tc>
           <w:tcPr>
             <w:tcW w:w="220" w:type="pct"/>
+            <w:tcBorders>
+              <w:left w:val="single" w:sz="18" w:space="0" w:color="auto"/>
+            </w:tcBorders>
             <w:shd w:val="clear" w:color="auto" w:fill="FFFFFF" w:themeFill="background1"/>
             <w:vAlign w:val="center"/>
           </w:tcPr>
@@ -8295,6 +8609,9 @@
         <w:tc>
           <w:tcPr>
             <w:tcW w:w="221" w:type="pct"/>
+            <w:tcBorders>
+              <w:right w:val="single" w:sz="18" w:space="0" w:color="auto"/>
+            </w:tcBorders>
             <w:shd w:val="clear" w:color="auto" w:fill="FFFFFF" w:themeFill="background1"/>
             <w:vAlign w:val="center"/>
           </w:tcPr>
@@ -8320,25 +8637,28 @@
         <w:tc>
           <w:tcPr>
             <w:tcW w:w="190" w:type="pct"/>
-            <w:shd w:val="clear" w:color="auto" w:fill="FFFFFF" w:themeFill="background1"/>
-            <w:vAlign w:val="center"/>
-          </w:tcPr>
-          <w:p>
-            <w:pPr>
-              <w:jc w:val="center"/>
-              <w:rPr>
-                <w:rFonts w:eastAsia="Arial"/>
-                <w:sz w:val="14"/>
-                <w:szCs w:val="14"/>
-              </w:rPr>
-            </w:pPr>
-            <w:r>
-              <w:rPr>
-                <w:rFonts w:eastAsia="Arial"/>
-                <w:sz w:val="14"/>
-                <w:szCs w:val="14"/>
-              </w:rPr>
-              <w:t>N/A</w:t>
+            <w:tcBorders>
+              <w:left w:val="single" w:sz="18" w:space="0" w:color="auto"/>
+            </w:tcBorders>
+            <w:shd w:val="clear" w:color="auto" w:fill="FFFFFF" w:themeFill="background1"/>
+            <w:vAlign w:val="center"/>
+          </w:tcPr>
+          <w:p>
+            <w:pPr>
+              <w:jc w:val="center"/>
+              <w:rPr>
+                <w:rFonts w:eastAsia="Arial"/>
+                <w:sz w:val="14"/>
+                <w:szCs w:val="14"/>
+              </w:rPr>
+            </w:pPr>
+            <w:r>
+              <w:rPr>
+                <w:rFonts w:eastAsia="Arial"/>
+                <w:sz w:val="14"/>
+                <w:szCs w:val="14"/>
+              </w:rPr>
+              <w:t>0.05 ± 0.00</w:t>
             </w:r>
           </w:p>
         </w:tc>
@@ -8363,7 +8683,7 @@
                 <w:sz w:val="14"/>
                 <w:szCs w:val="14"/>
               </w:rPr>
-              <w:t>N/A</w:t>
+              <w:t>25.41 ± 0.35</w:t>
             </w:r>
           </w:p>
         </w:tc>
@@ -8388,7 +8708,7 @@
                 <w:sz w:val="14"/>
                 <w:szCs w:val="14"/>
               </w:rPr>
-              <w:t>N/A</w:t>
+              <w:t>5.92 ± 0.08</w:t>
             </w:r>
           </w:p>
         </w:tc>
@@ -8413,32 +8733,32 @@
                 <w:sz w:val="14"/>
                 <w:szCs w:val="14"/>
               </w:rPr>
-              <w:t>N/A</w:t>
-            </w:r>
-          </w:p>
-        </w:tc>
-        <w:tc>
-          <w:tcPr>
-            <w:tcW w:w="190" w:type="pct"/>
-            <w:shd w:val="clear" w:color="auto" w:fill="FFFFFF" w:themeFill="background1"/>
-            <w:vAlign w:val="center"/>
-          </w:tcPr>
-          <w:p>
-            <w:pPr>
-              <w:jc w:val="center"/>
-              <w:rPr>
-                <w:rFonts w:eastAsia="Arial"/>
-                <w:sz w:val="14"/>
-                <w:szCs w:val="14"/>
-              </w:rPr>
-            </w:pPr>
-            <w:r>
-              <w:rPr>
-                <w:rFonts w:eastAsia="Arial"/>
-                <w:sz w:val="14"/>
-                <w:szCs w:val="14"/>
-              </w:rPr>
-              <w:t>N/A</w:t>
+              <w:t>5.92 ± 0.08</w:t>
+            </w:r>
+          </w:p>
+        </w:tc>
+        <w:tc>
+          <w:tcPr>
+            <w:tcW w:w="191" w:type="pct"/>
+            <w:shd w:val="clear" w:color="auto" w:fill="FFFFFF" w:themeFill="background1"/>
+            <w:vAlign w:val="center"/>
+          </w:tcPr>
+          <w:p>
+            <w:pPr>
+              <w:jc w:val="center"/>
+              <w:rPr>
+                <w:rFonts w:eastAsia="Arial"/>
+                <w:sz w:val="14"/>
+                <w:szCs w:val="14"/>
+              </w:rPr>
+            </w:pPr>
+            <w:r>
+              <w:rPr>
+                <w:rFonts w:eastAsia="Arial"/>
+                <w:sz w:val="14"/>
+                <w:szCs w:val="14"/>
+              </w:rPr>
+              <w:t>25.36 ± 0.35</w:t>
             </w:r>
           </w:p>
         </w:tc>
@@ -8623,6 +8943,9 @@
         <w:tc>
           <w:tcPr>
             <w:tcW w:w="246" w:type="pct"/>
+            <w:tcBorders>
+              <w:right w:val="single" w:sz="18" w:space="0" w:color="auto"/>
+            </w:tcBorders>
             <w:shd w:val="clear" w:color="auto" w:fill="FFFFFF" w:themeFill="background1"/>
             <w:tcMar>
               <w:top w:w="60" w:type="dxa"/>
@@ -8653,30 +8976,32 @@
         <w:tc>
           <w:tcPr>
             <w:tcW w:w="227" w:type="pct"/>
-            <w:shd w:val="clear" w:color="auto" w:fill="FFFFFF" w:themeFill="background1"/>
-            <w:tcMar>
-              <w:top w:w="60" w:type="dxa"/>
-              <w:left w:w="100" w:type="dxa"/>
-              <w:bottom w:w="60" w:type="dxa"/>
-              <w:right w:w="100" w:type="dxa"/>
-            </w:tcMar>
-            <w:vAlign w:val="center"/>
-          </w:tcPr>
-          <w:p>
-            <w:pPr>
-              <w:jc w:val="center"/>
-              <w:rPr>
-                <w:sz w:val="14"/>
-                <w:szCs w:val="14"/>
-              </w:rPr>
-            </w:pPr>
-            <w:r>
-              <w:rPr>
-                <w:rFonts w:eastAsia="Arial"/>
-                <w:sz w:val="14"/>
-                <w:szCs w:val="14"/>
-              </w:rPr>
-              <w:t>N/A</w:t>
+            <w:tcBorders>
+              <w:left w:val="single" w:sz="18" w:space="0" w:color="auto"/>
+            </w:tcBorders>
+            <w:shd w:val="clear" w:color="auto" w:fill="FFFFFF" w:themeFill="background1"/>
+            <w:tcMar>
+              <w:top w:w="60" w:type="dxa"/>
+              <w:left w:w="100" w:type="dxa"/>
+              <w:bottom w:w="60" w:type="dxa"/>
+              <w:right w:w="100" w:type="dxa"/>
+            </w:tcMar>
+            <w:vAlign w:val="center"/>
+          </w:tcPr>
+          <w:p>
+            <w:pPr>
+              <w:jc w:val="center"/>
+              <w:rPr>
+                <w:sz w:val="14"/>
+                <w:szCs w:val="14"/>
+              </w:rPr>
+            </w:pPr>
+            <w:r>
+              <w:rPr>
+                <w:sz w:val="14"/>
+                <w:szCs w:val="14"/>
+              </w:rPr>
+              <w:t>0.02 ± 0.00</w:t>
             </w:r>
           </w:p>
         </w:tc>
@@ -8702,11 +9027,10 @@
             </w:pPr>
             <w:r>
               <w:rPr>
-                <w:rFonts w:eastAsia="Arial"/>
-                <w:sz w:val="14"/>
-                <w:szCs w:val="14"/>
-              </w:rPr>
-              <w:t>N/A</w:t>
+                <w:sz w:val="14"/>
+                <w:szCs w:val="14"/>
+              </w:rPr>
+              <w:t>62.38 ± 1.24</w:t>
             </w:r>
           </w:p>
         </w:tc>
@@ -8732,11 +9056,10 @@
             </w:pPr>
             <w:r>
               <w:rPr>
-                <w:rFonts w:eastAsia="Arial"/>
-                <w:sz w:val="14"/>
-                <w:szCs w:val="14"/>
-              </w:rPr>
-              <w:t>N/A</w:t>
+                <w:sz w:val="14"/>
+                <w:szCs w:val="14"/>
+              </w:rPr>
+              <w:t>2.41 ± 0.05</w:t>
             </w:r>
           </w:p>
         </w:tc>
@@ -8762,42 +9085,47 @@
             </w:pPr>
             <w:r>
               <w:rPr>
-                <w:rFonts w:eastAsia="Arial"/>
-                <w:sz w:val="14"/>
-                <w:szCs w:val="14"/>
-              </w:rPr>
-              <w:t>N/A</w:t>
+                <w:sz w:val="14"/>
+                <w:szCs w:val="14"/>
+              </w:rPr>
+              <w:t>2.41 ± 0.05</w:t>
             </w:r>
           </w:p>
         </w:tc>
         <w:tc>
           <w:tcPr>
             <w:tcW w:w="228" w:type="pct"/>
-            <w:shd w:val="clear" w:color="auto" w:fill="FFFFFF" w:themeFill="background1"/>
-            <w:vAlign w:val="center"/>
-          </w:tcPr>
-          <w:p>
-            <w:pPr>
-              <w:jc w:val="center"/>
-              <w:rPr>
-                <w:rFonts w:eastAsia="Arial"/>
-                <w:sz w:val="14"/>
-                <w:szCs w:val="14"/>
-              </w:rPr>
-            </w:pPr>
-            <w:r>
-              <w:rPr>
-                <w:rFonts w:eastAsia="Arial"/>
-                <w:sz w:val="14"/>
-                <w:szCs w:val="14"/>
-              </w:rPr>
-              <w:t>N/A</w:t>
+            <w:tcBorders>
+              <w:right w:val="single" w:sz="18" w:space="0" w:color="auto"/>
+            </w:tcBorders>
+            <w:shd w:val="clear" w:color="auto" w:fill="FFFFFF" w:themeFill="background1"/>
+            <w:vAlign w:val="center"/>
+          </w:tcPr>
+          <w:p>
+            <w:pPr>
+              <w:jc w:val="center"/>
+              <w:rPr>
+                <w:rFonts w:eastAsia="Arial"/>
+                <w:sz w:val="14"/>
+                <w:szCs w:val="14"/>
+              </w:rPr>
+            </w:pPr>
+            <w:r>
+              <w:rPr>
+                <w:rFonts w:eastAsia="Arial"/>
+                <w:sz w:val="14"/>
+                <w:szCs w:val="14"/>
+              </w:rPr>
+              <w:t>62.15 ± 1.23</w:t>
             </w:r>
           </w:p>
         </w:tc>
         <w:tc>
           <w:tcPr>
             <w:tcW w:w="220" w:type="pct"/>
+            <w:tcBorders>
+              <w:left w:val="single" w:sz="18" w:space="0" w:color="auto"/>
+            </w:tcBorders>
             <w:shd w:val="clear" w:color="auto" w:fill="FFFFFF" w:themeFill="background1"/>
             <w:vAlign w:val="center"/>
           </w:tcPr>
@@ -8898,6 +9226,9 @@
         <w:tc>
           <w:tcPr>
             <w:tcW w:w="221" w:type="pct"/>
+            <w:tcBorders>
+              <w:right w:val="single" w:sz="18" w:space="0" w:color="auto"/>
+            </w:tcBorders>
             <w:shd w:val="clear" w:color="auto" w:fill="FFFFFF" w:themeFill="background1"/>
             <w:vAlign w:val="center"/>
           </w:tcPr>
@@ -8923,25 +9254,28 @@
         <w:tc>
           <w:tcPr>
             <w:tcW w:w="190" w:type="pct"/>
-            <w:shd w:val="clear" w:color="auto" w:fill="FFFFFF" w:themeFill="background1"/>
-            <w:vAlign w:val="center"/>
-          </w:tcPr>
-          <w:p>
-            <w:pPr>
-              <w:jc w:val="center"/>
-              <w:rPr>
-                <w:rFonts w:eastAsia="Arial"/>
-                <w:sz w:val="14"/>
-                <w:szCs w:val="14"/>
-              </w:rPr>
-            </w:pPr>
-            <w:r>
-              <w:rPr>
-                <w:rFonts w:eastAsia="Arial"/>
-                <w:sz w:val="14"/>
-                <w:szCs w:val="14"/>
-              </w:rPr>
-              <w:t>N/A</w:t>
+            <w:tcBorders>
+              <w:left w:val="single" w:sz="18" w:space="0" w:color="auto"/>
+            </w:tcBorders>
+            <w:shd w:val="clear" w:color="auto" w:fill="FFFFFF" w:themeFill="background1"/>
+            <w:vAlign w:val="center"/>
+          </w:tcPr>
+          <w:p>
+            <w:pPr>
+              <w:jc w:val="center"/>
+              <w:rPr>
+                <w:rFonts w:eastAsia="Arial"/>
+                <w:sz w:val="14"/>
+                <w:szCs w:val="14"/>
+              </w:rPr>
+            </w:pPr>
+            <w:r>
+              <w:rPr>
+                <w:rFonts w:eastAsia="Arial"/>
+                <w:sz w:val="14"/>
+                <w:szCs w:val="14"/>
+              </w:rPr>
+              <w:t>0.04 ± 0.00</w:t>
             </w:r>
           </w:p>
         </w:tc>
@@ -8966,7 +9300,7 @@
                 <w:sz w:val="14"/>
                 <w:szCs w:val="14"/>
               </w:rPr>
-              <w:t>N/A</w:t>
+              <w:t>27.56 ± 0.65</w:t>
             </w:r>
           </w:p>
         </w:tc>
@@ -8991,7 +9325,7 @@
                 <w:sz w:val="14"/>
                 <w:szCs w:val="14"/>
               </w:rPr>
-              <w:t>N/A</w:t>
+              <w:t>5.45 ± 0.13</w:t>
             </w:r>
           </w:p>
         </w:tc>
@@ -9016,32 +9350,32 @@
                 <w:sz w:val="14"/>
                 <w:szCs w:val="14"/>
               </w:rPr>
-              <w:t>N/A</w:t>
-            </w:r>
-          </w:p>
-        </w:tc>
-        <w:tc>
-          <w:tcPr>
-            <w:tcW w:w="190" w:type="pct"/>
-            <w:shd w:val="clear" w:color="auto" w:fill="FFFFFF" w:themeFill="background1"/>
-            <w:vAlign w:val="center"/>
-          </w:tcPr>
-          <w:p>
-            <w:pPr>
-              <w:jc w:val="center"/>
-              <w:rPr>
-                <w:rFonts w:eastAsia="Arial"/>
-                <w:sz w:val="14"/>
-                <w:szCs w:val="14"/>
-              </w:rPr>
-            </w:pPr>
-            <w:r>
-              <w:rPr>
-                <w:rFonts w:eastAsia="Arial"/>
-                <w:sz w:val="14"/>
-                <w:szCs w:val="14"/>
-              </w:rPr>
-              <w:t>N/A</w:t>
+              <w:t>5.45 ± 0.13</w:t>
+            </w:r>
+          </w:p>
+        </w:tc>
+        <w:tc>
+          <w:tcPr>
+            <w:tcW w:w="191" w:type="pct"/>
+            <w:shd w:val="clear" w:color="auto" w:fill="FFFFFF" w:themeFill="background1"/>
+            <w:vAlign w:val="center"/>
+          </w:tcPr>
+          <w:p>
+            <w:pPr>
+              <w:jc w:val="center"/>
+              <w:rPr>
+                <w:rFonts w:eastAsia="Arial"/>
+                <w:sz w:val="14"/>
+                <w:szCs w:val="14"/>
+              </w:rPr>
+            </w:pPr>
+            <w:r>
+              <w:rPr>
+                <w:rFonts w:eastAsia="Arial"/>
+                <w:sz w:val="14"/>
+                <w:szCs w:val="14"/>
+              </w:rPr>
+              <w:t>27.52 ± 0.65</w:t>
             </w:r>
           </w:p>
         </w:tc>
@@ -9234,6 +9568,9 @@
         <w:tc>
           <w:tcPr>
             <w:tcW w:w="246" w:type="pct"/>
+            <w:tcBorders>
+              <w:right w:val="single" w:sz="18" w:space="0" w:color="auto"/>
+            </w:tcBorders>
             <w:shd w:val="clear" w:color="auto" w:fill="FFFFFF" w:themeFill="background1"/>
             <w:tcMar>
               <w:top w:w="60" w:type="dxa"/>
@@ -9264,30 +9601,32 @@
         <w:tc>
           <w:tcPr>
             <w:tcW w:w="227" w:type="pct"/>
-            <w:shd w:val="clear" w:color="auto" w:fill="FFFFFF" w:themeFill="background1"/>
-            <w:tcMar>
-              <w:top w:w="60" w:type="dxa"/>
-              <w:left w:w="100" w:type="dxa"/>
-              <w:bottom w:w="60" w:type="dxa"/>
-              <w:right w:w="100" w:type="dxa"/>
-            </w:tcMar>
-            <w:vAlign w:val="center"/>
-          </w:tcPr>
-          <w:p>
-            <w:pPr>
-              <w:jc w:val="center"/>
-              <w:rPr>
-                <w:sz w:val="14"/>
-                <w:szCs w:val="14"/>
-              </w:rPr>
-            </w:pPr>
-            <w:r>
-              <w:rPr>
-                <w:rFonts w:eastAsia="Arial"/>
-                <w:sz w:val="14"/>
-                <w:szCs w:val="14"/>
-              </w:rPr>
-              <w:t>N/A</w:t>
+            <w:tcBorders>
+              <w:left w:val="single" w:sz="18" w:space="0" w:color="auto"/>
+            </w:tcBorders>
+            <w:shd w:val="clear" w:color="auto" w:fill="FFFFFF" w:themeFill="background1"/>
+            <w:tcMar>
+              <w:top w:w="60" w:type="dxa"/>
+              <w:left w:w="100" w:type="dxa"/>
+              <w:bottom w:w="60" w:type="dxa"/>
+              <w:right w:w="100" w:type="dxa"/>
+            </w:tcMar>
+            <w:vAlign w:val="center"/>
+          </w:tcPr>
+          <w:p>
+            <w:pPr>
+              <w:jc w:val="center"/>
+              <w:rPr>
+                <w:sz w:val="14"/>
+                <w:szCs w:val="14"/>
+              </w:rPr>
+            </w:pPr>
+            <w:r>
+              <w:rPr>
+                <w:sz w:val="14"/>
+                <w:szCs w:val="14"/>
+              </w:rPr>
+              <w:t>0.02 ± 0.00</w:t>
             </w:r>
           </w:p>
         </w:tc>
@@ -9313,11 +9652,10 @@
             </w:pPr>
             <w:r>
               <w:rPr>
-                <w:rFonts w:eastAsia="Arial"/>
-                <w:sz w:val="14"/>
-                <w:szCs w:val="14"/>
-              </w:rPr>
-              <w:t>N/A</w:t>
+                <w:sz w:val="14"/>
+                <w:szCs w:val="14"/>
+              </w:rPr>
+              <w:t>64.89 ± 0.54</w:t>
             </w:r>
           </w:p>
         </w:tc>
@@ -9343,11 +9681,10 @@
             </w:pPr>
             <w:r>
               <w:rPr>
-                <w:rFonts w:eastAsia="Arial"/>
-                <w:sz w:val="14"/>
-                <w:szCs w:val="14"/>
-              </w:rPr>
-              <w:t>N/A</w:t>
+                <w:sz w:val="14"/>
+                <w:szCs w:val="14"/>
+              </w:rPr>
+              <w:t>2.32 ± 0.02</w:t>
             </w:r>
           </w:p>
         </w:tc>
@@ -9373,42 +9710,47 @@
             </w:pPr>
             <w:r>
               <w:rPr>
-                <w:rFonts w:eastAsia="Arial"/>
-                <w:sz w:val="14"/>
-                <w:szCs w:val="14"/>
-              </w:rPr>
-              <w:t>N/A</w:t>
+                <w:sz w:val="14"/>
+                <w:szCs w:val="14"/>
+              </w:rPr>
+              <w:t>2.32 ± 0.02</w:t>
             </w:r>
           </w:p>
         </w:tc>
         <w:tc>
           <w:tcPr>
             <w:tcW w:w="228" w:type="pct"/>
-            <w:shd w:val="clear" w:color="auto" w:fill="FFFFFF" w:themeFill="background1"/>
-            <w:vAlign w:val="center"/>
-          </w:tcPr>
-          <w:p>
-            <w:pPr>
-              <w:jc w:val="center"/>
-              <w:rPr>
-                <w:rFonts w:eastAsia="Arial"/>
-                <w:sz w:val="14"/>
-                <w:szCs w:val="14"/>
-              </w:rPr>
-            </w:pPr>
-            <w:r>
-              <w:rPr>
-                <w:rFonts w:eastAsia="Arial"/>
-                <w:sz w:val="14"/>
-                <w:szCs w:val="14"/>
-              </w:rPr>
-              <w:t>N/A</w:t>
+            <w:tcBorders>
+              <w:right w:val="single" w:sz="18" w:space="0" w:color="auto"/>
+            </w:tcBorders>
+            <w:shd w:val="clear" w:color="auto" w:fill="FFFFFF" w:themeFill="background1"/>
+            <w:vAlign w:val="center"/>
+          </w:tcPr>
+          <w:p>
+            <w:pPr>
+              <w:jc w:val="center"/>
+              <w:rPr>
+                <w:rFonts w:eastAsia="Arial"/>
+                <w:sz w:val="14"/>
+                <w:szCs w:val="14"/>
+              </w:rPr>
+            </w:pPr>
+            <w:r>
+              <w:rPr>
+                <w:rFonts w:eastAsia="Arial"/>
+                <w:sz w:val="14"/>
+                <w:szCs w:val="14"/>
+              </w:rPr>
+              <w:t>64.65 ± 0.52</w:t>
             </w:r>
           </w:p>
         </w:tc>
         <w:tc>
           <w:tcPr>
             <w:tcW w:w="220" w:type="pct"/>
+            <w:tcBorders>
+              <w:left w:val="single" w:sz="18" w:space="0" w:color="auto"/>
+            </w:tcBorders>
             <w:shd w:val="clear" w:color="auto" w:fill="FFFFFF" w:themeFill="background1"/>
             <w:vAlign w:val="center"/>
           </w:tcPr>
@@ -9509,6 +9851,9 @@
         <w:tc>
           <w:tcPr>
             <w:tcW w:w="221" w:type="pct"/>
+            <w:tcBorders>
+              <w:right w:val="single" w:sz="18" w:space="0" w:color="auto"/>
+            </w:tcBorders>
             <w:shd w:val="clear" w:color="auto" w:fill="FFFFFF" w:themeFill="background1"/>
             <w:vAlign w:val="center"/>
           </w:tcPr>
@@ -9534,25 +9879,28 @@
         <w:tc>
           <w:tcPr>
             <w:tcW w:w="190" w:type="pct"/>
-            <w:shd w:val="clear" w:color="auto" w:fill="FFFFFF" w:themeFill="background1"/>
-            <w:vAlign w:val="center"/>
-          </w:tcPr>
-          <w:p>
-            <w:pPr>
-              <w:jc w:val="center"/>
-              <w:rPr>
-                <w:rFonts w:eastAsia="Arial"/>
-                <w:sz w:val="14"/>
-                <w:szCs w:val="14"/>
-              </w:rPr>
-            </w:pPr>
-            <w:r>
-              <w:rPr>
-                <w:rFonts w:eastAsia="Arial"/>
-                <w:sz w:val="14"/>
-                <w:szCs w:val="14"/>
-              </w:rPr>
-              <w:t>N/A</w:t>
+            <w:tcBorders>
+              <w:left w:val="single" w:sz="18" w:space="0" w:color="auto"/>
+            </w:tcBorders>
+            <w:shd w:val="clear" w:color="auto" w:fill="FFFFFF" w:themeFill="background1"/>
+            <w:vAlign w:val="center"/>
+          </w:tcPr>
+          <w:p>
+            <w:pPr>
+              <w:jc w:val="center"/>
+              <w:rPr>
+                <w:rFonts w:eastAsia="Arial"/>
+                <w:sz w:val="14"/>
+                <w:szCs w:val="14"/>
+              </w:rPr>
+            </w:pPr>
+            <w:r>
+              <w:rPr>
+                <w:rFonts w:eastAsia="Arial"/>
+                <w:sz w:val="14"/>
+                <w:szCs w:val="14"/>
+              </w:rPr>
+              <w:t>0.05 ± 0.00</w:t>
             </w:r>
           </w:p>
         </w:tc>
@@ -9577,7 +9925,7 @@
                 <w:sz w:val="14"/>
                 <w:szCs w:val="14"/>
               </w:rPr>
-              <w:t>N/A</w:t>
+              <w:t>29.44 ± 0.46</w:t>
             </w:r>
           </w:p>
         </w:tc>
@@ -9602,7 +9950,7 @@
                 <w:sz w:val="14"/>
                 <w:szCs w:val="14"/>
               </w:rPr>
-              <w:t>N/A</w:t>
+              <w:t>5.11 ± 0.08</w:t>
             </w:r>
           </w:p>
         </w:tc>
@@ -9627,32 +9975,32 @@
                 <w:sz w:val="14"/>
                 <w:szCs w:val="14"/>
               </w:rPr>
-              <w:t>N/A</w:t>
-            </w:r>
-          </w:p>
-        </w:tc>
-        <w:tc>
-          <w:tcPr>
-            <w:tcW w:w="190" w:type="pct"/>
-            <w:shd w:val="clear" w:color="auto" w:fill="FFFFFF" w:themeFill="background1"/>
-            <w:vAlign w:val="center"/>
-          </w:tcPr>
-          <w:p>
-            <w:pPr>
-              <w:jc w:val="center"/>
-              <w:rPr>
-                <w:rFonts w:eastAsia="Arial"/>
-                <w:sz w:val="14"/>
-                <w:szCs w:val="14"/>
-              </w:rPr>
-            </w:pPr>
-            <w:r>
-              <w:rPr>
-                <w:rFonts w:eastAsia="Arial"/>
-                <w:sz w:val="14"/>
-                <w:szCs w:val="14"/>
-              </w:rPr>
-              <w:t>N/A</w:t>
+              <w:t>5.11 ± 0.08</w:t>
+            </w:r>
+          </w:p>
+        </w:tc>
+        <w:tc>
+          <w:tcPr>
+            <w:tcW w:w="191" w:type="pct"/>
+            <w:shd w:val="clear" w:color="auto" w:fill="FFFFFF" w:themeFill="background1"/>
+            <w:vAlign w:val="center"/>
+          </w:tcPr>
+          <w:p>
+            <w:pPr>
+              <w:jc w:val="center"/>
+              <w:rPr>
+                <w:rFonts w:eastAsia="Arial"/>
+                <w:sz w:val="14"/>
+                <w:szCs w:val="14"/>
+              </w:rPr>
+            </w:pPr>
+            <w:r>
+              <w:rPr>
+                <w:rFonts w:eastAsia="Arial"/>
+                <w:sz w:val="14"/>
+                <w:szCs w:val="14"/>
+              </w:rPr>
+              <w:t>29.38 ± 0.46</w:t>
             </w:r>
           </w:p>
         </w:tc>
@@ -9838,6 +10186,9 @@
         <w:tc>
           <w:tcPr>
             <w:tcW w:w="246" w:type="pct"/>
+            <w:tcBorders>
+              <w:right w:val="single" w:sz="18" w:space="0" w:color="auto"/>
+            </w:tcBorders>
             <w:shd w:val="clear" w:color="auto" w:fill="FFFFFF" w:themeFill="background1"/>
             <w:tcMar>
               <w:top w:w="60" w:type="dxa"/>
@@ -9868,30 +10219,32 @@
         <w:tc>
           <w:tcPr>
             <w:tcW w:w="227" w:type="pct"/>
-            <w:shd w:val="clear" w:color="auto" w:fill="FFFFFF" w:themeFill="background1"/>
-            <w:tcMar>
-              <w:top w:w="60" w:type="dxa"/>
-              <w:left w:w="100" w:type="dxa"/>
-              <w:bottom w:w="60" w:type="dxa"/>
-              <w:right w:w="100" w:type="dxa"/>
-            </w:tcMar>
-            <w:vAlign w:val="center"/>
-          </w:tcPr>
-          <w:p>
-            <w:pPr>
-              <w:jc w:val="center"/>
-              <w:rPr>
-                <w:sz w:val="14"/>
-                <w:szCs w:val="14"/>
-              </w:rPr>
-            </w:pPr>
-            <w:r>
-              <w:rPr>
-                <w:rFonts w:eastAsia="Arial"/>
-                <w:sz w:val="14"/>
-                <w:szCs w:val="14"/>
-              </w:rPr>
-              <w:t>N/A</w:t>
+            <w:tcBorders>
+              <w:left w:val="single" w:sz="18" w:space="0" w:color="auto"/>
+            </w:tcBorders>
+            <w:shd w:val="clear" w:color="auto" w:fill="FFFFFF" w:themeFill="background1"/>
+            <w:tcMar>
+              <w:top w:w="60" w:type="dxa"/>
+              <w:left w:w="100" w:type="dxa"/>
+              <w:bottom w:w="60" w:type="dxa"/>
+              <w:right w:w="100" w:type="dxa"/>
+            </w:tcMar>
+            <w:vAlign w:val="center"/>
+          </w:tcPr>
+          <w:p>
+            <w:pPr>
+              <w:jc w:val="center"/>
+              <w:rPr>
+                <w:sz w:val="14"/>
+                <w:szCs w:val="14"/>
+              </w:rPr>
+            </w:pPr>
+            <w:r>
+              <w:rPr>
+                <w:sz w:val="14"/>
+                <w:szCs w:val="14"/>
+              </w:rPr>
+              <w:t>0.02 ± 0.00</w:t>
             </w:r>
           </w:p>
         </w:tc>
@@ -9917,11 +10270,10 @@
             </w:pPr>
             <w:r>
               <w:rPr>
-                <w:rFonts w:eastAsia="Arial"/>
-                <w:sz w:val="14"/>
-                <w:szCs w:val="14"/>
-              </w:rPr>
-              <w:t>N/A</w:t>
+                <w:sz w:val="14"/>
+                <w:szCs w:val="14"/>
+              </w:rPr>
+              <w:t>65.31 ± 1.11</w:t>
             </w:r>
           </w:p>
         </w:tc>
@@ -9947,11 +10299,10 @@
             </w:pPr>
             <w:r>
               <w:rPr>
-                <w:rFonts w:eastAsia="Arial"/>
-                <w:sz w:val="14"/>
-                <w:szCs w:val="14"/>
-              </w:rPr>
-              <w:t>N/A</w:t>
+                <w:sz w:val="14"/>
+                <w:szCs w:val="14"/>
+              </w:rPr>
+              <w:t>2.31 ± 0.04</w:t>
             </w:r>
           </w:p>
         </w:tc>
@@ -9977,42 +10328,47 @@
             </w:pPr>
             <w:r>
               <w:rPr>
-                <w:rFonts w:eastAsia="Arial"/>
-                <w:sz w:val="14"/>
-                <w:szCs w:val="14"/>
-              </w:rPr>
-              <w:t>N/A</w:t>
+                <w:sz w:val="14"/>
+                <w:szCs w:val="14"/>
+              </w:rPr>
+              <w:t>2.31 ± 0.04</w:t>
             </w:r>
           </w:p>
         </w:tc>
         <w:tc>
           <w:tcPr>
             <w:tcW w:w="228" w:type="pct"/>
-            <w:shd w:val="clear" w:color="auto" w:fill="FFFFFF" w:themeFill="background1"/>
-            <w:vAlign w:val="center"/>
-          </w:tcPr>
-          <w:p>
-            <w:pPr>
-              <w:jc w:val="center"/>
-              <w:rPr>
-                <w:rFonts w:eastAsia="Arial"/>
-                <w:sz w:val="14"/>
-                <w:szCs w:val="14"/>
-              </w:rPr>
-            </w:pPr>
-            <w:r>
-              <w:rPr>
-                <w:rFonts w:eastAsia="Arial"/>
-                <w:sz w:val="14"/>
-                <w:szCs w:val="14"/>
-              </w:rPr>
-              <w:t>N/A</w:t>
+            <w:tcBorders>
+              <w:right w:val="single" w:sz="18" w:space="0" w:color="auto"/>
+            </w:tcBorders>
+            <w:shd w:val="clear" w:color="auto" w:fill="FFFFFF" w:themeFill="background1"/>
+            <w:vAlign w:val="center"/>
+          </w:tcPr>
+          <w:p>
+            <w:pPr>
+              <w:jc w:val="center"/>
+              <w:rPr>
+                <w:rFonts w:eastAsia="Arial"/>
+                <w:sz w:val="14"/>
+                <w:szCs w:val="14"/>
+              </w:rPr>
+            </w:pPr>
+            <w:r>
+              <w:rPr>
+                <w:rFonts w:eastAsia="Arial"/>
+                <w:sz w:val="14"/>
+                <w:szCs w:val="14"/>
+              </w:rPr>
+              <w:t>65.08 ± 1.11</w:t>
             </w:r>
           </w:p>
         </w:tc>
         <w:tc>
           <w:tcPr>
             <w:tcW w:w="220" w:type="pct"/>
+            <w:tcBorders>
+              <w:left w:val="single" w:sz="18" w:space="0" w:color="auto"/>
+            </w:tcBorders>
             <w:shd w:val="clear" w:color="auto" w:fill="FFFFFF" w:themeFill="background1"/>
             <w:vAlign w:val="center"/>
           </w:tcPr>
@@ -10113,6 +10469,9 @@
         <w:tc>
           <w:tcPr>
             <w:tcW w:w="221" w:type="pct"/>
+            <w:tcBorders>
+              <w:right w:val="single" w:sz="18" w:space="0" w:color="auto"/>
+            </w:tcBorders>
             <w:shd w:val="clear" w:color="auto" w:fill="FFFFFF" w:themeFill="background1"/>
             <w:vAlign w:val="center"/>
           </w:tcPr>
@@ -10138,25 +10497,28 @@
         <w:tc>
           <w:tcPr>
             <w:tcW w:w="190" w:type="pct"/>
-            <w:shd w:val="clear" w:color="auto" w:fill="FFFFFF" w:themeFill="background1"/>
-            <w:vAlign w:val="center"/>
-          </w:tcPr>
-          <w:p>
-            <w:pPr>
-              <w:jc w:val="center"/>
-              <w:rPr>
-                <w:rFonts w:eastAsia="Arial"/>
-                <w:sz w:val="14"/>
-                <w:szCs w:val="14"/>
-              </w:rPr>
-            </w:pPr>
-            <w:r>
-              <w:rPr>
-                <w:rFonts w:eastAsia="Arial"/>
-                <w:sz w:val="14"/>
-                <w:szCs w:val="14"/>
-              </w:rPr>
-              <w:t>N/A</w:t>
+            <w:tcBorders>
+              <w:left w:val="single" w:sz="18" w:space="0" w:color="auto"/>
+            </w:tcBorders>
+            <w:shd w:val="clear" w:color="auto" w:fill="FFFFFF" w:themeFill="background1"/>
+            <w:vAlign w:val="center"/>
+          </w:tcPr>
+          <w:p>
+            <w:pPr>
+              <w:jc w:val="center"/>
+              <w:rPr>
+                <w:rFonts w:eastAsia="Arial"/>
+                <w:sz w:val="14"/>
+                <w:szCs w:val="14"/>
+              </w:rPr>
+            </w:pPr>
+            <w:r>
+              <w:rPr>
+                <w:rFonts w:eastAsia="Arial"/>
+                <w:sz w:val="14"/>
+                <w:szCs w:val="14"/>
+              </w:rPr>
+              <w:t>0.05 ± 0.00</w:t>
             </w:r>
           </w:p>
         </w:tc>
@@ -10181,7 +10543,7 @@
                 <w:sz w:val="14"/>
                 <w:szCs w:val="14"/>
               </w:rPr>
-              <w:t>N/A</w:t>
+              <w:t>27.75 ± 0.33</w:t>
             </w:r>
           </w:p>
         </w:tc>
@@ -10206,7 +10568,7 @@
                 <w:sz w:val="14"/>
                 <w:szCs w:val="14"/>
               </w:rPr>
-              <w:t>N/A</w:t>
+              <w:t>5.42 ± 0.06</w:t>
             </w:r>
           </w:p>
         </w:tc>
@@ -10231,32 +10593,32 @@
                 <w:sz w:val="14"/>
                 <w:szCs w:val="14"/>
               </w:rPr>
-              <w:t>N/A</w:t>
-            </w:r>
-          </w:p>
-        </w:tc>
-        <w:tc>
-          <w:tcPr>
-            <w:tcW w:w="190" w:type="pct"/>
-            <w:shd w:val="clear" w:color="auto" w:fill="FFFFFF" w:themeFill="background1"/>
-            <w:vAlign w:val="center"/>
-          </w:tcPr>
-          <w:p>
-            <w:pPr>
-              <w:jc w:val="center"/>
-              <w:rPr>
-                <w:rFonts w:eastAsia="Arial"/>
-                <w:sz w:val="14"/>
-                <w:szCs w:val="14"/>
-              </w:rPr>
-            </w:pPr>
-            <w:r>
-              <w:rPr>
-                <w:rFonts w:eastAsia="Arial"/>
-                <w:sz w:val="14"/>
-                <w:szCs w:val="14"/>
-              </w:rPr>
-              <w:t>N/A</w:t>
+              <w:t>5.42 ± 0.06</w:t>
+            </w:r>
+          </w:p>
+        </w:tc>
+        <w:tc>
+          <w:tcPr>
+            <w:tcW w:w="191" w:type="pct"/>
+            <w:shd w:val="clear" w:color="auto" w:fill="FFFFFF" w:themeFill="background1"/>
+            <w:vAlign w:val="center"/>
+          </w:tcPr>
+          <w:p>
+            <w:pPr>
+              <w:jc w:val="center"/>
+              <w:rPr>
+                <w:rFonts w:eastAsia="Arial"/>
+                <w:sz w:val="14"/>
+                <w:szCs w:val="14"/>
+              </w:rPr>
+            </w:pPr>
+            <w:r>
+              <w:rPr>
+                <w:rFonts w:eastAsia="Arial"/>
+                <w:sz w:val="14"/>
+                <w:szCs w:val="14"/>
+              </w:rPr>
+              <w:t>27.70 ± 0.33</w:t>
             </w:r>
           </w:p>
         </w:tc>
@@ -10441,6 +10803,9 @@
         <w:tc>
           <w:tcPr>
             <w:tcW w:w="246" w:type="pct"/>
+            <w:tcBorders>
+              <w:right w:val="single" w:sz="18" w:space="0" w:color="auto"/>
+            </w:tcBorders>
             <w:shd w:val="clear" w:color="auto" w:fill="FFFFFF" w:themeFill="background1"/>
             <w:tcMar>
               <w:top w:w="60" w:type="dxa"/>
@@ -10471,30 +10836,32 @@
         <w:tc>
           <w:tcPr>
             <w:tcW w:w="227" w:type="pct"/>
-            <w:shd w:val="clear" w:color="auto" w:fill="FFFFFF" w:themeFill="background1"/>
-            <w:tcMar>
-              <w:top w:w="60" w:type="dxa"/>
-              <w:left w:w="100" w:type="dxa"/>
-              <w:bottom w:w="60" w:type="dxa"/>
-              <w:right w:w="100" w:type="dxa"/>
-            </w:tcMar>
-            <w:vAlign w:val="center"/>
-          </w:tcPr>
-          <w:p>
-            <w:pPr>
-              <w:jc w:val="center"/>
-              <w:rPr>
-                <w:sz w:val="14"/>
-                <w:szCs w:val="14"/>
-              </w:rPr>
-            </w:pPr>
-            <w:r>
-              <w:rPr>
-                <w:rFonts w:eastAsia="Arial"/>
-                <w:sz w:val="14"/>
-                <w:szCs w:val="14"/>
-              </w:rPr>
-              <w:t>N/A</w:t>
+            <w:tcBorders>
+              <w:left w:val="single" w:sz="18" w:space="0" w:color="auto"/>
+            </w:tcBorders>
+            <w:shd w:val="clear" w:color="auto" w:fill="FFFFFF" w:themeFill="background1"/>
+            <w:tcMar>
+              <w:top w:w="60" w:type="dxa"/>
+              <w:left w:w="100" w:type="dxa"/>
+              <w:bottom w:w="60" w:type="dxa"/>
+              <w:right w:w="100" w:type="dxa"/>
+            </w:tcMar>
+            <w:vAlign w:val="center"/>
+          </w:tcPr>
+          <w:p>
+            <w:pPr>
+              <w:jc w:val="center"/>
+              <w:rPr>
+                <w:sz w:val="14"/>
+                <w:szCs w:val="14"/>
+              </w:rPr>
+            </w:pPr>
+            <w:r>
+              <w:rPr>
+                <w:sz w:val="14"/>
+                <w:szCs w:val="14"/>
+              </w:rPr>
+              <w:t>0.02 ± 0.00</w:t>
             </w:r>
           </w:p>
         </w:tc>
@@ -10520,11 +10887,10 @@
             </w:pPr>
             <w:r>
               <w:rPr>
-                <w:rFonts w:eastAsia="Arial"/>
-                <w:sz w:val="14"/>
-                <w:szCs w:val="14"/>
-              </w:rPr>
-              <w:t>N/A</w:t>
+                <w:sz w:val="14"/>
+                <w:szCs w:val="14"/>
+              </w:rPr>
+              <w:t>65.65 ± 1.77</w:t>
             </w:r>
           </w:p>
         </w:tc>
@@ -10550,11 +10916,10 @@
             </w:pPr>
             <w:r>
               <w:rPr>
-                <w:rFonts w:eastAsia="Arial"/>
-                <w:sz w:val="14"/>
-                <w:szCs w:val="14"/>
-              </w:rPr>
-              <w:t>N/A</w:t>
+                <w:sz w:val="14"/>
+                <w:szCs w:val="14"/>
+              </w:rPr>
+              <w:t>2.29 ± 0.06</w:t>
             </w:r>
           </w:p>
         </w:tc>
@@ -10580,42 +10945,47 @@
             </w:pPr>
             <w:r>
               <w:rPr>
-                <w:rFonts w:eastAsia="Arial"/>
-                <w:sz w:val="14"/>
-                <w:szCs w:val="14"/>
-              </w:rPr>
-              <w:t>N/A</w:t>
+                <w:sz w:val="14"/>
+                <w:szCs w:val="14"/>
+              </w:rPr>
+              <w:t>2.29 ± 0.06</w:t>
             </w:r>
           </w:p>
         </w:tc>
         <w:tc>
           <w:tcPr>
             <w:tcW w:w="228" w:type="pct"/>
-            <w:shd w:val="clear" w:color="auto" w:fill="FFFFFF" w:themeFill="background1"/>
-            <w:vAlign w:val="center"/>
-          </w:tcPr>
-          <w:p>
-            <w:pPr>
-              <w:jc w:val="center"/>
-              <w:rPr>
-                <w:rFonts w:eastAsia="Arial"/>
-                <w:sz w:val="14"/>
-                <w:szCs w:val="14"/>
-              </w:rPr>
-            </w:pPr>
-            <w:r>
-              <w:rPr>
-                <w:rFonts w:eastAsia="Arial"/>
-                <w:sz w:val="14"/>
-                <w:szCs w:val="14"/>
-              </w:rPr>
-              <w:t>N/A</w:t>
+            <w:tcBorders>
+              <w:right w:val="single" w:sz="18" w:space="0" w:color="auto"/>
+            </w:tcBorders>
+            <w:shd w:val="clear" w:color="auto" w:fill="FFFFFF" w:themeFill="background1"/>
+            <w:vAlign w:val="center"/>
+          </w:tcPr>
+          <w:p>
+            <w:pPr>
+              <w:jc w:val="center"/>
+              <w:rPr>
+                <w:rFonts w:eastAsia="Arial"/>
+                <w:sz w:val="14"/>
+                <w:szCs w:val="14"/>
+              </w:rPr>
+            </w:pPr>
+            <w:r>
+              <w:rPr>
+                <w:rFonts w:eastAsia="Arial"/>
+                <w:sz w:val="14"/>
+                <w:szCs w:val="14"/>
+              </w:rPr>
+              <w:t>65.43 ± 1.76</w:t>
             </w:r>
           </w:p>
         </w:tc>
         <w:tc>
           <w:tcPr>
             <w:tcW w:w="220" w:type="pct"/>
+            <w:tcBorders>
+              <w:left w:val="single" w:sz="18" w:space="0" w:color="auto"/>
+            </w:tcBorders>
             <w:shd w:val="clear" w:color="auto" w:fill="FFFFFF" w:themeFill="background1"/>
             <w:vAlign w:val="center"/>
           </w:tcPr>
@@ -10716,6 +11086,9 @@
         <w:tc>
           <w:tcPr>
             <w:tcW w:w="221" w:type="pct"/>
+            <w:tcBorders>
+              <w:right w:val="single" w:sz="18" w:space="0" w:color="auto"/>
+            </w:tcBorders>
             <w:shd w:val="clear" w:color="auto" w:fill="FFFFFF" w:themeFill="background1"/>
             <w:vAlign w:val="center"/>
           </w:tcPr>
@@ -10741,25 +11114,28 @@
         <w:tc>
           <w:tcPr>
             <w:tcW w:w="190" w:type="pct"/>
-            <w:shd w:val="clear" w:color="auto" w:fill="FFFFFF" w:themeFill="background1"/>
-            <w:vAlign w:val="center"/>
-          </w:tcPr>
-          <w:p>
-            <w:pPr>
-              <w:jc w:val="center"/>
-              <w:rPr>
-                <w:rFonts w:eastAsia="Arial"/>
-                <w:sz w:val="14"/>
-                <w:szCs w:val="14"/>
-              </w:rPr>
-            </w:pPr>
-            <w:r>
-              <w:rPr>
-                <w:rFonts w:eastAsia="Arial"/>
-                <w:sz w:val="14"/>
-                <w:szCs w:val="14"/>
-              </w:rPr>
-              <w:t>N/A</w:t>
+            <w:tcBorders>
+              <w:left w:val="single" w:sz="18" w:space="0" w:color="auto"/>
+            </w:tcBorders>
+            <w:shd w:val="clear" w:color="auto" w:fill="FFFFFF" w:themeFill="background1"/>
+            <w:vAlign w:val="center"/>
+          </w:tcPr>
+          <w:p>
+            <w:pPr>
+              <w:jc w:val="center"/>
+              <w:rPr>
+                <w:rFonts w:eastAsia="Arial"/>
+                <w:sz w:val="14"/>
+                <w:szCs w:val="14"/>
+              </w:rPr>
+            </w:pPr>
+            <w:r>
+              <w:rPr>
+                <w:rFonts w:eastAsia="Arial"/>
+                <w:sz w:val="14"/>
+                <w:szCs w:val="14"/>
+              </w:rPr>
+              <w:t>0.05 ± 0.00</w:t>
             </w:r>
           </w:p>
         </w:tc>
@@ -10784,7 +11160,7 @@
                 <w:sz w:val="14"/>
                 <w:szCs w:val="14"/>
               </w:rPr>
-              <w:t>N/A</w:t>
+              <w:t>27.99 ± 0.53</w:t>
             </w:r>
           </w:p>
         </w:tc>
@@ -10809,7 +11185,7 @@
                 <w:sz w:val="14"/>
                 <w:szCs w:val="14"/>
               </w:rPr>
-              <w:t>N/A</w:t>
+              <w:t>5.37 ± 0.10</w:t>
             </w:r>
           </w:p>
         </w:tc>
@@ -10834,32 +11210,32 @@
                 <w:sz w:val="14"/>
                 <w:szCs w:val="14"/>
               </w:rPr>
-              <w:t>N/A</w:t>
-            </w:r>
-          </w:p>
-        </w:tc>
-        <w:tc>
-          <w:tcPr>
-            <w:tcW w:w="190" w:type="pct"/>
-            <w:shd w:val="clear" w:color="auto" w:fill="FFFFFF" w:themeFill="background1"/>
-            <w:vAlign w:val="center"/>
-          </w:tcPr>
-          <w:p>
-            <w:pPr>
-              <w:jc w:val="center"/>
-              <w:rPr>
-                <w:rFonts w:eastAsia="Arial"/>
-                <w:sz w:val="14"/>
-                <w:szCs w:val="14"/>
-              </w:rPr>
-            </w:pPr>
-            <w:r>
-              <w:rPr>
-                <w:rFonts w:eastAsia="Arial"/>
-                <w:sz w:val="14"/>
-                <w:szCs w:val="14"/>
-              </w:rPr>
-              <w:t>N/A</w:t>
+              <w:t>5.37 ± 0.10</w:t>
+            </w:r>
+          </w:p>
+        </w:tc>
+        <w:tc>
+          <w:tcPr>
+            <w:tcW w:w="191" w:type="pct"/>
+            <w:shd w:val="clear" w:color="auto" w:fill="FFFFFF" w:themeFill="background1"/>
+            <w:vAlign w:val="center"/>
+          </w:tcPr>
+          <w:p>
+            <w:pPr>
+              <w:jc w:val="center"/>
+              <w:rPr>
+                <w:rFonts w:eastAsia="Arial"/>
+                <w:sz w:val="14"/>
+                <w:szCs w:val="14"/>
+              </w:rPr>
+            </w:pPr>
+            <w:r>
+              <w:rPr>
+                <w:rFonts w:eastAsia="Arial"/>
+                <w:sz w:val="14"/>
+                <w:szCs w:val="14"/>
+              </w:rPr>
+              <w:t>27.94 ± 0.52</w:t>
             </w:r>
           </w:p>
         </w:tc>
@@ -11062,6 +11438,9 @@
         <w:tc>
           <w:tcPr>
             <w:tcW w:w="246" w:type="pct"/>
+            <w:tcBorders>
+              <w:right w:val="single" w:sz="18" w:space="0" w:color="auto"/>
+            </w:tcBorders>
             <w:shd w:val="clear" w:color="auto" w:fill="FFFFFF" w:themeFill="background1"/>
             <w:tcMar>
               <w:top w:w="60" w:type="dxa"/>
@@ -11092,30 +11471,32 @@
         <w:tc>
           <w:tcPr>
             <w:tcW w:w="227" w:type="pct"/>
-            <w:shd w:val="clear" w:color="auto" w:fill="FFFFFF" w:themeFill="background1"/>
-            <w:tcMar>
-              <w:top w:w="60" w:type="dxa"/>
-              <w:left w:w="100" w:type="dxa"/>
-              <w:bottom w:w="60" w:type="dxa"/>
-              <w:right w:w="100" w:type="dxa"/>
-            </w:tcMar>
-            <w:vAlign w:val="center"/>
-          </w:tcPr>
-          <w:p>
-            <w:pPr>
-              <w:jc w:val="center"/>
-              <w:rPr>
-                <w:sz w:val="14"/>
-                <w:szCs w:val="14"/>
-              </w:rPr>
-            </w:pPr>
-            <w:r>
-              <w:rPr>
-                <w:rFonts w:eastAsia="Arial"/>
-                <w:sz w:val="14"/>
-                <w:szCs w:val="14"/>
-              </w:rPr>
-              <w:t>N/A</w:t>
+            <w:tcBorders>
+              <w:left w:val="single" w:sz="18" w:space="0" w:color="auto"/>
+            </w:tcBorders>
+            <w:shd w:val="clear" w:color="auto" w:fill="FFFFFF" w:themeFill="background1"/>
+            <w:tcMar>
+              <w:top w:w="60" w:type="dxa"/>
+              <w:left w:w="100" w:type="dxa"/>
+              <w:bottom w:w="60" w:type="dxa"/>
+              <w:right w:w="100" w:type="dxa"/>
+            </w:tcMar>
+            <w:vAlign w:val="center"/>
+          </w:tcPr>
+          <w:p>
+            <w:pPr>
+              <w:jc w:val="center"/>
+              <w:rPr>
+                <w:sz w:val="14"/>
+                <w:szCs w:val="14"/>
+              </w:rPr>
+            </w:pPr>
+            <w:r>
+              <w:rPr>
+                <w:sz w:val="14"/>
+                <w:szCs w:val="14"/>
+              </w:rPr>
+              <w:t>0.02 ± 0.00</w:t>
             </w:r>
           </w:p>
         </w:tc>
@@ -11141,11 +11522,10 @@
             </w:pPr>
             <w:r>
               <w:rPr>
-                <w:rFonts w:eastAsia="Arial"/>
-                <w:sz w:val="14"/>
-                <w:szCs w:val="14"/>
-              </w:rPr>
-              <w:t>N/A</w:t>
+                <w:sz w:val="14"/>
+                <w:szCs w:val="14"/>
+              </w:rPr>
+              <w:t>62.91 ± 1.06</w:t>
             </w:r>
           </w:p>
         </w:tc>
@@ -11171,11 +11551,10 @@
             </w:pPr>
             <w:r>
               <w:rPr>
-                <w:rFonts w:eastAsia="Arial"/>
-                <w:sz w:val="14"/>
-                <w:szCs w:val="14"/>
-              </w:rPr>
-              <w:t>N/A</w:t>
+                <w:sz w:val="14"/>
+                <w:szCs w:val="14"/>
+              </w:rPr>
+              <w:t>2.39 ± 0.04</w:t>
             </w:r>
           </w:p>
         </w:tc>
@@ -11201,42 +11580,47 @@
             </w:pPr>
             <w:r>
               <w:rPr>
-                <w:rFonts w:eastAsia="Arial"/>
-                <w:sz w:val="14"/>
-                <w:szCs w:val="14"/>
-              </w:rPr>
-              <w:t>N/A</w:t>
+                <w:sz w:val="14"/>
+                <w:szCs w:val="14"/>
+              </w:rPr>
+              <w:t>2.39 ± 0.04</w:t>
             </w:r>
           </w:p>
         </w:tc>
         <w:tc>
           <w:tcPr>
             <w:tcW w:w="228" w:type="pct"/>
-            <w:shd w:val="clear" w:color="auto" w:fill="FFFFFF" w:themeFill="background1"/>
-            <w:vAlign w:val="center"/>
-          </w:tcPr>
-          <w:p>
-            <w:pPr>
-              <w:jc w:val="center"/>
-              <w:rPr>
-                <w:rFonts w:eastAsia="Arial"/>
-                <w:sz w:val="14"/>
-                <w:szCs w:val="14"/>
-              </w:rPr>
-            </w:pPr>
-            <w:r>
-              <w:rPr>
-                <w:rFonts w:eastAsia="Arial"/>
-                <w:sz w:val="14"/>
-                <w:szCs w:val="14"/>
-              </w:rPr>
-              <w:t>N/A</w:t>
+            <w:tcBorders>
+              <w:right w:val="single" w:sz="18" w:space="0" w:color="auto"/>
+            </w:tcBorders>
+            <w:shd w:val="clear" w:color="auto" w:fill="FFFFFF" w:themeFill="background1"/>
+            <w:vAlign w:val="center"/>
+          </w:tcPr>
+          <w:p>
+            <w:pPr>
+              <w:jc w:val="center"/>
+              <w:rPr>
+                <w:rFonts w:eastAsia="Arial"/>
+                <w:sz w:val="14"/>
+                <w:szCs w:val="14"/>
+              </w:rPr>
+            </w:pPr>
+            <w:r>
+              <w:rPr>
+                <w:rFonts w:eastAsia="Arial"/>
+                <w:sz w:val="14"/>
+                <w:szCs w:val="14"/>
+              </w:rPr>
+              <w:t>62.69 ± 1.05</w:t>
             </w:r>
           </w:p>
         </w:tc>
         <w:tc>
           <w:tcPr>
             <w:tcW w:w="220" w:type="pct"/>
+            <w:tcBorders>
+              <w:left w:val="single" w:sz="18" w:space="0" w:color="auto"/>
+            </w:tcBorders>
             <w:shd w:val="clear" w:color="auto" w:fill="FFFFFF" w:themeFill="background1"/>
             <w:vAlign w:val="center"/>
           </w:tcPr>
@@ -11337,6 +11721,9 @@
         <w:tc>
           <w:tcPr>
             <w:tcW w:w="221" w:type="pct"/>
+            <w:tcBorders>
+              <w:right w:val="single" w:sz="18" w:space="0" w:color="auto"/>
+            </w:tcBorders>
             <w:shd w:val="clear" w:color="auto" w:fill="FFFFFF" w:themeFill="background1"/>
             <w:vAlign w:val="center"/>
           </w:tcPr>
@@ -11362,25 +11749,28 @@
         <w:tc>
           <w:tcPr>
             <w:tcW w:w="190" w:type="pct"/>
-            <w:shd w:val="clear" w:color="auto" w:fill="FFFFFF" w:themeFill="background1"/>
-            <w:vAlign w:val="center"/>
-          </w:tcPr>
-          <w:p>
-            <w:pPr>
-              <w:jc w:val="center"/>
-              <w:rPr>
-                <w:rFonts w:eastAsia="Arial"/>
-                <w:sz w:val="14"/>
-                <w:szCs w:val="14"/>
-              </w:rPr>
-            </w:pPr>
-            <w:r>
-              <w:rPr>
-                <w:rFonts w:eastAsia="Arial"/>
-                <w:sz w:val="14"/>
-                <w:szCs w:val="14"/>
-              </w:rPr>
-              <w:t>N/A</w:t>
+            <w:tcBorders>
+              <w:left w:val="single" w:sz="18" w:space="0" w:color="auto"/>
+            </w:tcBorders>
+            <w:shd w:val="clear" w:color="auto" w:fill="FFFFFF" w:themeFill="background1"/>
+            <w:vAlign w:val="center"/>
+          </w:tcPr>
+          <w:p>
+            <w:pPr>
+              <w:jc w:val="center"/>
+              <w:rPr>
+                <w:rFonts w:eastAsia="Arial"/>
+                <w:sz w:val="14"/>
+                <w:szCs w:val="14"/>
+              </w:rPr>
+            </w:pPr>
+            <w:r>
+              <w:rPr>
+                <w:rFonts w:eastAsia="Arial"/>
+                <w:sz w:val="14"/>
+                <w:szCs w:val="14"/>
+              </w:rPr>
+              <w:t>0.03 ± 0.00</w:t>
             </w:r>
           </w:p>
         </w:tc>
@@ -11405,7 +11795,23 @@
                 <w:sz w:val="14"/>
                 <w:szCs w:val="14"/>
               </w:rPr>
-              <w:t>N/A</w:t>
+              <w:t>26.49</w:t>
+            </w:r>
+            <w:r>
+              <w:rPr>
+                <w:rFonts w:eastAsia="Arial"/>
+                <w:sz w:val="14"/>
+                <w:szCs w:val="14"/>
+              </w:rPr>
+              <w:t xml:space="preserve"> ± </w:t>
+            </w:r>
+            <w:r>
+              <w:rPr>
+                <w:rFonts w:eastAsia="Arial"/>
+                <w:sz w:val="14"/>
+                <w:szCs w:val="14"/>
+              </w:rPr>
+              <w:t>0.4</w:t>
             </w:r>
           </w:p>
         </w:tc>
@@ -11430,7 +11836,31 @@
                 <w:sz w:val="14"/>
                 <w:szCs w:val="14"/>
               </w:rPr>
-              <w:t>N/A</w:t>
+              <w:t>5.</w:t>
+            </w:r>
+            <w:r>
+              <w:rPr>
+                <w:rFonts w:eastAsia="Arial"/>
+                <w:sz w:val="14"/>
+                <w:szCs w:val="14"/>
+              </w:rPr>
+              <w:t>85</w:t>
+            </w:r>
+            <w:r>
+              <w:rPr>
+                <w:rFonts w:eastAsia="Arial"/>
+                <w:sz w:val="14"/>
+                <w:szCs w:val="14"/>
+              </w:rPr>
+              <w:t xml:space="preserve"> ± 0.0</w:t>
+            </w:r>
+            <w:r>
+              <w:rPr>
+                <w:rFonts w:eastAsia="Arial"/>
+                <w:sz w:val="14"/>
+                <w:szCs w:val="14"/>
+              </w:rPr>
+              <w:t>8</w:t>
             </w:r>
           </w:p>
         </w:tc>
@@ -11455,32 +11885,32 @@
                 <w:sz w:val="14"/>
                 <w:szCs w:val="14"/>
               </w:rPr>
-              <w:t>N/A</w:t>
-            </w:r>
-          </w:p>
-        </w:tc>
-        <w:tc>
-          <w:tcPr>
-            <w:tcW w:w="190" w:type="pct"/>
-            <w:shd w:val="clear" w:color="auto" w:fill="FFFFFF" w:themeFill="background1"/>
-            <w:vAlign w:val="center"/>
-          </w:tcPr>
-          <w:p>
-            <w:pPr>
-              <w:jc w:val="center"/>
-              <w:rPr>
-                <w:rFonts w:eastAsia="Arial"/>
-                <w:sz w:val="14"/>
-                <w:szCs w:val="14"/>
-              </w:rPr>
-            </w:pPr>
-            <w:r>
-              <w:rPr>
-                <w:rFonts w:eastAsia="Arial"/>
-                <w:sz w:val="14"/>
-                <w:szCs w:val="14"/>
-              </w:rPr>
-              <w:t>N/A</w:t>
+              <w:t>5.45 ± 0.13</w:t>
+            </w:r>
+          </w:p>
+        </w:tc>
+        <w:tc>
+          <w:tcPr>
+            <w:tcW w:w="191" w:type="pct"/>
+            <w:shd w:val="clear" w:color="auto" w:fill="FFFFFF" w:themeFill="background1"/>
+            <w:vAlign w:val="center"/>
+          </w:tcPr>
+          <w:p>
+            <w:pPr>
+              <w:jc w:val="center"/>
+              <w:rPr>
+                <w:rFonts w:eastAsia="Arial"/>
+                <w:sz w:val="14"/>
+                <w:szCs w:val="14"/>
+              </w:rPr>
+            </w:pPr>
+            <w:r>
+              <w:rPr>
+                <w:rFonts w:eastAsia="Arial"/>
+                <w:sz w:val="14"/>
+                <w:szCs w:val="14"/>
+              </w:rPr>
+              <w:t>27.52 ± 0.65</w:t>
             </w:r>
           </w:p>
         </w:tc>
@@ -11667,6 +12097,9 @@
         <w:tc>
           <w:tcPr>
             <w:tcW w:w="246" w:type="pct"/>
+            <w:tcBorders>
+              <w:right w:val="single" w:sz="18" w:space="0" w:color="auto"/>
+            </w:tcBorders>
             <w:shd w:val="clear" w:color="auto" w:fill="FFFFFF" w:themeFill="background1"/>
             <w:tcMar>
               <w:top w:w="60" w:type="dxa"/>
@@ -11697,30 +12130,32 @@
         <w:tc>
           <w:tcPr>
             <w:tcW w:w="227" w:type="pct"/>
-            <w:shd w:val="clear" w:color="auto" w:fill="FFFFFF" w:themeFill="background1"/>
-            <w:tcMar>
-              <w:top w:w="60" w:type="dxa"/>
-              <w:left w:w="100" w:type="dxa"/>
-              <w:bottom w:w="60" w:type="dxa"/>
-              <w:right w:w="100" w:type="dxa"/>
-            </w:tcMar>
-            <w:vAlign w:val="center"/>
-          </w:tcPr>
-          <w:p>
-            <w:pPr>
-              <w:jc w:val="center"/>
-              <w:rPr>
-                <w:sz w:val="14"/>
-                <w:szCs w:val="14"/>
-              </w:rPr>
-            </w:pPr>
-            <w:r>
-              <w:rPr>
-                <w:rFonts w:eastAsia="Arial"/>
-                <w:sz w:val="14"/>
-                <w:szCs w:val="14"/>
-              </w:rPr>
-              <w:t>N/A</w:t>
+            <w:tcBorders>
+              <w:left w:val="single" w:sz="18" w:space="0" w:color="auto"/>
+            </w:tcBorders>
+            <w:shd w:val="clear" w:color="auto" w:fill="FFFFFF" w:themeFill="background1"/>
+            <w:tcMar>
+              <w:top w:w="60" w:type="dxa"/>
+              <w:left w:w="100" w:type="dxa"/>
+              <w:bottom w:w="60" w:type="dxa"/>
+              <w:right w:w="100" w:type="dxa"/>
+            </w:tcMar>
+            <w:vAlign w:val="center"/>
+          </w:tcPr>
+          <w:p>
+            <w:pPr>
+              <w:jc w:val="center"/>
+              <w:rPr>
+                <w:sz w:val="14"/>
+                <w:szCs w:val="14"/>
+              </w:rPr>
+            </w:pPr>
+            <w:r>
+              <w:rPr>
+                <w:sz w:val="14"/>
+                <w:szCs w:val="14"/>
+              </w:rPr>
+              <w:t>0.02 ± 0.00</w:t>
             </w:r>
           </w:p>
         </w:tc>
@@ -11746,11 +12181,10 @@
             </w:pPr>
             <w:r>
               <w:rPr>
-                <w:rFonts w:eastAsia="Arial"/>
-                <w:sz w:val="14"/>
-                <w:szCs w:val="14"/>
-              </w:rPr>
-              <w:t>N/A</w:t>
+                <w:sz w:val="14"/>
+                <w:szCs w:val="14"/>
+              </w:rPr>
+              <w:t>61.76 ± 0.73</w:t>
             </w:r>
           </w:p>
         </w:tc>
@@ -11776,11 +12210,10 @@
             </w:pPr>
             <w:r>
               <w:rPr>
-                <w:rFonts w:eastAsia="Arial"/>
-                <w:sz w:val="14"/>
-                <w:szCs w:val="14"/>
-              </w:rPr>
-              <w:t>N/A</w:t>
+                <w:sz w:val="14"/>
+                <w:szCs w:val="14"/>
+              </w:rPr>
+              <w:t>2.44 ± 0.03</w:t>
             </w:r>
           </w:p>
         </w:tc>
@@ -11806,42 +12239,48 @@
             </w:pPr>
             <w:r>
               <w:rPr>
-                <w:rFonts w:eastAsia="Arial"/>
-                <w:sz w:val="14"/>
-                <w:szCs w:val="14"/>
-              </w:rPr>
-              <w:t>N/A</w:t>
+                <w:sz w:val="14"/>
+                <w:szCs w:val="14"/>
+              </w:rPr>
+              <w:t>2.44 ± 0.03</w:t>
             </w:r>
           </w:p>
         </w:tc>
         <w:tc>
           <w:tcPr>
             <w:tcW w:w="228" w:type="pct"/>
-            <w:shd w:val="clear" w:color="auto" w:fill="FFFFFF" w:themeFill="background1"/>
-            <w:vAlign w:val="center"/>
-          </w:tcPr>
-          <w:p>
-            <w:pPr>
-              <w:jc w:val="center"/>
-              <w:rPr>
-                <w:rFonts w:eastAsia="Arial"/>
-                <w:sz w:val="14"/>
-                <w:szCs w:val="14"/>
-              </w:rPr>
-            </w:pPr>
-            <w:r>
-              <w:rPr>
-                <w:rFonts w:eastAsia="Arial"/>
-                <w:sz w:val="14"/>
-                <w:szCs w:val="14"/>
-              </w:rPr>
-              <w:t>N/A</w:t>
+            <w:tcBorders>
+              <w:right w:val="single" w:sz="18" w:space="0" w:color="auto"/>
+            </w:tcBorders>
+            <w:shd w:val="clear" w:color="auto" w:fill="FFFFFF" w:themeFill="background1"/>
+            <w:vAlign w:val="center"/>
+          </w:tcPr>
+          <w:p>
+            <w:pPr>
+              <w:jc w:val="center"/>
+              <w:rPr>
+                <w:rFonts w:eastAsia="Arial"/>
+                <w:sz w:val="14"/>
+                <w:szCs w:val="14"/>
+                <w:lang w:bidi="ar-EG"/>
+              </w:rPr>
+            </w:pPr>
+            <w:r>
+              <w:rPr>
+                <w:rFonts w:eastAsia="Arial"/>
+                <w:sz w:val="14"/>
+                <w:szCs w:val="14"/>
+              </w:rPr>
+              <w:t>61.54 ± 0.72</w:t>
             </w:r>
           </w:p>
         </w:tc>
         <w:tc>
           <w:tcPr>
             <w:tcW w:w="220" w:type="pct"/>
+            <w:tcBorders>
+              <w:left w:val="single" w:sz="18" w:space="0" w:color="auto"/>
+            </w:tcBorders>
             <w:shd w:val="clear" w:color="auto" w:fill="FFFFFF" w:themeFill="background1"/>
             <w:vAlign w:val="center"/>
           </w:tcPr>
@@ -11942,6 +12381,9 @@
         <w:tc>
           <w:tcPr>
             <w:tcW w:w="221" w:type="pct"/>
+            <w:tcBorders>
+              <w:right w:val="single" w:sz="18" w:space="0" w:color="auto"/>
+            </w:tcBorders>
             <w:shd w:val="clear" w:color="auto" w:fill="FFFFFF" w:themeFill="background1"/>
             <w:vAlign w:val="center"/>
           </w:tcPr>
@@ -11967,25 +12409,28 @@
         <w:tc>
           <w:tcPr>
             <w:tcW w:w="190" w:type="pct"/>
-            <w:shd w:val="clear" w:color="auto" w:fill="FFFFFF" w:themeFill="background1"/>
-            <w:vAlign w:val="center"/>
-          </w:tcPr>
-          <w:p>
-            <w:pPr>
-              <w:jc w:val="center"/>
-              <w:rPr>
-                <w:rFonts w:eastAsia="Arial"/>
-                <w:sz w:val="14"/>
-                <w:szCs w:val="14"/>
-              </w:rPr>
-            </w:pPr>
-            <w:r>
-              <w:rPr>
-                <w:rFonts w:eastAsia="Arial"/>
-                <w:sz w:val="14"/>
-                <w:szCs w:val="14"/>
-              </w:rPr>
-              <w:t>N/A</w:t>
+            <w:tcBorders>
+              <w:left w:val="single" w:sz="18" w:space="0" w:color="auto"/>
+            </w:tcBorders>
+            <w:shd w:val="clear" w:color="auto" w:fill="FFFFFF" w:themeFill="background1"/>
+            <w:vAlign w:val="center"/>
+          </w:tcPr>
+          <w:p>
+            <w:pPr>
+              <w:jc w:val="center"/>
+              <w:rPr>
+                <w:rFonts w:eastAsia="Arial"/>
+                <w:sz w:val="14"/>
+                <w:szCs w:val="14"/>
+              </w:rPr>
+            </w:pPr>
+            <w:r>
+              <w:rPr>
+                <w:rFonts w:eastAsia="Arial"/>
+                <w:sz w:val="14"/>
+                <w:szCs w:val="14"/>
+              </w:rPr>
+              <w:t>0.05 ± 0.00</w:t>
             </w:r>
           </w:p>
         </w:tc>
@@ -12010,7 +12455,7 @@
                 <w:sz w:val="14"/>
                 <w:szCs w:val="14"/>
               </w:rPr>
-              <w:t>N/A</w:t>
+              <w:t>25.97 ± 0.79</w:t>
             </w:r>
           </w:p>
         </w:tc>
@@ -12035,7 +12480,7 @@
                 <w:sz w:val="14"/>
                 <w:szCs w:val="14"/>
               </w:rPr>
-              <w:t>N/A</w:t>
+              <w:t>5.79 ± 0.18</w:t>
             </w:r>
           </w:p>
         </w:tc>
@@ -12060,32 +12505,32 @@
                 <w:sz w:val="14"/>
                 <w:szCs w:val="14"/>
               </w:rPr>
-              <w:t>N/A</w:t>
-            </w:r>
-          </w:p>
-        </w:tc>
-        <w:tc>
-          <w:tcPr>
-            <w:tcW w:w="190" w:type="pct"/>
-            <w:shd w:val="clear" w:color="auto" w:fill="FFFFFF" w:themeFill="background1"/>
-            <w:vAlign w:val="center"/>
-          </w:tcPr>
-          <w:p>
-            <w:pPr>
-              <w:jc w:val="center"/>
-              <w:rPr>
-                <w:rFonts w:eastAsia="Arial"/>
-                <w:sz w:val="14"/>
-                <w:szCs w:val="14"/>
-              </w:rPr>
-            </w:pPr>
-            <w:r>
-              <w:rPr>
-                <w:rFonts w:eastAsia="Arial"/>
-                <w:sz w:val="14"/>
-                <w:szCs w:val="14"/>
-              </w:rPr>
-              <w:t>N/A</w:t>
+              <w:t>5.79 ± 0.18</w:t>
+            </w:r>
+          </w:p>
+        </w:tc>
+        <w:tc>
+          <w:tcPr>
+            <w:tcW w:w="191" w:type="pct"/>
+            <w:shd w:val="clear" w:color="auto" w:fill="FFFFFF" w:themeFill="background1"/>
+            <w:vAlign w:val="center"/>
+          </w:tcPr>
+          <w:p>
+            <w:pPr>
+              <w:jc w:val="center"/>
+              <w:rPr>
+                <w:rFonts w:eastAsia="Arial"/>
+                <w:sz w:val="14"/>
+                <w:szCs w:val="14"/>
+              </w:rPr>
+            </w:pPr>
+            <w:r>
+              <w:rPr>
+                <w:rFonts w:eastAsia="Arial"/>
+                <w:sz w:val="14"/>
+                <w:szCs w:val="14"/>
+              </w:rPr>
+              <w:t>25.92 ± 0.79</w:t>
             </w:r>
           </w:p>
         </w:tc>
@@ -12270,6 +12715,9 @@
         <w:tc>
           <w:tcPr>
             <w:tcW w:w="246" w:type="pct"/>
+            <w:tcBorders>
+              <w:right w:val="single" w:sz="18" w:space="0" w:color="auto"/>
+            </w:tcBorders>
             <w:shd w:val="clear" w:color="auto" w:fill="FFFFFF" w:themeFill="background1"/>
             <w:tcMar>
               <w:top w:w="60" w:type="dxa"/>
@@ -12300,30 +12748,32 @@
         <w:tc>
           <w:tcPr>
             <w:tcW w:w="227" w:type="pct"/>
-            <w:shd w:val="clear" w:color="auto" w:fill="FFFFFF" w:themeFill="background1"/>
-            <w:tcMar>
-              <w:top w:w="60" w:type="dxa"/>
-              <w:left w:w="100" w:type="dxa"/>
-              <w:bottom w:w="60" w:type="dxa"/>
-              <w:right w:w="100" w:type="dxa"/>
-            </w:tcMar>
-            <w:vAlign w:val="center"/>
-          </w:tcPr>
-          <w:p>
-            <w:pPr>
-              <w:jc w:val="center"/>
-              <w:rPr>
-                <w:sz w:val="14"/>
-                <w:szCs w:val="14"/>
-              </w:rPr>
-            </w:pPr>
-            <w:r>
-              <w:rPr>
-                <w:rFonts w:eastAsia="Arial"/>
-                <w:sz w:val="14"/>
-                <w:szCs w:val="14"/>
-              </w:rPr>
-              <w:t>N/A</w:t>
+            <w:tcBorders>
+              <w:left w:val="single" w:sz="18" w:space="0" w:color="auto"/>
+            </w:tcBorders>
+            <w:shd w:val="clear" w:color="auto" w:fill="FFFFFF" w:themeFill="background1"/>
+            <w:tcMar>
+              <w:top w:w="60" w:type="dxa"/>
+              <w:left w:w="100" w:type="dxa"/>
+              <w:bottom w:w="60" w:type="dxa"/>
+              <w:right w:w="100" w:type="dxa"/>
+            </w:tcMar>
+            <w:vAlign w:val="center"/>
+          </w:tcPr>
+          <w:p>
+            <w:pPr>
+              <w:jc w:val="center"/>
+              <w:rPr>
+                <w:sz w:val="14"/>
+                <w:szCs w:val="14"/>
+              </w:rPr>
+            </w:pPr>
+            <w:r>
+              <w:rPr>
+                <w:sz w:val="14"/>
+                <w:szCs w:val="14"/>
+              </w:rPr>
+              <w:t>0.02 ± 0.00</w:t>
             </w:r>
           </w:p>
         </w:tc>
@@ -12349,11 +12799,10 @@
             </w:pPr>
             <w:r>
               <w:rPr>
-                <w:rFonts w:eastAsia="Arial"/>
-                <w:sz w:val="14"/>
-                <w:szCs w:val="14"/>
-              </w:rPr>
-              <w:t>N/A</w:t>
+                <w:sz w:val="14"/>
+                <w:szCs w:val="14"/>
+              </w:rPr>
+              <w:t>61.79 ± 0.14</w:t>
             </w:r>
           </w:p>
         </w:tc>
@@ -12379,11 +12828,10 @@
             </w:pPr>
             <w:r>
               <w:rPr>
-                <w:rFonts w:eastAsia="Arial"/>
-                <w:sz w:val="14"/>
-                <w:szCs w:val="14"/>
-              </w:rPr>
-              <w:t>N/A</w:t>
+                <w:sz w:val="14"/>
+                <w:szCs w:val="14"/>
+              </w:rPr>
+              <w:t>2.44 ± 0.01</w:t>
             </w:r>
           </w:p>
         </w:tc>
@@ -12409,42 +12857,47 @@
             </w:pPr>
             <w:r>
               <w:rPr>
-                <w:rFonts w:eastAsia="Arial"/>
-                <w:sz w:val="14"/>
-                <w:szCs w:val="14"/>
-              </w:rPr>
-              <w:t>N/A</w:t>
+                <w:sz w:val="14"/>
+                <w:szCs w:val="14"/>
+              </w:rPr>
+              <w:t>2.44 ± 0.01</w:t>
             </w:r>
           </w:p>
         </w:tc>
         <w:tc>
           <w:tcPr>
             <w:tcW w:w="228" w:type="pct"/>
-            <w:shd w:val="clear" w:color="auto" w:fill="FFFFFF" w:themeFill="background1"/>
-            <w:vAlign w:val="center"/>
-          </w:tcPr>
-          <w:p>
-            <w:pPr>
-              <w:jc w:val="center"/>
-              <w:rPr>
-                <w:rFonts w:eastAsia="Arial"/>
-                <w:sz w:val="14"/>
-                <w:szCs w:val="14"/>
-              </w:rPr>
-            </w:pPr>
-            <w:r>
-              <w:rPr>
-                <w:rFonts w:eastAsia="Arial"/>
-                <w:sz w:val="14"/>
-                <w:szCs w:val="14"/>
-              </w:rPr>
-              <w:t>N/A</w:t>
+            <w:tcBorders>
+              <w:right w:val="single" w:sz="18" w:space="0" w:color="auto"/>
+            </w:tcBorders>
+            <w:shd w:val="clear" w:color="auto" w:fill="FFFFFF" w:themeFill="background1"/>
+            <w:vAlign w:val="center"/>
+          </w:tcPr>
+          <w:p>
+            <w:pPr>
+              <w:jc w:val="center"/>
+              <w:rPr>
+                <w:rFonts w:eastAsia="Arial"/>
+                <w:sz w:val="14"/>
+                <w:szCs w:val="14"/>
+              </w:rPr>
+            </w:pPr>
+            <w:r>
+              <w:rPr>
+                <w:rFonts w:eastAsia="Arial"/>
+                <w:sz w:val="14"/>
+                <w:szCs w:val="14"/>
+              </w:rPr>
+              <w:t>61.58 ± 0.14</w:t>
             </w:r>
           </w:p>
         </w:tc>
         <w:tc>
           <w:tcPr>
             <w:tcW w:w="220" w:type="pct"/>
+            <w:tcBorders>
+              <w:left w:val="single" w:sz="18" w:space="0" w:color="auto"/>
+            </w:tcBorders>
             <w:shd w:val="clear" w:color="auto" w:fill="FFFFFF" w:themeFill="background1"/>
             <w:vAlign w:val="center"/>
           </w:tcPr>
@@ -12545,6 +12998,9 @@
         <w:tc>
           <w:tcPr>
             <w:tcW w:w="221" w:type="pct"/>
+            <w:tcBorders>
+              <w:right w:val="single" w:sz="18" w:space="0" w:color="auto"/>
+            </w:tcBorders>
             <w:shd w:val="clear" w:color="auto" w:fill="FFFFFF" w:themeFill="background1"/>
             <w:vAlign w:val="center"/>
           </w:tcPr>
@@ -12570,25 +13026,28 @@
         <w:tc>
           <w:tcPr>
             <w:tcW w:w="190" w:type="pct"/>
-            <w:shd w:val="clear" w:color="auto" w:fill="FFFFFF" w:themeFill="background1"/>
-            <w:vAlign w:val="center"/>
-          </w:tcPr>
-          <w:p>
-            <w:pPr>
-              <w:jc w:val="center"/>
-              <w:rPr>
-                <w:rFonts w:eastAsia="Arial"/>
-                <w:sz w:val="14"/>
-                <w:szCs w:val="14"/>
-              </w:rPr>
-            </w:pPr>
-            <w:r>
-              <w:rPr>
-                <w:rFonts w:eastAsia="Arial"/>
-                <w:sz w:val="14"/>
-                <w:szCs w:val="14"/>
-              </w:rPr>
-              <w:t>N/A</w:t>
+            <w:tcBorders>
+              <w:left w:val="single" w:sz="18" w:space="0" w:color="auto"/>
+            </w:tcBorders>
+            <w:shd w:val="clear" w:color="auto" w:fill="FFFFFF" w:themeFill="background1"/>
+            <w:vAlign w:val="center"/>
+          </w:tcPr>
+          <w:p>
+            <w:pPr>
+              <w:jc w:val="center"/>
+              <w:rPr>
+                <w:rFonts w:eastAsia="Arial"/>
+                <w:sz w:val="14"/>
+                <w:szCs w:val="14"/>
+              </w:rPr>
+            </w:pPr>
+            <w:r>
+              <w:rPr>
+                <w:rFonts w:eastAsia="Arial"/>
+                <w:sz w:val="14"/>
+                <w:szCs w:val="14"/>
+              </w:rPr>
+              <w:t>0.05 ± 0.00</w:t>
             </w:r>
           </w:p>
         </w:tc>
@@ -12613,7 +13072,7 @@
                 <w:sz w:val="14"/>
                 <w:szCs w:val="14"/>
               </w:rPr>
-              <w:t>N/A</w:t>
+              <w:t>26.93 ± 0.31</w:t>
             </w:r>
           </w:p>
         </w:tc>
@@ -12638,7 +13097,7 @@
                 <w:sz w:val="14"/>
                 <w:szCs w:val="14"/>
               </w:rPr>
-              <w:t>N/A</w:t>
+              <w:t>5.58 ± 0.06</w:t>
             </w:r>
           </w:p>
         </w:tc>
@@ -12663,32 +13122,33 @@
                 <w:sz w:val="14"/>
                 <w:szCs w:val="14"/>
               </w:rPr>
-              <w:t>N/A</w:t>
-            </w:r>
-          </w:p>
-        </w:tc>
-        <w:tc>
-          <w:tcPr>
-            <w:tcW w:w="190" w:type="pct"/>
-            <w:shd w:val="clear" w:color="auto" w:fill="FFFFFF" w:themeFill="background1"/>
-            <w:vAlign w:val="center"/>
-          </w:tcPr>
-          <w:p>
-            <w:pPr>
-              <w:jc w:val="center"/>
-              <w:rPr>
-                <w:rFonts w:eastAsia="Arial"/>
-                <w:sz w:val="14"/>
-                <w:szCs w:val="14"/>
-              </w:rPr>
-            </w:pPr>
-            <w:r>
-              <w:rPr>
-                <w:rFonts w:eastAsia="Arial"/>
-                <w:sz w:val="14"/>
-                <w:szCs w:val="14"/>
-              </w:rPr>
-              <w:t>N/A</w:t>
+              <w:t>5.58 ± 0.06</w:t>
+            </w:r>
+          </w:p>
+        </w:tc>
+        <w:tc>
+          <w:tcPr>
+            <w:tcW w:w="191" w:type="pct"/>
+            <w:shd w:val="clear" w:color="auto" w:fill="FFFFFF" w:themeFill="background1"/>
+            <w:vAlign w:val="center"/>
+          </w:tcPr>
+          <w:p>
+            <w:pPr>
+              <w:jc w:val="center"/>
+              <w:rPr>
+                <w:rFonts w:eastAsia="Arial"/>
+                <w:sz w:val="14"/>
+                <w:szCs w:val="14"/>
+                <w:lang w:bidi="ar-EG"/>
+              </w:rPr>
+            </w:pPr>
+            <w:r>
+              <w:rPr>
+                <w:rFonts w:eastAsia="Arial"/>
+                <w:sz w:val="14"/>
+                <w:szCs w:val="14"/>
+              </w:rPr>
+              <w:t>26.88 ± 0.31</w:t>
             </w:r>
           </w:p>
         </w:tc>
@@ -12891,6 +13351,9 @@
         <w:tc>
           <w:tcPr>
             <w:tcW w:w="246" w:type="pct"/>
+            <w:tcBorders>
+              <w:right w:val="single" w:sz="18" w:space="0" w:color="auto"/>
+            </w:tcBorders>
             <w:shd w:val="clear" w:color="auto" w:fill="FFFFFF" w:themeFill="background1"/>
             <w:tcMar>
               <w:top w:w="60" w:type="dxa"/>
@@ -12921,30 +13384,32 @@
         <w:tc>
           <w:tcPr>
             <w:tcW w:w="227" w:type="pct"/>
-            <w:shd w:val="clear" w:color="auto" w:fill="FFFFFF" w:themeFill="background1"/>
-            <w:tcMar>
-              <w:top w:w="60" w:type="dxa"/>
-              <w:left w:w="100" w:type="dxa"/>
-              <w:bottom w:w="60" w:type="dxa"/>
-              <w:right w:w="100" w:type="dxa"/>
-            </w:tcMar>
-            <w:vAlign w:val="center"/>
-          </w:tcPr>
-          <w:p>
-            <w:pPr>
-              <w:jc w:val="center"/>
-              <w:rPr>
-                <w:sz w:val="14"/>
-                <w:szCs w:val="14"/>
-              </w:rPr>
-            </w:pPr>
-            <w:r>
-              <w:rPr>
-                <w:rFonts w:eastAsia="Arial"/>
-                <w:sz w:val="14"/>
-                <w:szCs w:val="14"/>
-              </w:rPr>
-              <w:t>N/A</w:t>
+            <w:tcBorders>
+              <w:left w:val="single" w:sz="18" w:space="0" w:color="auto"/>
+            </w:tcBorders>
+            <w:shd w:val="clear" w:color="auto" w:fill="FFFFFF" w:themeFill="background1"/>
+            <w:tcMar>
+              <w:top w:w="60" w:type="dxa"/>
+              <w:left w:w="100" w:type="dxa"/>
+              <w:bottom w:w="60" w:type="dxa"/>
+              <w:right w:w="100" w:type="dxa"/>
+            </w:tcMar>
+            <w:vAlign w:val="center"/>
+          </w:tcPr>
+          <w:p>
+            <w:pPr>
+              <w:jc w:val="center"/>
+              <w:rPr>
+                <w:sz w:val="14"/>
+                <w:szCs w:val="14"/>
+              </w:rPr>
+            </w:pPr>
+            <w:r>
+              <w:rPr>
+                <w:sz w:val="14"/>
+                <w:szCs w:val="14"/>
+              </w:rPr>
+              <w:t>0.02 ± 0.00</w:t>
             </w:r>
           </w:p>
         </w:tc>
@@ -12970,11 +13435,10 @@
             </w:pPr>
             <w:r>
               <w:rPr>
-                <w:rFonts w:eastAsia="Arial"/>
-                <w:sz w:val="14"/>
-                <w:szCs w:val="14"/>
-              </w:rPr>
-              <w:t>N/A</w:t>
+                <w:sz w:val="14"/>
+                <w:szCs w:val="14"/>
+              </w:rPr>
+              <w:t>65.51 ± 0.07</w:t>
             </w:r>
           </w:p>
         </w:tc>
@@ -13000,11 +13464,10 @@
             </w:pPr>
             <w:r>
               <w:rPr>
-                <w:rFonts w:eastAsia="Arial"/>
-                <w:sz w:val="14"/>
-                <w:szCs w:val="14"/>
-              </w:rPr>
-              <w:t>N/A</w:t>
+                <w:sz w:val="14"/>
+                <w:szCs w:val="14"/>
+              </w:rPr>
+              <w:t>2.30 ± 0.00</w:t>
             </w:r>
           </w:p>
         </w:tc>
@@ -13030,42 +13493,47 @@
             </w:pPr>
             <w:r>
               <w:rPr>
-                <w:rFonts w:eastAsia="Arial"/>
-                <w:sz w:val="14"/>
-                <w:szCs w:val="14"/>
-              </w:rPr>
-              <w:t>N/A</w:t>
+                <w:sz w:val="14"/>
+                <w:szCs w:val="14"/>
+              </w:rPr>
+              <w:t>2.30 ± 0.00</w:t>
             </w:r>
           </w:p>
         </w:tc>
         <w:tc>
           <w:tcPr>
             <w:tcW w:w="228" w:type="pct"/>
-            <w:shd w:val="clear" w:color="auto" w:fill="FFFFFF" w:themeFill="background1"/>
-            <w:vAlign w:val="center"/>
-          </w:tcPr>
-          <w:p>
-            <w:pPr>
-              <w:jc w:val="center"/>
-              <w:rPr>
-                <w:rFonts w:eastAsia="Arial"/>
-                <w:sz w:val="14"/>
-                <w:szCs w:val="14"/>
-              </w:rPr>
-            </w:pPr>
-            <w:r>
-              <w:rPr>
-                <w:rFonts w:eastAsia="Arial"/>
-                <w:sz w:val="14"/>
-                <w:szCs w:val="14"/>
-              </w:rPr>
-              <w:t>N/A</w:t>
+            <w:tcBorders>
+              <w:right w:val="single" w:sz="18" w:space="0" w:color="auto"/>
+            </w:tcBorders>
+            <w:shd w:val="clear" w:color="auto" w:fill="FFFFFF" w:themeFill="background1"/>
+            <w:vAlign w:val="center"/>
+          </w:tcPr>
+          <w:p>
+            <w:pPr>
+              <w:jc w:val="center"/>
+              <w:rPr>
+                <w:rFonts w:eastAsia="Arial"/>
+                <w:sz w:val="14"/>
+                <w:szCs w:val="14"/>
+              </w:rPr>
+            </w:pPr>
+            <w:r>
+              <w:rPr>
+                <w:rFonts w:eastAsia="Arial"/>
+                <w:sz w:val="14"/>
+                <w:szCs w:val="14"/>
+              </w:rPr>
+              <w:t>65.28 ± 0.07</w:t>
             </w:r>
           </w:p>
         </w:tc>
         <w:tc>
           <w:tcPr>
             <w:tcW w:w="220" w:type="pct"/>
+            <w:tcBorders>
+              <w:left w:val="single" w:sz="18" w:space="0" w:color="auto"/>
+            </w:tcBorders>
             <w:shd w:val="clear" w:color="auto" w:fill="FFFFFF" w:themeFill="background1"/>
             <w:vAlign w:val="center"/>
           </w:tcPr>
@@ -13166,6 +13634,9 @@
         <w:tc>
           <w:tcPr>
             <w:tcW w:w="221" w:type="pct"/>
+            <w:tcBorders>
+              <w:right w:val="single" w:sz="18" w:space="0" w:color="auto"/>
+            </w:tcBorders>
             <w:shd w:val="clear" w:color="auto" w:fill="FFFFFF" w:themeFill="background1"/>
             <w:vAlign w:val="center"/>
           </w:tcPr>
@@ -13191,25 +13662,28 @@
         <w:tc>
           <w:tcPr>
             <w:tcW w:w="190" w:type="pct"/>
-            <w:shd w:val="clear" w:color="auto" w:fill="FFFFFF" w:themeFill="background1"/>
-            <w:vAlign w:val="center"/>
-          </w:tcPr>
-          <w:p>
-            <w:pPr>
-              <w:jc w:val="center"/>
-              <w:rPr>
-                <w:rFonts w:eastAsia="Arial"/>
-                <w:sz w:val="14"/>
-                <w:szCs w:val="14"/>
-              </w:rPr>
-            </w:pPr>
-            <w:r>
-              <w:rPr>
-                <w:rFonts w:eastAsia="Arial"/>
-                <w:sz w:val="14"/>
-                <w:szCs w:val="14"/>
-              </w:rPr>
-              <w:t>N/A</w:t>
+            <w:tcBorders>
+              <w:left w:val="single" w:sz="18" w:space="0" w:color="auto"/>
+            </w:tcBorders>
+            <w:shd w:val="clear" w:color="auto" w:fill="FFFFFF" w:themeFill="background1"/>
+            <w:vAlign w:val="center"/>
+          </w:tcPr>
+          <w:p>
+            <w:pPr>
+              <w:jc w:val="center"/>
+              <w:rPr>
+                <w:rFonts w:eastAsia="Arial"/>
+                <w:sz w:val="14"/>
+                <w:szCs w:val="14"/>
+              </w:rPr>
+            </w:pPr>
+            <w:r>
+              <w:rPr>
+                <w:rFonts w:eastAsia="Arial"/>
+                <w:sz w:val="14"/>
+                <w:szCs w:val="14"/>
+              </w:rPr>
+              <w:t>0.05 ± 0.00</w:t>
             </w:r>
           </w:p>
         </w:tc>
@@ -13234,7 +13708,7 @@
                 <w:sz w:val="14"/>
                 <w:szCs w:val="14"/>
               </w:rPr>
-              <w:t>N/A</w:t>
+              <w:t>26.77 ± 0.67</w:t>
             </w:r>
           </w:p>
         </w:tc>
@@ -13259,7 +13733,7 @@
                 <w:sz w:val="14"/>
                 <w:szCs w:val="14"/>
               </w:rPr>
-              <w:t>N/A</w:t>
+              <w:t>5.62 ± 0.14</w:t>
             </w:r>
           </w:p>
         </w:tc>
@@ -13284,32 +13758,32 @@
                 <w:sz w:val="14"/>
                 <w:szCs w:val="14"/>
               </w:rPr>
-              <w:t>N/A</w:t>
-            </w:r>
-          </w:p>
-        </w:tc>
-        <w:tc>
-          <w:tcPr>
-            <w:tcW w:w="190" w:type="pct"/>
-            <w:shd w:val="clear" w:color="auto" w:fill="FFFFFF" w:themeFill="background1"/>
-            <w:vAlign w:val="center"/>
-          </w:tcPr>
-          <w:p>
-            <w:pPr>
-              <w:jc w:val="center"/>
-              <w:rPr>
-                <w:rFonts w:eastAsia="Arial"/>
-                <w:sz w:val="14"/>
-                <w:szCs w:val="14"/>
-              </w:rPr>
-            </w:pPr>
-            <w:r>
-              <w:rPr>
-                <w:rFonts w:eastAsia="Arial"/>
-                <w:sz w:val="14"/>
-                <w:szCs w:val="14"/>
-              </w:rPr>
-              <w:t>N/A</w:t>
+              <w:t>5.62 ± 0.14</w:t>
+            </w:r>
+          </w:p>
+        </w:tc>
+        <w:tc>
+          <w:tcPr>
+            <w:tcW w:w="191" w:type="pct"/>
+            <w:shd w:val="clear" w:color="auto" w:fill="FFFFFF" w:themeFill="background1"/>
+            <w:vAlign w:val="center"/>
+          </w:tcPr>
+          <w:p>
+            <w:pPr>
+              <w:jc w:val="center"/>
+              <w:rPr>
+                <w:rFonts w:eastAsia="Arial"/>
+                <w:sz w:val="14"/>
+                <w:szCs w:val="14"/>
+              </w:rPr>
+            </w:pPr>
+            <w:r>
+              <w:rPr>
+                <w:rFonts w:eastAsia="Arial"/>
+                <w:sz w:val="14"/>
+                <w:szCs w:val="14"/>
+              </w:rPr>
+              <w:t>26.73 ± 0.67</w:t>
             </w:r>
           </w:p>
         </w:tc>
@@ -13494,6 +13968,9 @@
         <w:tc>
           <w:tcPr>
             <w:tcW w:w="246" w:type="pct"/>
+            <w:tcBorders>
+              <w:right w:val="single" w:sz="18" w:space="0" w:color="auto"/>
+            </w:tcBorders>
             <w:shd w:val="clear" w:color="auto" w:fill="FFFFFF" w:themeFill="background1"/>
             <w:tcMar>
               <w:top w:w="60" w:type="dxa"/>
@@ -13524,30 +14001,32 @@
         <w:tc>
           <w:tcPr>
             <w:tcW w:w="227" w:type="pct"/>
-            <w:shd w:val="clear" w:color="auto" w:fill="FFFFFF" w:themeFill="background1"/>
-            <w:tcMar>
-              <w:top w:w="60" w:type="dxa"/>
-              <w:left w:w="100" w:type="dxa"/>
-              <w:bottom w:w="60" w:type="dxa"/>
-              <w:right w:w="100" w:type="dxa"/>
-            </w:tcMar>
-            <w:vAlign w:val="center"/>
-          </w:tcPr>
-          <w:p>
-            <w:pPr>
-              <w:jc w:val="center"/>
-              <w:rPr>
-                <w:sz w:val="14"/>
-                <w:szCs w:val="14"/>
-              </w:rPr>
-            </w:pPr>
-            <w:r>
-              <w:rPr>
-                <w:rFonts w:eastAsia="Arial"/>
-                <w:sz w:val="14"/>
-                <w:szCs w:val="14"/>
-              </w:rPr>
-              <w:t>N/A</w:t>
+            <w:tcBorders>
+              <w:left w:val="single" w:sz="18" w:space="0" w:color="auto"/>
+            </w:tcBorders>
+            <w:shd w:val="clear" w:color="auto" w:fill="FFFFFF" w:themeFill="background1"/>
+            <w:tcMar>
+              <w:top w:w="60" w:type="dxa"/>
+              <w:left w:w="100" w:type="dxa"/>
+              <w:bottom w:w="60" w:type="dxa"/>
+              <w:right w:w="100" w:type="dxa"/>
+            </w:tcMar>
+            <w:vAlign w:val="center"/>
+          </w:tcPr>
+          <w:p>
+            <w:pPr>
+              <w:jc w:val="center"/>
+              <w:rPr>
+                <w:sz w:val="14"/>
+                <w:szCs w:val="14"/>
+              </w:rPr>
+            </w:pPr>
+            <w:r>
+              <w:rPr>
+                <w:sz w:val="14"/>
+                <w:szCs w:val="14"/>
+              </w:rPr>
+              <w:t>0.02 ± 0.00</w:t>
             </w:r>
           </w:p>
         </w:tc>
@@ -13573,11 +14052,10 @@
             </w:pPr>
             <w:r>
               <w:rPr>
-                <w:rFonts w:eastAsia="Arial"/>
-                <w:sz w:val="14"/>
-                <w:szCs w:val="14"/>
-              </w:rPr>
-              <w:t>N/A</w:t>
+                <w:sz w:val="14"/>
+                <w:szCs w:val="14"/>
+              </w:rPr>
+              <w:t>65.74 ± 0.68</w:t>
             </w:r>
           </w:p>
         </w:tc>
@@ -13603,11 +14081,10 @@
             </w:pPr>
             <w:r>
               <w:rPr>
-                <w:rFonts w:eastAsia="Arial"/>
-                <w:sz w:val="14"/>
-                <w:szCs w:val="14"/>
-              </w:rPr>
-              <w:t>N/A</w:t>
+                <w:sz w:val="14"/>
+                <w:szCs w:val="14"/>
+              </w:rPr>
+              <w:t>2.29 ± 0.02</w:t>
             </w:r>
           </w:p>
         </w:tc>
@@ -13633,42 +14110,47 @@
             </w:pPr>
             <w:r>
               <w:rPr>
-                <w:rFonts w:eastAsia="Arial"/>
-                <w:sz w:val="14"/>
-                <w:szCs w:val="14"/>
-              </w:rPr>
-              <w:t>N/A</w:t>
+                <w:sz w:val="14"/>
+                <w:szCs w:val="14"/>
+              </w:rPr>
+              <w:t>2.29 ± 0.02</w:t>
             </w:r>
           </w:p>
         </w:tc>
         <w:tc>
           <w:tcPr>
             <w:tcW w:w="228" w:type="pct"/>
-            <w:shd w:val="clear" w:color="auto" w:fill="FFFFFF" w:themeFill="background1"/>
-            <w:vAlign w:val="center"/>
-          </w:tcPr>
-          <w:p>
-            <w:pPr>
-              <w:jc w:val="center"/>
-              <w:rPr>
-                <w:rFonts w:eastAsia="Arial"/>
-                <w:sz w:val="14"/>
-                <w:szCs w:val="14"/>
-              </w:rPr>
-            </w:pPr>
-            <w:r>
-              <w:rPr>
-                <w:rFonts w:eastAsia="Arial"/>
-                <w:sz w:val="14"/>
-                <w:szCs w:val="14"/>
-              </w:rPr>
-              <w:t>N/A</w:t>
+            <w:tcBorders>
+              <w:right w:val="single" w:sz="18" w:space="0" w:color="auto"/>
+            </w:tcBorders>
+            <w:shd w:val="clear" w:color="auto" w:fill="FFFFFF" w:themeFill="background1"/>
+            <w:vAlign w:val="center"/>
+          </w:tcPr>
+          <w:p>
+            <w:pPr>
+              <w:jc w:val="center"/>
+              <w:rPr>
+                <w:rFonts w:eastAsia="Arial"/>
+                <w:sz w:val="14"/>
+                <w:szCs w:val="14"/>
+              </w:rPr>
+            </w:pPr>
+            <w:r>
+              <w:rPr>
+                <w:rFonts w:eastAsia="Arial"/>
+                <w:sz w:val="14"/>
+                <w:szCs w:val="14"/>
+              </w:rPr>
+              <w:t>65.51 ± 0.67</w:t>
             </w:r>
           </w:p>
         </w:tc>
         <w:tc>
           <w:tcPr>
             <w:tcW w:w="220" w:type="pct"/>
+            <w:tcBorders>
+              <w:left w:val="single" w:sz="18" w:space="0" w:color="auto"/>
+            </w:tcBorders>
             <w:shd w:val="clear" w:color="auto" w:fill="FFFFFF" w:themeFill="background1"/>
             <w:vAlign w:val="center"/>
           </w:tcPr>
@@ -13769,6 +14251,9 @@
         <w:tc>
           <w:tcPr>
             <w:tcW w:w="221" w:type="pct"/>
+            <w:tcBorders>
+              <w:right w:val="single" w:sz="18" w:space="0" w:color="auto"/>
+            </w:tcBorders>
             <w:shd w:val="clear" w:color="auto" w:fill="FFFFFF" w:themeFill="background1"/>
             <w:vAlign w:val="center"/>
           </w:tcPr>
@@ -13794,25 +14279,28 @@
         <w:tc>
           <w:tcPr>
             <w:tcW w:w="190" w:type="pct"/>
-            <w:shd w:val="clear" w:color="auto" w:fill="FFFFFF" w:themeFill="background1"/>
-            <w:vAlign w:val="center"/>
-          </w:tcPr>
-          <w:p>
-            <w:pPr>
-              <w:jc w:val="center"/>
-              <w:rPr>
-                <w:rFonts w:eastAsia="Arial"/>
-                <w:sz w:val="14"/>
-                <w:szCs w:val="14"/>
-              </w:rPr>
-            </w:pPr>
-            <w:r>
-              <w:rPr>
-                <w:rFonts w:eastAsia="Arial"/>
-                <w:sz w:val="14"/>
-                <w:szCs w:val="14"/>
-              </w:rPr>
-              <w:t>N/A</w:t>
+            <w:tcBorders>
+              <w:left w:val="single" w:sz="18" w:space="0" w:color="auto"/>
+            </w:tcBorders>
+            <w:shd w:val="clear" w:color="auto" w:fill="FFFFFF" w:themeFill="background1"/>
+            <w:vAlign w:val="center"/>
+          </w:tcPr>
+          <w:p>
+            <w:pPr>
+              <w:jc w:val="center"/>
+              <w:rPr>
+                <w:rFonts w:eastAsia="Arial"/>
+                <w:sz w:val="14"/>
+                <w:szCs w:val="14"/>
+              </w:rPr>
+            </w:pPr>
+            <w:r>
+              <w:rPr>
+                <w:rFonts w:eastAsia="Arial"/>
+                <w:sz w:val="14"/>
+                <w:szCs w:val="14"/>
+              </w:rPr>
+              <w:t>0.05 ± 0.00</w:t>
             </w:r>
           </w:p>
         </w:tc>
@@ -13837,7 +14325,7 @@
                 <w:sz w:val="14"/>
                 <w:szCs w:val="14"/>
               </w:rPr>
-              <w:t>N/A</w:t>
+              <w:t>27.65 ± 0.30</w:t>
             </w:r>
           </w:p>
         </w:tc>
@@ -13862,7 +14350,7 @@
                 <w:sz w:val="14"/>
                 <w:szCs w:val="14"/>
               </w:rPr>
-              <w:t>N/A</w:t>
+              <w:t>5.44 ± 0.06</w:t>
             </w:r>
           </w:p>
         </w:tc>
@@ -13887,32 +14375,32 @@
                 <w:sz w:val="14"/>
                 <w:szCs w:val="14"/>
               </w:rPr>
-              <w:t>N/A</w:t>
-            </w:r>
-          </w:p>
-        </w:tc>
-        <w:tc>
-          <w:tcPr>
-            <w:tcW w:w="190" w:type="pct"/>
-            <w:shd w:val="clear" w:color="auto" w:fill="FFFFFF" w:themeFill="background1"/>
-            <w:vAlign w:val="center"/>
-          </w:tcPr>
-          <w:p>
-            <w:pPr>
-              <w:jc w:val="center"/>
-              <w:rPr>
-                <w:rFonts w:eastAsia="Arial"/>
-                <w:sz w:val="14"/>
-                <w:szCs w:val="14"/>
-              </w:rPr>
-            </w:pPr>
-            <w:r>
-              <w:rPr>
-                <w:rFonts w:eastAsia="Arial"/>
-                <w:sz w:val="14"/>
-                <w:szCs w:val="14"/>
-              </w:rPr>
-              <w:t>N/A</w:t>
+              <w:t>5.44 ± 0.06</w:t>
+            </w:r>
+          </w:p>
+        </w:tc>
+        <w:tc>
+          <w:tcPr>
+            <w:tcW w:w="191" w:type="pct"/>
+            <w:shd w:val="clear" w:color="auto" w:fill="FFFFFF" w:themeFill="background1"/>
+            <w:vAlign w:val="center"/>
+          </w:tcPr>
+          <w:p>
+            <w:pPr>
+              <w:jc w:val="center"/>
+              <w:rPr>
+                <w:rFonts w:eastAsia="Arial"/>
+                <w:sz w:val="14"/>
+                <w:szCs w:val="14"/>
+              </w:rPr>
+            </w:pPr>
+            <w:r>
+              <w:rPr>
+                <w:rFonts w:eastAsia="Arial"/>
+                <w:sz w:val="14"/>
+                <w:szCs w:val="14"/>
+              </w:rPr>
+              <w:t>27.59 ± 0.29</w:t>
             </w:r>
           </w:p>
         </w:tc>
@@ -14097,6 +14585,9 @@
         <w:tc>
           <w:tcPr>
             <w:tcW w:w="246" w:type="pct"/>
+            <w:tcBorders>
+              <w:right w:val="single" w:sz="18" w:space="0" w:color="auto"/>
+            </w:tcBorders>
             <w:shd w:val="clear" w:color="auto" w:fill="FFFFFF" w:themeFill="background1"/>
             <w:tcMar>
               <w:top w:w="60" w:type="dxa"/>
@@ -14127,30 +14618,32 @@
         <w:tc>
           <w:tcPr>
             <w:tcW w:w="227" w:type="pct"/>
-            <w:shd w:val="clear" w:color="auto" w:fill="FFFFFF" w:themeFill="background1"/>
-            <w:tcMar>
-              <w:top w:w="60" w:type="dxa"/>
-              <w:left w:w="100" w:type="dxa"/>
-              <w:bottom w:w="60" w:type="dxa"/>
-              <w:right w:w="100" w:type="dxa"/>
-            </w:tcMar>
-            <w:vAlign w:val="center"/>
-          </w:tcPr>
-          <w:p>
-            <w:pPr>
-              <w:jc w:val="center"/>
-              <w:rPr>
-                <w:sz w:val="14"/>
-                <w:szCs w:val="14"/>
-              </w:rPr>
-            </w:pPr>
-            <w:r>
-              <w:rPr>
-                <w:rFonts w:eastAsia="Arial"/>
-                <w:sz w:val="14"/>
-                <w:szCs w:val="14"/>
-              </w:rPr>
-              <w:t>N/A</w:t>
+            <w:tcBorders>
+              <w:left w:val="single" w:sz="18" w:space="0" w:color="auto"/>
+            </w:tcBorders>
+            <w:shd w:val="clear" w:color="auto" w:fill="FFFFFF" w:themeFill="background1"/>
+            <w:tcMar>
+              <w:top w:w="60" w:type="dxa"/>
+              <w:left w:w="100" w:type="dxa"/>
+              <w:bottom w:w="60" w:type="dxa"/>
+              <w:right w:w="100" w:type="dxa"/>
+            </w:tcMar>
+            <w:vAlign w:val="center"/>
+          </w:tcPr>
+          <w:p>
+            <w:pPr>
+              <w:jc w:val="center"/>
+              <w:rPr>
+                <w:sz w:val="14"/>
+                <w:szCs w:val="14"/>
+              </w:rPr>
+            </w:pPr>
+            <w:r>
+              <w:rPr>
+                <w:sz w:val="14"/>
+                <w:szCs w:val="14"/>
+              </w:rPr>
+              <w:t>0.02 ± 0.00</w:t>
             </w:r>
           </w:p>
         </w:tc>
@@ -14176,11 +14669,10 @@
             </w:pPr>
             <w:r>
               <w:rPr>
-                <w:rFonts w:eastAsia="Arial"/>
-                <w:sz w:val="14"/>
-                <w:szCs w:val="14"/>
-              </w:rPr>
-              <w:t>N/A</w:t>
+                <w:sz w:val="14"/>
+                <w:szCs w:val="14"/>
+              </w:rPr>
+              <w:t>65.80 ± 0.40</w:t>
             </w:r>
           </w:p>
         </w:tc>
@@ -14206,11 +14698,10 @@
             </w:pPr>
             <w:r>
               <w:rPr>
-                <w:rFonts w:eastAsia="Arial"/>
-                <w:sz w:val="14"/>
-                <w:szCs w:val="14"/>
-              </w:rPr>
-              <w:t>N/A</w:t>
+                <w:sz w:val="14"/>
+                <w:szCs w:val="14"/>
+              </w:rPr>
+              <w:t>2.29 ± 0.01</w:t>
             </w:r>
           </w:p>
         </w:tc>
@@ -14236,42 +14727,47 @@
             </w:pPr>
             <w:r>
               <w:rPr>
-                <w:rFonts w:eastAsia="Arial"/>
-                <w:sz w:val="14"/>
-                <w:szCs w:val="14"/>
-              </w:rPr>
-              <w:t>N/A</w:t>
+                <w:sz w:val="14"/>
+                <w:szCs w:val="14"/>
+              </w:rPr>
+              <w:t>2.29 ± 0.01</w:t>
             </w:r>
           </w:p>
         </w:tc>
         <w:tc>
           <w:tcPr>
             <w:tcW w:w="228" w:type="pct"/>
-            <w:shd w:val="clear" w:color="auto" w:fill="FFFFFF" w:themeFill="background1"/>
-            <w:vAlign w:val="center"/>
-          </w:tcPr>
-          <w:p>
-            <w:pPr>
-              <w:jc w:val="center"/>
-              <w:rPr>
-                <w:rFonts w:eastAsia="Arial"/>
-                <w:sz w:val="14"/>
-                <w:szCs w:val="14"/>
-              </w:rPr>
-            </w:pPr>
-            <w:r>
-              <w:rPr>
-                <w:rFonts w:eastAsia="Arial"/>
-                <w:sz w:val="14"/>
-                <w:szCs w:val="14"/>
-              </w:rPr>
-              <w:t>N/A</w:t>
+            <w:tcBorders>
+              <w:right w:val="single" w:sz="18" w:space="0" w:color="auto"/>
+            </w:tcBorders>
+            <w:shd w:val="clear" w:color="auto" w:fill="FFFFFF" w:themeFill="background1"/>
+            <w:vAlign w:val="center"/>
+          </w:tcPr>
+          <w:p>
+            <w:pPr>
+              <w:jc w:val="center"/>
+              <w:rPr>
+                <w:rFonts w:eastAsia="Arial"/>
+                <w:sz w:val="14"/>
+                <w:szCs w:val="14"/>
+              </w:rPr>
+            </w:pPr>
+            <w:r>
+              <w:rPr>
+                <w:rFonts w:eastAsia="Arial"/>
+                <w:sz w:val="14"/>
+                <w:szCs w:val="14"/>
+              </w:rPr>
+              <w:t>65.58 ± 0.40</w:t>
             </w:r>
           </w:p>
         </w:tc>
         <w:tc>
           <w:tcPr>
             <w:tcW w:w="220" w:type="pct"/>
+            <w:tcBorders>
+              <w:left w:val="single" w:sz="18" w:space="0" w:color="auto"/>
+            </w:tcBorders>
             <w:shd w:val="clear" w:color="auto" w:fill="FFFFFF" w:themeFill="background1"/>
             <w:vAlign w:val="center"/>
           </w:tcPr>
@@ -14372,6 +14868,9 @@
         <w:tc>
           <w:tcPr>
             <w:tcW w:w="221" w:type="pct"/>
+            <w:tcBorders>
+              <w:right w:val="single" w:sz="18" w:space="0" w:color="auto"/>
+            </w:tcBorders>
             <w:shd w:val="clear" w:color="auto" w:fill="FFFFFF" w:themeFill="background1"/>
             <w:vAlign w:val="center"/>
           </w:tcPr>
@@ -14397,25 +14896,28 @@
         <w:tc>
           <w:tcPr>
             <w:tcW w:w="190" w:type="pct"/>
-            <w:shd w:val="clear" w:color="auto" w:fill="FFFFFF" w:themeFill="background1"/>
-            <w:vAlign w:val="center"/>
-          </w:tcPr>
-          <w:p>
-            <w:pPr>
-              <w:jc w:val="center"/>
-              <w:rPr>
-                <w:rFonts w:eastAsia="Arial"/>
-                <w:sz w:val="14"/>
-                <w:szCs w:val="14"/>
-              </w:rPr>
-            </w:pPr>
-            <w:r>
-              <w:rPr>
-                <w:rFonts w:eastAsia="Arial"/>
-                <w:sz w:val="14"/>
-                <w:szCs w:val="14"/>
-              </w:rPr>
-              <w:t>N/A</w:t>
+            <w:tcBorders>
+              <w:left w:val="single" w:sz="18" w:space="0" w:color="auto"/>
+            </w:tcBorders>
+            <w:shd w:val="clear" w:color="auto" w:fill="FFFFFF" w:themeFill="background1"/>
+            <w:vAlign w:val="center"/>
+          </w:tcPr>
+          <w:p>
+            <w:pPr>
+              <w:jc w:val="center"/>
+              <w:rPr>
+                <w:rFonts w:eastAsia="Arial"/>
+                <w:sz w:val="14"/>
+                <w:szCs w:val="14"/>
+              </w:rPr>
+            </w:pPr>
+            <w:r>
+              <w:rPr>
+                <w:rFonts w:eastAsia="Arial"/>
+                <w:sz w:val="14"/>
+                <w:szCs w:val="14"/>
+              </w:rPr>
+              <w:t>0.05 ± 0.00</w:t>
             </w:r>
           </w:p>
         </w:tc>
@@ -14440,7 +14942,7 @@
                 <w:sz w:val="14"/>
                 <w:szCs w:val="14"/>
               </w:rPr>
-              <w:t>N/A</w:t>
+              <w:t>29.00 ± 0.58</w:t>
             </w:r>
           </w:p>
         </w:tc>
@@ -14465,7 +14967,7 @@
                 <w:sz w:val="14"/>
                 <w:szCs w:val="14"/>
               </w:rPr>
-              <w:t>N/A</w:t>
+              <w:t>5.19 ± 0.11</w:t>
             </w:r>
           </w:p>
         </w:tc>
@@ -14490,32 +14992,32 @@
                 <w:sz w:val="14"/>
                 <w:szCs w:val="14"/>
               </w:rPr>
-              <w:t>N/A</w:t>
-            </w:r>
-          </w:p>
-        </w:tc>
-        <w:tc>
-          <w:tcPr>
-            <w:tcW w:w="190" w:type="pct"/>
-            <w:shd w:val="clear" w:color="auto" w:fill="FFFFFF" w:themeFill="background1"/>
-            <w:vAlign w:val="center"/>
-          </w:tcPr>
-          <w:p>
-            <w:pPr>
-              <w:jc w:val="center"/>
-              <w:rPr>
-                <w:rFonts w:eastAsia="Arial"/>
-                <w:sz w:val="14"/>
-                <w:szCs w:val="14"/>
-              </w:rPr>
-            </w:pPr>
-            <w:r>
-              <w:rPr>
-                <w:rFonts w:eastAsia="Arial"/>
-                <w:sz w:val="14"/>
-                <w:szCs w:val="14"/>
-              </w:rPr>
-              <w:t>N/A</w:t>
+              <w:t>5.19 ± 0.11</w:t>
+            </w:r>
+          </w:p>
+        </w:tc>
+        <w:tc>
+          <w:tcPr>
+            <w:tcW w:w="191" w:type="pct"/>
+            <w:shd w:val="clear" w:color="auto" w:fill="FFFFFF" w:themeFill="background1"/>
+            <w:vAlign w:val="center"/>
+          </w:tcPr>
+          <w:p>
+            <w:pPr>
+              <w:jc w:val="center"/>
+              <w:rPr>
+                <w:rFonts w:eastAsia="Arial"/>
+                <w:sz w:val="14"/>
+                <w:szCs w:val="14"/>
+              </w:rPr>
+            </w:pPr>
+            <w:r>
+              <w:rPr>
+                <w:rFonts w:eastAsia="Arial"/>
+                <w:sz w:val="14"/>
+                <w:szCs w:val="14"/>
+              </w:rPr>
+              <w:t>28.93 ± 0.58</w:t>
             </w:r>
           </w:p>
         </w:tc>
@@ -14537,7 +15039,7 @@
 </file>
 
 <file path=word/numbering.xml><?xml version="1.0" encoding="utf-8"?>
-<w:numbering xmlns:wpc="http://schemas.microsoft.com/office/word/2010/wordprocessingCanvas" xmlns:cx="http://schemas.microsoft.com/office/drawing/2014/chartex" xmlns:cx1="http://schemas.microsoft.com/office/drawing/2015/9/8/chartex" xmlns:cx2="http://schemas.microsoft.com/office/drawing/2015/10/21/chartex" xmlns:cx3="http://schemas.microsoft.com/office/drawing/2016/5/9/chartex" xmlns:cx4="http://schemas.microsoft.com/office/drawing/2016/5/10/chartex" xmlns:cx5="http://schemas.microsoft.com/office/drawing/2016/5/11/chartex" xmlns:cx6="http://schemas.microsoft.com/office/drawing/2016/5/12/chartex" xmlns:cx7="http://schemas.microsoft.com/office/drawing/2016/5/13/chartex" xmlns:cx8="http://schemas.microsoft.com/office/drawing/2016/5/14/chartex" xmlns:mc="http://schemas.openxmlformats.org/markup-compatibility/2006" xmlns:aink="http://schemas.microsoft.com/office/drawing/2016/ink" xmlns:am3d="http://schemas.microsoft.com/office/drawing/2017/model3d" xmlns:o="urn:schemas-microsoft-com:office:office" xmlns:r="http://schemas.openxmlformats.org/officeDocument/2006/relationships" xmlns:m="http://schemas.openxmlformats.org/officeDocument/2006/math" xmlns:v="urn:schemas-microsoft-com:vml" xmlns:wp14="http://schemas.microsoft.com/office/word/2010/wordprocessingDrawing" xmlns:wp="http://schemas.openxmlformats.org/drawingml/2006/wordprocessingDrawing" xmlns:w10="urn:schemas-microsoft-com:office:word" xmlns:w="http://schemas.openxmlformats.org/wordprocessingml/2006/main" xmlns:w14="http://schemas.microsoft.com/office/word/2010/wordml" xmlns:w15="http://schemas.microsoft.com/office/word/2012/wordml" xmlns:w16cex="http://schemas.microsoft.com/office/word/2018/wordml/cex" xmlns:w16cid="http://schemas.microsoft.com/office/word/2016/wordml/cid" xmlns:w16="http://schemas.microsoft.com/office/word/2018/wordml" xmlns:w16sdtdh="http://schemas.microsoft.com/office/word/2020/wordml/sdtdatahash" xmlns:w16se="http://schemas.microsoft.com/office/word/2015/wordml/symex" xmlns:wpg="http://schemas.microsoft.com/office/word/2010/wordprocessingGroup" xmlns:wpi="http://schemas.microsoft.com/office/word/2010/wordprocessingInk" xmlns:wne="http://schemas.microsoft.com/office/word/2006/wordml" xmlns:wps="http://schemas.microsoft.com/office/word/2010/wordprocessingShape" mc:Ignorable="w14 w15 w16se w16cid w16 w16cex w16sdtdh wp14">
+<w:numbering xmlns:wpc="http://schemas.microsoft.com/office/word/2010/wordprocessingCanvas" xmlns:cx="http://schemas.microsoft.com/office/drawing/2014/chartex" xmlns:cx1="http://schemas.microsoft.com/office/drawing/2015/9/8/chartex" xmlns:cx2="http://schemas.microsoft.com/office/drawing/2015/10/21/chartex" xmlns:cx3="http://schemas.microsoft.com/office/drawing/2016/5/9/chartex" xmlns:cx4="http://schemas.microsoft.com/office/drawing/2016/5/10/chartex" xmlns:cx5="http://schemas.microsoft.com/office/drawing/2016/5/11/chartex" xmlns:cx6="http://schemas.microsoft.com/office/drawing/2016/5/12/chartex" xmlns:cx7="http://schemas.microsoft.com/office/drawing/2016/5/13/chartex" xmlns:cx8="http://schemas.microsoft.com/office/drawing/2016/5/14/chartex" xmlns:mc="http://schemas.openxmlformats.org/markup-compatibility/2006" xmlns:aink="http://schemas.microsoft.com/office/drawing/2016/ink" xmlns:am3d="http://schemas.microsoft.com/office/drawing/2017/model3d" xmlns:o="urn:schemas-microsoft-com:office:office" xmlns:oel="http://schemas.microsoft.com/office/2019/extlst" xmlns:r="http://schemas.openxmlformats.org/officeDocument/2006/relationships" xmlns:m="http://schemas.openxmlformats.org/officeDocument/2006/math" xmlns:v="urn:schemas-microsoft-com:vml" xmlns:wp14="http://schemas.microsoft.com/office/word/2010/wordprocessingDrawing" xmlns:wp="http://schemas.openxmlformats.org/drawingml/2006/wordprocessingDrawing" xmlns:w10="urn:schemas-microsoft-com:office:word" xmlns:w="http://schemas.openxmlformats.org/wordprocessingml/2006/main" xmlns:w14="http://schemas.microsoft.com/office/word/2010/wordml" xmlns:w15="http://schemas.microsoft.com/office/word/2012/wordml" xmlns:w16cex="http://schemas.microsoft.com/office/word/2018/wordml/cex" xmlns:w16cid="http://schemas.microsoft.com/office/word/2016/wordml/cid" xmlns:w16="http://schemas.microsoft.com/office/word/2018/wordml" xmlns:w16du="http://schemas.microsoft.com/office/word/2023/wordml/word16du" xmlns:w16sdtdh="http://schemas.microsoft.com/office/word/2020/wordml/sdtdatahash" xmlns:w16sdtfl="http://schemas.microsoft.com/office/word/2024/wordml/sdtformatlock" xmlns:w16se="http://schemas.microsoft.com/office/word/2015/wordml/symex" xmlns:wpg="http://schemas.microsoft.com/office/word/2010/wordprocessingGroup" xmlns:wpi="http://schemas.microsoft.com/office/word/2010/wordprocessingInk" xmlns:wne="http://schemas.microsoft.com/office/word/2006/wordml" xmlns:wps="http://schemas.microsoft.com/office/word/2010/wordprocessingShape" mc:Ignorable="w14 w15 w16se w16cid w16 w16cex w16sdtdh w16sdtfl w16du wp14">
   <w:abstractNum w:abstractNumId="0" w15:restartNumberingAfterBreak="0">
     <w:nsid w:val="25C775F2"/>
     <w:multiLevelType w:val="hybridMultilevel"/>
@@ -14624,7 +15126,7 @@
       </w:pPr>
     </w:lvl>
   </w:abstractNum>
-  <w:num w:numId="1">
+  <w:num w:numId="1" w16cid:durableId="1487281586">
     <w:abstractNumId w:val="0"/>
     <w:lvlOverride w:ilvl="0">
       <w:startOverride w:val="1"/>
@@ -14634,7 +15136,7 @@
 </file>
 
 <file path=word/styles.xml><?xml version="1.0" encoding="utf-8"?>
-<w:styles xmlns:mc="http://schemas.openxmlformats.org/markup-compatibility/2006" xmlns:r="http://schemas.openxmlformats.org/officeDocument/2006/relationships" xmlns:w="http://schemas.openxmlformats.org/wordprocessingml/2006/main" xmlns:w14="http://schemas.microsoft.com/office/word/2010/wordml" xmlns:w15="http://schemas.microsoft.com/office/word/2012/wordml" xmlns:w16cex="http://schemas.microsoft.com/office/word/2018/wordml/cex" xmlns:w16cid="http://schemas.microsoft.com/office/word/2016/wordml/cid" xmlns:w16="http://schemas.microsoft.com/office/word/2018/wordml" xmlns:w16sdtdh="http://schemas.microsoft.com/office/word/2020/wordml/sdtdatahash" xmlns:w16se="http://schemas.microsoft.com/office/word/2015/wordml/symex" mc:Ignorable="w14 w15 w16se w16cid w16 w16cex w16sdtdh">
+<w:styles xmlns:mc="http://schemas.openxmlformats.org/markup-compatibility/2006" xmlns:r="http://schemas.openxmlformats.org/officeDocument/2006/relationships" xmlns:w="http://schemas.openxmlformats.org/wordprocessingml/2006/main" xmlns:w14="http://schemas.microsoft.com/office/word/2010/wordml" xmlns:w15="http://schemas.microsoft.com/office/word/2012/wordml" xmlns:w16cex="http://schemas.microsoft.com/office/word/2018/wordml/cex" xmlns:w16cid="http://schemas.microsoft.com/office/word/2016/wordml/cid" xmlns:w16="http://schemas.microsoft.com/office/word/2018/wordml" xmlns:w16du="http://schemas.microsoft.com/office/word/2023/wordml/word16du" xmlns:w16sdtdh="http://schemas.microsoft.com/office/word/2020/wordml/sdtdatahash" xmlns:w16sdtfl="http://schemas.microsoft.com/office/word/2024/wordml/sdtformatlock" xmlns:w16se="http://schemas.microsoft.com/office/word/2015/wordml/symex" mc:Ignorable="w14 w15 w16se w16cid w16 w16cex w16sdtdh w16sdtfl w16du">
   <w:docDefaults>
     <w:rPrDefault>
       <w:rPr>
